--- a/Lab_6/ПМД_КН-2327Б_Багрій-Белз_ЛР-6.docx
+++ b/Lab_6/ПМД_КН-2327Б_Багрій-Белз_ЛР-6.docx
@@ -557,12 +557,6 @@
         <w:spacing w:line="190" w:lineRule="exact" w:after="0"/>
         <w:jc w:val="left"/>
       </w:pPr>
-    </w:p>
-    <w:p>
-      <w:pPr>
-        <w:spacing w:line="190" w:lineRule="exact" w:after="0"/>
-        <w:jc w:val="left"/>
-      </w:pPr>
       <w:r>
         <w:rPr>
           <w:rFonts w:ascii="Cascadia Mono" w:hAnsi="Cascadia Mono" w:cs="Cascadia Mono"/>
@@ -1719,19 +1713,13 @@
         <w:spacing w:line="190" w:lineRule="exact" w:after="0"/>
         <w:jc w:val="left"/>
       </w:pPr>
-    </w:p>
-    <w:p>
-      <w:pPr>
-        <w:spacing w:line="190" w:lineRule="exact" w:after="0"/>
-        <w:jc w:val="left"/>
-      </w:pPr>
       <w:r>
         <w:rPr>
           <w:rFonts w:ascii="Cascadia Mono" w:hAnsi="Cascadia Mono" w:cs="Cascadia Mono"/>
           <w:b w:val="0"/>
           <w:sz w:val="19"/>
         </w:rPr>
-        <w:t>// === lib/screens/lab6_screen.dart ===</w:t>
+        <w:t>// === lib/screens/lab6_screen.dart (фрагмент) ===</w:t>
       </w:r>
     </w:p>
     <w:p>
@@ -1745,7 +1733,7 @@
           <w:b w:val="0"/>
           <w:sz w:val="19"/>
         </w:rPr>
-        <w:t>import 'dart:math';</w:t>
+        <w:t>class _Lab6ScreenState extends State&lt;Lab6Screen&gt; {</w:t>
       </w:r>
     </w:p>
     <w:p>
@@ -1759,7 +1747,7 @@
           <w:b w:val="0"/>
           <w:sz w:val="19"/>
         </w:rPr>
-        <w:t>import 'package:flutter/material.dart';</w:t>
+        <w:t xml:space="preserve">  // Основне джерело даних екрана: List&lt;TaskModel&gt; (п. 4 ТЗ)</w:t>
       </w:r>
     </w:p>
     <w:p>
@@ -1773,8 +1761,14 @@
           <w:b w:val="0"/>
           <w:sz w:val="19"/>
         </w:rPr>
-        <w:t>import '../models/task_model.dart';</w:t>
+        <w:t xml:space="preserve">  late List&lt;TaskModel&gt; _tasks;</w:t>
       </w:r>
+    </w:p>
+    <w:p>
+      <w:pPr>
+        <w:spacing w:line="190" w:lineRule="exact" w:after="0"/>
+        <w:jc w:val="left"/>
+      </w:pPr>
     </w:p>
     <w:p>
       <w:pPr>
@@ -1787,7 +1781,7 @@
           <w:b w:val="0"/>
           <w:sz w:val="19"/>
         </w:rPr>
-        <w:t>import '../widgets/stats_summary_card.dart';</w:t>
+        <w:t xml:space="preserve">  // Поточний фільтр для зручності перегляду</w:t>
       </w:r>
     </w:p>
     <w:p>
@@ -1801,131 +1795,7 @@
           <w:b w:val="0"/>
           <w:sz w:val="19"/>
         </w:rPr>
-        <w:t>import '../widgets/task_list_item.dart';</w:t>
-      </w:r>
-    </w:p>
-    <w:p>
-      <w:pPr>
-        <w:spacing w:line="190" w:lineRule="exact" w:after="0"/>
-        <w:jc w:val="left"/>
-      </w:pPr>
-    </w:p>
-    <w:p>
-      <w:pPr>
-        <w:spacing w:line="190" w:lineRule="exact" w:after="0"/>
-        <w:jc w:val="left"/>
-      </w:pPr>
-      <w:r>
-        <w:rPr>
-          <w:rFonts w:ascii="Cascadia Mono" w:hAnsi="Cascadia Mono" w:cs="Cascadia Mono"/>
-          <w:b w:val="0"/>
-          <w:sz w:val="19"/>
-        </w:rPr>
-        <w:t>enum TaskFilter {</w:t>
-      </w:r>
-    </w:p>
-    <w:p>
-      <w:pPr>
-        <w:spacing w:line="190" w:lineRule="exact" w:after="0"/>
-        <w:jc w:val="left"/>
-      </w:pPr>
-      <w:r>
-        <w:rPr>
-          <w:rFonts w:ascii="Cascadia Mono" w:hAnsi="Cascadia Mono" w:cs="Cascadia Mono"/>
-          <w:b w:val="0"/>
-          <w:sz w:val="19"/>
-        </w:rPr>
-        <w:t xml:space="preserve">  all,</w:t>
-      </w:r>
-    </w:p>
-    <w:p>
-      <w:pPr>
-        <w:spacing w:line="190" w:lineRule="exact" w:after="0"/>
-        <w:jc w:val="left"/>
-      </w:pPr>
-      <w:r>
-        <w:rPr>
-          <w:rFonts w:ascii="Cascadia Mono" w:hAnsi="Cascadia Mono" w:cs="Cascadia Mono"/>
-          <w:b w:val="0"/>
-          <w:sz w:val="19"/>
-        </w:rPr>
-        <w:t xml:space="preserve">  active,</w:t>
-      </w:r>
-    </w:p>
-    <w:p>
-      <w:pPr>
-        <w:spacing w:line="190" w:lineRule="exact" w:after="0"/>
-        <w:jc w:val="left"/>
-      </w:pPr>
-      <w:r>
-        <w:rPr>
-          <w:rFonts w:ascii="Cascadia Mono" w:hAnsi="Cascadia Mono" w:cs="Cascadia Mono"/>
-          <w:b w:val="0"/>
-          <w:sz w:val="19"/>
-        </w:rPr>
-        <w:t xml:space="preserve">  done,</w:t>
-      </w:r>
-    </w:p>
-    <w:p>
-      <w:pPr>
-        <w:spacing w:line="190" w:lineRule="exact" w:after="0"/>
-        <w:jc w:val="left"/>
-      </w:pPr>
-      <w:r>
-        <w:rPr>
-          <w:rFonts w:ascii="Cascadia Mono" w:hAnsi="Cascadia Mono" w:cs="Cascadia Mono"/>
-          <w:b w:val="0"/>
-          <w:sz w:val="19"/>
-        </w:rPr>
-        <w:t xml:space="preserve">  favorites,</w:t>
-      </w:r>
-    </w:p>
-    <w:p>
-      <w:pPr>
-        <w:spacing w:line="190" w:lineRule="exact" w:after="0"/>
-        <w:jc w:val="left"/>
-      </w:pPr>
-      <w:r>
-        <w:rPr>
-          <w:rFonts w:ascii="Cascadia Mono" w:hAnsi="Cascadia Mono" w:cs="Cascadia Mono"/>
-          <w:b w:val="0"/>
-          <w:sz w:val="19"/>
-        </w:rPr>
-        <w:t>}</w:t>
-      </w:r>
-    </w:p>
-    <w:p>
-      <w:pPr>
-        <w:spacing w:line="190" w:lineRule="exact" w:after="0"/>
-        <w:jc w:val="left"/>
-      </w:pPr>
-    </w:p>
-    <w:p>
-      <w:pPr>
-        <w:spacing w:line="190" w:lineRule="exact" w:after="0"/>
-        <w:jc w:val="left"/>
-      </w:pPr>
-      <w:r>
-        <w:rPr>
-          <w:rFonts w:ascii="Cascadia Mono" w:hAnsi="Cascadia Mono" w:cs="Cascadia Mono"/>
-          <w:b w:val="0"/>
-          <w:sz w:val="19"/>
-        </w:rPr>
-        <w:t>class Lab6Screen extends StatefulWidget {</w:t>
-      </w:r>
-    </w:p>
-    <w:p>
-      <w:pPr>
-        <w:spacing w:line="190" w:lineRule="exact" w:after="0"/>
-        <w:jc w:val="left"/>
-      </w:pPr>
-      <w:r>
-        <w:rPr>
-          <w:rFonts w:ascii="Cascadia Mono" w:hAnsi="Cascadia Mono" w:cs="Cascadia Mono"/>
-          <w:b w:val="0"/>
-          <w:sz w:val="19"/>
-        </w:rPr>
-        <w:t xml:space="preserve">  const Lab6Screen({super.key});</w:t>
+        <w:t xml:space="preserve">  TaskFilter _currentFilter = TaskFilter.all;</w:t>
       </w:r>
     </w:p>
     <w:p>
@@ -1959,7 +1829,7 @@
           <w:b w:val="0"/>
           <w:sz w:val="19"/>
         </w:rPr>
-        <w:t xml:space="preserve">  State&lt;Lab6Screen&gt; createState() =&gt; _Lab6ScreenState();</w:t>
+        <w:t xml:space="preserve">  void initState() {</w:t>
       </w:r>
     </w:p>
     <w:p>
@@ -1973,14 +1843,8 @@
           <w:b w:val="0"/>
           <w:sz w:val="19"/>
         </w:rPr>
-        <w:t>}</w:t>
+        <w:t xml:space="preserve">    super.initState();</w:t>
       </w:r>
-    </w:p>
-    <w:p>
-      <w:pPr>
-        <w:spacing w:line="190" w:lineRule="exact" w:after="0"/>
-        <w:jc w:val="left"/>
-      </w:pPr>
     </w:p>
     <w:p>
       <w:pPr>
@@ -1993,7 +1857,7 @@
           <w:b w:val="0"/>
           <w:sz w:val="19"/>
         </w:rPr>
-        <w:t>class _Lab6ScreenState extends State&lt;Lab6Screen&gt; {</w:t>
+        <w:t xml:space="preserve">    // Ініціалізація мінімум 5 елементів</w:t>
       </w:r>
     </w:p>
     <w:p>
@@ -2007,7 +1871,7 @@
           <w:b w:val="0"/>
           <w:sz w:val="19"/>
         </w:rPr>
-        <w:t xml:space="preserve">  // Основне джерело даних екрана: List&lt;TaskModel&gt; (п. 4 ТЗ)</w:t>
+        <w:t xml:space="preserve">    _tasks = getInitialTasks();</w:t>
       </w:r>
     </w:p>
     <w:p>
@@ -2021,7 +1885,7 @@
           <w:b w:val="0"/>
           <w:sz w:val="19"/>
         </w:rPr>
-        <w:t xml:space="preserve">  late List&lt;TaskModel&gt; _tasks;</w:t>
+        <w:t xml:space="preserve">  }</w:t>
       </w:r>
     </w:p>
     <w:p>
@@ -2041,7 +1905,7 @@
           <w:b w:val="0"/>
           <w:sz w:val="19"/>
         </w:rPr>
-        <w:t xml:space="preserve">  // Поточний фільтр для зручності перегляду</w:t>
+        <w:t xml:space="preserve">  // Обчислення статистики у вигляді Map&lt;String, int&gt; (п. 8 ТЗ)</w:t>
       </w:r>
     </w:p>
     <w:p>
@@ -2055,7 +1919,7 @@
           <w:b w:val="0"/>
           <w:sz w:val="19"/>
         </w:rPr>
-        <w:t xml:space="preserve">  TaskFilter _currentFilter = TaskFilter.all;</w:t>
+        <w:t xml:space="preserve">  Map&lt;String, int&gt; get _statistics =&gt; {</w:t>
       </w:r>
     </w:p>
     <w:p>
@@ -2063,6 +1927,592 @@
         <w:spacing w:line="190" w:lineRule="exact" w:after="0"/>
         <w:jc w:val="left"/>
       </w:pPr>
+      <w:r>
+        <w:rPr>
+          <w:rFonts w:ascii="Cascadia Mono" w:hAnsi="Cascadia Mono" w:cs="Cascadia Mono"/>
+          <w:b w:val="0"/>
+          <w:sz w:val="19"/>
+        </w:rPr>
+        <w:t xml:space="preserve">    'total': _tasks.length,</w:t>
+      </w:r>
+    </w:p>
+    <w:p>
+      <w:pPr>
+        <w:spacing w:line="190" w:lineRule="exact" w:after="0"/>
+        <w:jc w:val="left"/>
+      </w:pPr>
+      <w:r>
+        <w:rPr>
+          <w:rFonts w:ascii="Cascadia Mono" w:hAnsi="Cascadia Mono" w:cs="Cascadia Mono"/>
+          <w:b w:val="0"/>
+          <w:sz w:val="19"/>
+        </w:rPr>
+        <w:t xml:space="preserve">    'favorites': _tasks.where((t) =&gt; t.isFavorite).length,</w:t>
+      </w:r>
+    </w:p>
+    <w:p>
+      <w:pPr>
+        <w:spacing w:line="190" w:lineRule="exact" w:after="0"/>
+        <w:jc w:val="left"/>
+      </w:pPr>
+      <w:r>
+        <w:rPr>
+          <w:rFonts w:ascii="Cascadia Mono" w:hAnsi="Cascadia Mono" w:cs="Cascadia Mono"/>
+          <w:b w:val="0"/>
+          <w:sz w:val="19"/>
+        </w:rPr>
+        <w:t xml:space="preserve">    'done': _tasks.where((t) =&gt; t.status == TaskStatus.done).length,</w:t>
+      </w:r>
+    </w:p>
+    <w:p>
+      <w:pPr>
+        <w:spacing w:line="190" w:lineRule="exact" w:after="0"/>
+        <w:jc w:val="left"/>
+      </w:pPr>
+      <w:r>
+        <w:rPr>
+          <w:rFonts w:ascii="Cascadia Mono" w:hAnsi="Cascadia Mono" w:cs="Cascadia Mono"/>
+          <w:b w:val="0"/>
+          <w:sz w:val="19"/>
+        </w:rPr>
+        <w:t xml:space="preserve">    'active': _tasks.where((t) =&gt; t.status == TaskStatus.active).length,</w:t>
+      </w:r>
+    </w:p>
+    <w:p>
+      <w:pPr>
+        <w:spacing w:line="190" w:lineRule="exact" w:after="0"/>
+        <w:jc w:val="left"/>
+      </w:pPr>
+      <w:r>
+        <w:rPr>
+          <w:rFonts w:ascii="Cascadia Mono" w:hAnsi="Cascadia Mono" w:cs="Cascadia Mono"/>
+          <w:b w:val="0"/>
+          <w:sz w:val="19"/>
+        </w:rPr>
+        <w:t xml:space="preserve">  };</w:t>
+      </w:r>
+    </w:p>
+    <w:p>
+      <w:pPr>
+        <w:spacing w:line="190" w:lineRule="exact" w:after="0"/>
+        <w:jc w:val="left"/>
+      </w:pPr>
+    </w:p>
+    <w:p>
+      <w:pPr>
+        <w:spacing w:line="190" w:lineRule="exact" w:after="0"/>
+        <w:jc w:val="left"/>
+      </w:pPr>
+      <w:r>
+        <w:rPr>
+          <w:rFonts w:ascii="Cascadia Mono" w:hAnsi="Cascadia Mono" w:cs="Cascadia Mono"/>
+          <w:b w:val="0"/>
+          <w:sz w:val="19"/>
+        </w:rPr>
+        <w:t xml:space="preserve">  // Фільтрований список завдань</w:t>
+      </w:r>
+    </w:p>
+    <w:p>
+      <w:pPr>
+        <w:spacing w:line="190" w:lineRule="exact" w:after="0"/>
+        <w:jc w:val="left"/>
+      </w:pPr>
+      <w:r>
+        <w:rPr>
+          <w:rFonts w:ascii="Cascadia Mono" w:hAnsi="Cascadia Mono" w:cs="Cascadia Mono"/>
+          <w:b w:val="0"/>
+          <w:sz w:val="19"/>
+        </w:rPr>
+        <w:t xml:space="preserve">  List&lt;TaskModel&gt; get _filteredTasks {</w:t>
+      </w:r>
+    </w:p>
+    <w:p>
+      <w:pPr>
+        <w:spacing w:line="190" w:lineRule="exact" w:after="0"/>
+        <w:jc w:val="left"/>
+      </w:pPr>
+      <w:r>
+        <w:rPr>
+          <w:rFonts w:ascii="Cascadia Mono" w:hAnsi="Cascadia Mono" w:cs="Cascadia Mono"/>
+          <w:b w:val="0"/>
+          <w:sz w:val="19"/>
+        </w:rPr>
+        <w:t xml:space="preserve">    switch (_currentFilter) {</w:t>
+      </w:r>
+    </w:p>
+    <w:p>
+      <w:pPr>
+        <w:spacing w:line="190" w:lineRule="exact" w:after="0"/>
+        <w:jc w:val="left"/>
+      </w:pPr>
+      <w:r>
+        <w:rPr>
+          <w:rFonts w:ascii="Cascadia Mono" w:hAnsi="Cascadia Mono" w:cs="Cascadia Mono"/>
+          <w:b w:val="0"/>
+          <w:sz w:val="19"/>
+        </w:rPr>
+        <w:t xml:space="preserve">      case TaskFilter.active:</w:t>
+      </w:r>
+    </w:p>
+    <w:p>
+      <w:pPr>
+        <w:spacing w:line="190" w:lineRule="exact" w:after="0"/>
+        <w:jc w:val="left"/>
+      </w:pPr>
+      <w:r>
+        <w:rPr>
+          <w:rFonts w:ascii="Cascadia Mono" w:hAnsi="Cascadia Mono" w:cs="Cascadia Mono"/>
+          <w:b w:val="0"/>
+          <w:sz w:val="19"/>
+        </w:rPr>
+        <w:t xml:space="preserve">        return _tasks.where((t) =&gt; t.status == TaskStatus.active).toList();</w:t>
+      </w:r>
+    </w:p>
+    <w:p>
+      <w:pPr>
+        <w:spacing w:line="190" w:lineRule="exact" w:after="0"/>
+        <w:jc w:val="left"/>
+      </w:pPr>
+      <w:r>
+        <w:rPr>
+          <w:rFonts w:ascii="Cascadia Mono" w:hAnsi="Cascadia Mono" w:cs="Cascadia Mono"/>
+          <w:b w:val="0"/>
+          <w:sz w:val="19"/>
+        </w:rPr>
+        <w:t xml:space="preserve">      case TaskFilter.done:</w:t>
+      </w:r>
+    </w:p>
+    <w:p>
+      <w:pPr>
+        <w:spacing w:line="190" w:lineRule="exact" w:after="0"/>
+        <w:jc w:val="left"/>
+      </w:pPr>
+      <w:r>
+        <w:rPr>
+          <w:rFonts w:ascii="Cascadia Mono" w:hAnsi="Cascadia Mono" w:cs="Cascadia Mono"/>
+          <w:b w:val="0"/>
+          <w:sz w:val="19"/>
+        </w:rPr>
+        <w:t xml:space="preserve">        return _tasks.where((t) =&gt; t.status == TaskStatus.done).toList();</w:t>
+      </w:r>
+    </w:p>
+    <w:p>
+      <w:pPr>
+        <w:spacing w:line="190" w:lineRule="exact" w:after="0"/>
+        <w:jc w:val="left"/>
+      </w:pPr>
+      <w:r>
+        <w:rPr>
+          <w:rFonts w:ascii="Cascadia Mono" w:hAnsi="Cascadia Mono" w:cs="Cascadia Mono"/>
+          <w:b w:val="0"/>
+          <w:sz w:val="19"/>
+        </w:rPr>
+        <w:t xml:space="preserve">      case TaskFilter.favorites:</w:t>
+      </w:r>
+    </w:p>
+    <w:p>
+      <w:pPr>
+        <w:spacing w:line="190" w:lineRule="exact" w:after="0"/>
+        <w:jc w:val="left"/>
+      </w:pPr>
+      <w:r>
+        <w:rPr>
+          <w:rFonts w:ascii="Cascadia Mono" w:hAnsi="Cascadia Mono" w:cs="Cascadia Mono"/>
+          <w:b w:val="0"/>
+          <w:sz w:val="19"/>
+        </w:rPr>
+        <w:t xml:space="preserve">        return _tasks.where((t) =&gt; t.isFavorite).toList();</w:t>
+      </w:r>
+    </w:p>
+    <w:p>
+      <w:pPr>
+        <w:spacing w:line="190" w:lineRule="exact" w:after="0"/>
+        <w:jc w:val="left"/>
+      </w:pPr>
+      <w:r>
+        <w:rPr>
+          <w:rFonts w:ascii="Cascadia Mono" w:hAnsi="Cascadia Mono" w:cs="Cascadia Mono"/>
+          <w:b w:val="0"/>
+          <w:sz w:val="19"/>
+        </w:rPr>
+        <w:t xml:space="preserve">      case TaskFilter.all:</w:t>
+      </w:r>
+    </w:p>
+    <w:p>
+      <w:pPr>
+        <w:spacing w:line="190" w:lineRule="exact" w:after="0"/>
+        <w:jc w:val="left"/>
+      </w:pPr>
+      <w:r>
+        <w:rPr>
+          <w:rFonts w:ascii="Cascadia Mono" w:hAnsi="Cascadia Mono" w:cs="Cascadia Mono"/>
+          <w:b w:val="0"/>
+          <w:sz w:val="19"/>
+        </w:rPr>
+        <w:t xml:space="preserve">        return _tasks;</w:t>
+      </w:r>
+    </w:p>
+    <w:p>
+      <w:pPr>
+        <w:spacing w:line="190" w:lineRule="exact" w:after="0"/>
+        <w:jc w:val="left"/>
+      </w:pPr>
+      <w:r>
+        <w:rPr>
+          <w:rFonts w:ascii="Cascadia Mono" w:hAnsi="Cascadia Mono" w:cs="Cascadia Mono"/>
+          <w:b w:val="0"/>
+          <w:sz w:val="19"/>
+        </w:rPr>
+        <w:t xml:space="preserve">    }</w:t>
+      </w:r>
+    </w:p>
+    <w:p>
+      <w:pPr>
+        <w:spacing w:line="190" w:lineRule="exact" w:after="0"/>
+        <w:jc w:val="left"/>
+      </w:pPr>
+      <w:r>
+        <w:rPr>
+          <w:rFonts w:ascii="Cascadia Mono" w:hAnsi="Cascadia Mono" w:cs="Cascadia Mono"/>
+          <w:b w:val="0"/>
+          <w:sz w:val="19"/>
+        </w:rPr>
+        <w:t xml:space="preserve">  }</w:t>
+      </w:r>
+    </w:p>
+    <w:p>
+      <w:pPr>
+        <w:spacing w:line="190" w:lineRule="exact" w:after="0"/>
+        <w:jc w:val="left"/>
+      </w:pPr>
+    </w:p>
+    <w:p>
+      <w:pPr>
+        <w:spacing w:line="190" w:lineRule="exact" w:after="0"/>
+        <w:jc w:val="left"/>
+      </w:pPr>
+      <w:r>
+        <w:rPr>
+          <w:rFonts w:ascii="Cascadia Mono" w:hAnsi="Cascadia Mono" w:cs="Cascadia Mono"/>
+          <w:b w:val="0"/>
+          <w:sz w:val="19"/>
+        </w:rPr>
+        <w:t xml:space="preserve">  // Зміна обраного стану (п. 7 ТЗ)</w:t>
+      </w:r>
+    </w:p>
+    <w:p>
+      <w:pPr>
+        <w:spacing w:line="190" w:lineRule="exact" w:after="0"/>
+        <w:jc w:val="left"/>
+      </w:pPr>
+      <w:r>
+        <w:rPr>
+          <w:rFonts w:ascii="Cascadia Mono" w:hAnsi="Cascadia Mono" w:cs="Cascadia Mono"/>
+          <w:b w:val="0"/>
+          <w:sz w:val="19"/>
+        </w:rPr>
+        <w:t xml:space="preserve">  void _toggleFavorite(TaskModel task) {</w:t>
+      </w:r>
+    </w:p>
+    <w:p>
+      <w:pPr>
+        <w:spacing w:line="190" w:lineRule="exact" w:after="0"/>
+        <w:jc w:val="left"/>
+      </w:pPr>
+      <w:r>
+        <w:rPr>
+          <w:rFonts w:ascii="Cascadia Mono" w:hAnsi="Cascadia Mono" w:cs="Cascadia Mono"/>
+          <w:b w:val="0"/>
+          <w:sz w:val="19"/>
+        </w:rPr>
+        <w:t xml:space="preserve">    setState(() {</w:t>
+      </w:r>
+    </w:p>
+    <w:p>
+      <w:pPr>
+        <w:spacing w:line="190" w:lineRule="exact" w:after="0"/>
+        <w:jc w:val="left"/>
+      </w:pPr>
+      <w:r>
+        <w:rPr>
+          <w:rFonts w:ascii="Cascadia Mono" w:hAnsi="Cascadia Mono" w:cs="Cascadia Mono"/>
+          <w:b w:val="0"/>
+          <w:sz w:val="19"/>
+        </w:rPr>
+        <w:t xml:space="preserve">      task.isFavorite = !task.isFavorite;</w:t>
+      </w:r>
+    </w:p>
+    <w:p>
+      <w:pPr>
+        <w:spacing w:line="190" w:lineRule="exact" w:after="0"/>
+        <w:jc w:val="left"/>
+      </w:pPr>
+      <w:r>
+        <w:rPr>
+          <w:rFonts w:ascii="Cascadia Mono" w:hAnsi="Cascadia Mono" w:cs="Cascadia Mono"/>
+          <w:b w:val="0"/>
+          <w:sz w:val="19"/>
+        </w:rPr>
+        <w:t xml:space="preserve">    });</w:t>
+      </w:r>
+    </w:p>
+    <w:p>
+      <w:pPr>
+        <w:spacing w:line="190" w:lineRule="exact" w:after="0"/>
+        <w:jc w:val="left"/>
+      </w:pPr>
+      <w:r>
+        <w:rPr>
+          <w:rFonts w:ascii="Cascadia Mono" w:hAnsi="Cascadia Mono" w:cs="Cascadia Mono"/>
+          <w:b w:val="0"/>
+          <w:sz w:val="19"/>
+        </w:rPr>
+        <w:t xml:space="preserve">    _showSnackBar(</w:t>
+      </w:r>
+    </w:p>
+    <w:p>
+      <w:pPr>
+        <w:spacing w:line="190" w:lineRule="exact" w:after="0"/>
+        <w:jc w:val="left"/>
+      </w:pPr>
+      <w:r>
+        <w:rPr>
+          <w:rFonts w:ascii="Cascadia Mono" w:hAnsi="Cascadia Mono" w:cs="Cascadia Mono"/>
+          <w:b w:val="0"/>
+          <w:sz w:val="19"/>
+        </w:rPr>
+        <w:t xml:space="preserve">      task.isFavorite ? 'Додано до обраного ❤️' : 'Видалено з обраного 🤍',</w:t>
+      </w:r>
+    </w:p>
+    <w:p>
+      <w:pPr>
+        <w:spacing w:line="190" w:lineRule="exact" w:after="0"/>
+        <w:jc w:val="left"/>
+      </w:pPr>
+      <w:r>
+        <w:rPr>
+          <w:rFonts w:ascii="Cascadia Mono" w:hAnsi="Cascadia Mono" w:cs="Cascadia Mono"/>
+          <w:b w:val="0"/>
+          <w:sz w:val="19"/>
+        </w:rPr>
+        <w:t xml:space="preserve">    );</w:t>
+      </w:r>
+    </w:p>
+    <w:p>
+      <w:pPr>
+        <w:spacing w:line="190" w:lineRule="exact" w:after="0"/>
+        <w:jc w:val="left"/>
+      </w:pPr>
+      <w:r>
+        <w:rPr>
+          <w:rFonts w:ascii="Cascadia Mono" w:hAnsi="Cascadia Mono" w:cs="Cascadia Mono"/>
+          <w:b w:val="0"/>
+          <w:sz w:val="19"/>
+        </w:rPr>
+        <w:t xml:space="preserve">  }</w:t>
+      </w:r>
+    </w:p>
+    <w:p>
+      <w:pPr>
+        <w:spacing w:line="190" w:lineRule="exact" w:after="0"/>
+        <w:jc w:val="left"/>
+      </w:pPr>
+    </w:p>
+    <w:p>
+      <w:pPr>
+        <w:spacing w:line="190" w:lineRule="exact" w:after="0"/>
+        <w:jc w:val="left"/>
+      </w:pPr>
+      <w:r>
+        <w:rPr>
+          <w:rFonts w:ascii="Cascadia Mono" w:hAnsi="Cascadia Mono" w:cs="Cascadia Mono"/>
+          <w:b w:val="0"/>
+          <w:sz w:val="19"/>
+        </w:rPr>
+        <w:t xml:space="preserve">  // Зміна статусу enum (п. 7 ТЗ)</w:t>
+      </w:r>
+    </w:p>
+    <w:p>
+      <w:pPr>
+        <w:spacing w:line="190" w:lineRule="exact" w:after="0"/>
+        <w:jc w:val="left"/>
+      </w:pPr>
+      <w:r>
+        <w:rPr>
+          <w:rFonts w:ascii="Cascadia Mono" w:hAnsi="Cascadia Mono" w:cs="Cascadia Mono"/>
+          <w:b w:val="0"/>
+          <w:sz w:val="19"/>
+        </w:rPr>
+        <w:t xml:space="preserve">  void _toggleStatus(TaskModel task) {</w:t>
+      </w:r>
+    </w:p>
+    <w:p>
+      <w:pPr>
+        <w:spacing w:line="190" w:lineRule="exact" w:after="0"/>
+        <w:jc w:val="left"/>
+      </w:pPr>
+      <w:r>
+        <w:rPr>
+          <w:rFonts w:ascii="Cascadia Mono" w:hAnsi="Cascadia Mono" w:cs="Cascadia Mono"/>
+          <w:b w:val="0"/>
+          <w:sz w:val="19"/>
+        </w:rPr>
+        <w:t xml:space="preserve">    setState(() {</w:t>
+      </w:r>
+    </w:p>
+    <w:p>
+      <w:pPr>
+        <w:spacing w:line="190" w:lineRule="exact" w:after="0"/>
+        <w:jc w:val="left"/>
+      </w:pPr>
+      <w:r>
+        <w:rPr>
+          <w:rFonts w:ascii="Cascadia Mono" w:hAnsi="Cascadia Mono" w:cs="Cascadia Mono"/>
+          <w:b w:val="0"/>
+          <w:sz w:val="19"/>
+        </w:rPr>
+        <w:t xml:space="preserve">      task.status = task.status == TaskStatus.done</w:t>
+      </w:r>
+    </w:p>
+    <w:p>
+      <w:pPr>
+        <w:spacing w:line="190" w:lineRule="exact" w:after="0"/>
+        <w:jc w:val="left"/>
+      </w:pPr>
+      <w:r>
+        <w:rPr>
+          <w:rFonts w:ascii="Cascadia Mono" w:hAnsi="Cascadia Mono" w:cs="Cascadia Mono"/>
+          <w:b w:val="0"/>
+          <w:sz w:val="19"/>
+        </w:rPr>
+        <w:t xml:space="preserve">          ? TaskStatus.active</w:t>
+      </w:r>
+    </w:p>
+    <w:p>
+      <w:pPr>
+        <w:spacing w:line="190" w:lineRule="exact" w:after="0"/>
+        <w:jc w:val="left"/>
+      </w:pPr>
+      <w:r>
+        <w:rPr>
+          <w:rFonts w:ascii="Cascadia Mono" w:hAnsi="Cascadia Mono" w:cs="Cascadia Mono"/>
+          <w:b w:val="0"/>
+          <w:sz w:val="19"/>
+        </w:rPr>
+        <w:t xml:space="preserve">          : TaskStatus.done;</w:t>
+      </w:r>
+    </w:p>
+    <w:p>
+      <w:pPr>
+        <w:spacing w:line="190" w:lineRule="exact" w:after="0"/>
+        <w:jc w:val="left"/>
+      </w:pPr>
+      <w:r>
+        <w:rPr>
+          <w:rFonts w:ascii="Cascadia Mono" w:hAnsi="Cascadia Mono" w:cs="Cascadia Mono"/>
+          <w:b w:val="0"/>
+          <w:sz w:val="19"/>
+        </w:rPr>
+        <w:t xml:space="preserve">    });</w:t>
+      </w:r>
+    </w:p>
+    <w:p>
+      <w:pPr>
+        <w:spacing w:line="190" w:lineRule="exact" w:after="0"/>
+        <w:jc w:val="left"/>
+      </w:pPr>
+      <w:r>
+        <w:rPr>
+          <w:rFonts w:ascii="Cascadia Mono" w:hAnsi="Cascadia Mono" w:cs="Cascadia Mono"/>
+          <w:b w:val="0"/>
+          <w:sz w:val="19"/>
+        </w:rPr>
+        <w:t xml:space="preserve">    _showSnackBar(</w:t>
+      </w:r>
+    </w:p>
+    <w:p>
+      <w:pPr>
+        <w:spacing w:line="190" w:lineRule="exact" w:after="0"/>
+        <w:jc w:val="left"/>
+      </w:pPr>
+      <w:r>
+        <w:rPr>
+          <w:rFonts w:ascii="Cascadia Mono" w:hAnsi="Cascadia Mono" w:cs="Cascadia Mono"/>
+          <w:b w:val="0"/>
+          <w:sz w:val="19"/>
+        </w:rPr>
+        <w:t xml:space="preserve">      task.status == TaskStatus.done</w:t>
+      </w:r>
+    </w:p>
+    <w:p>
+      <w:pPr>
+        <w:spacing w:line="190" w:lineRule="exact" w:after="0"/>
+        <w:jc w:val="left"/>
+      </w:pPr>
+      <w:r>
+        <w:rPr>
+          <w:rFonts w:ascii="Cascadia Mono" w:hAnsi="Cascadia Mono" w:cs="Cascadia Mono"/>
+          <w:b w:val="0"/>
+          <w:sz w:val="19"/>
+        </w:rPr>
+        <w:t xml:space="preserve">          ? 'Завдання виконано! 🎉'</w:t>
+      </w:r>
+    </w:p>
+    <w:p>
+      <w:pPr>
+        <w:spacing w:line="190" w:lineRule="exact" w:after="0"/>
+        <w:jc w:val="left"/>
+      </w:pPr>
+      <w:r>
+        <w:rPr>
+          <w:rFonts w:ascii="Cascadia Mono" w:hAnsi="Cascadia Mono" w:cs="Cascadia Mono"/>
+          <w:b w:val="0"/>
+          <w:sz w:val="19"/>
+        </w:rPr>
+        <w:t xml:space="preserve">          : 'Завдання позначено як активне',</w:t>
+      </w:r>
+    </w:p>
+    <w:p>
+      <w:pPr>
+        <w:spacing w:line="190" w:lineRule="exact" w:after="0"/>
+        <w:jc w:val="left"/>
+      </w:pPr>
+      <w:r>
+        <w:rPr>
+          <w:rFonts w:ascii="Cascadia Mono" w:hAnsi="Cascadia Mono" w:cs="Cascadia Mono"/>
+          <w:b w:val="0"/>
+          <w:sz w:val="19"/>
+        </w:rPr>
+        <w:t xml:space="preserve">    );</w:t>
+      </w:r>
+    </w:p>
+    <w:p>
+      <w:pPr>
+        <w:spacing w:line="190" w:lineRule="exact" w:after="0"/>
+        <w:jc w:val="left"/>
+      </w:pPr>
+      <w:r>
+        <w:rPr>
+          <w:rFonts w:ascii="Cascadia Mono" w:hAnsi="Cascadia Mono" w:cs="Cascadia Mono"/>
+          <w:b w:val="0"/>
+          <w:sz w:val="19"/>
+        </w:rPr>
+        <w:t xml:space="preserve">  }</w:t>
+      </w:r>
+    </w:p>
+    <w:p>
+      <w:pPr>
+        <w:spacing w:line="190" w:lineRule="exact" w:after="0"/>
+        <w:jc w:val="left"/>
+      </w:pPr>
+      <w:r>
+        <w:rPr>
+          <w:rFonts w:ascii="Cascadia Mono" w:hAnsi="Cascadia Mono" w:cs="Cascadia Mono"/>
+          <w:b w:val="0"/>
+          <w:sz w:val="19"/>
+        </w:rPr>
+        <w:t xml:space="preserve">  // ... (пропуск неістотних рядків)</w:t>
+      </w:r>
     </w:p>
     <w:p>
       <w:pPr>
@@ -2089,7 +2539,7 @@
           <w:b w:val="0"/>
           <w:sz w:val="19"/>
         </w:rPr>
-        <w:t xml:space="preserve">  void initState() {</w:t>
+        <w:t xml:space="preserve">  Widget build(BuildContext context) {</w:t>
       </w:r>
     </w:p>
     <w:p>
@@ -2103,8 +2553,14 @@
           <w:b w:val="0"/>
           <w:sz w:val="19"/>
         </w:rPr>
-        <w:t xml:space="preserve">    super.initState();</w:t>
+        <w:t xml:space="preserve">    final filtered = _filteredTasks;</w:t>
       </w:r>
+    </w:p>
+    <w:p>
+      <w:pPr>
+        <w:spacing w:line="190" w:lineRule="exact" w:after="0"/>
+        <w:jc w:val="left"/>
+      </w:pPr>
     </w:p>
     <w:p>
       <w:pPr>
@@ -2117,7 +2573,7 @@
           <w:b w:val="0"/>
           <w:sz w:val="19"/>
         </w:rPr>
-        <w:t xml:space="preserve">    // Ініціалізація мінімум 5 елементів</w:t>
+        <w:t xml:space="preserve">    return Scaffold(</w:t>
       </w:r>
     </w:p>
     <w:p>
@@ -2131,7 +2587,7 @@
           <w:b w:val="0"/>
           <w:sz w:val="19"/>
         </w:rPr>
-        <w:t xml:space="preserve">    _tasks = getInitialTasks();</w:t>
+        <w:t xml:space="preserve">  // ... (пропуск неістотних рядків)</w:t>
       </w:r>
     </w:p>
     <w:p>
@@ -2145,14 +2601,8 @@
           <w:b w:val="0"/>
           <w:sz w:val="19"/>
         </w:rPr>
-        <w:t xml:space="preserve">  }</w:t>
+        <w:t xml:space="preserve">      body: SafeArea(</w:t>
       </w:r>
-    </w:p>
-    <w:p>
-      <w:pPr>
-        <w:spacing w:line="190" w:lineRule="exact" w:after="0"/>
-        <w:jc w:val="left"/>
-      </w:pPr>
     </w:p>
     <w:p>
       <w:pPr>
@@ -2165,7 +2615,7 @@
           <w:b w:val="0"/>
           <w:sz w:val="19"/>
         </w:rPr>
-        <w:t xml:space="preserve">  // Обчислення статистики у вигляді Map&lt;String, int&gt; (п. 8 ТЗ)</w:t>
+        <w:t xml:space="preserve">        child: Padding(</w:t>
       </w:r>
     </w:p>
     <w:p>
@@ -2179,7 +2629,7 @@
           <w:b w:val="0"/>
           <w:sz w:val="19"/>
         </w:rPr>
-        <w:t xml:space="preserve">  Map&lt;String, int&gt; get _statistics =&gt; {</w:t>
+        <w:t xml:space="preserve">          padding: const EdgeInsets.symmetric(horizontal: 16.0),</w:t>
       </w:r>
     </w:p>
     <w:p>
@@ -2193,7 +2643,7 @@
           <w:b w:val="0"/>
           <w:sz w:val="19"/>
         </w:rPr>
-        <w:t xml:space="preserve">        'total': _tasks.length,</w:t>
+        <w:t xml:space="preserve">          child: Column(</w:t>
       </w:r>
     </w:p>
     <w:p>
@@ -2207,7 +2657,7 @@
           <w:b w:val="0"/>
           <w:sz w:val="19"/>
         </w:rPr>
-        <w:t xml:space="preserve">        'favorites': _tasks.where((t) =&gt; t.isFavorite).length,</w:t>
+        <w:t xml:space="preserve">            crossAxisAlignment: CrossAxisAlignment.stretch,</w:t>
       </w:r>
     </w:p>
     <w:p>
@@ -2221,7 +2671,7 @@
           <w:b w:val="0"/>
           <w:sz w:val="19"/>
         </w:rPr>
-        <w:t xml:space="preserve">        'done': _tasks.where((t) =&gt; t.status == TaskStatus.done).length,</w:t>
+        <w:t xml:space="preserve">            children: [</w:t>
       </w:r>
     </w:p>
     <w:p>
@@ -2235,7 +2685,7 @@
           <w:b w:val="0"/>
           <w:sz w:val="19"/>
         </w:rPr>
-        <w:t xml:space="preserve">        'active': _tasks.where((t) =&gt; t.status == TaskStatus.active).length,</w:t>
+        <w:t xml:space="preserve">  // ... (пропуск неістотних рядків)</w:t>
       </w:r>
     </w:p>
     <w:p>
@@ -2249,14 +2699,8 @@
           <w:b w:val="0"/>
           <w:sz w:val="19"/>
         </w:rPr>
-        <w:t xml:space="preserve">      };</w:t>
+        <w:t xml:space="preserve">              Expanded(</w:t>
       </w:r>
-    </w:p>
-    <w:p>
-      <w:pPr>
-        <w:spacing w:line="190" w:lineRule="exact" w:after="0"/>
-        <w:jc w:val="left"/>
-      </w:pPr>
     </w:p>
     <w:p>
       <w:pPr>
@@ -2269,7 +2713,7 @@
           <w:b w:val="0"/>
           <w:sz w:val="19"/>
         </w:rPr>
-        <w:t xml:space="preserve">  // Фільтрований список завдань</w:t>
+        <w:t xml:space="preserve">                child: filtered.isEmpty</w:t>
       </w:r>
     </w:p>
     <w:p>
@@ -2283,7 +2727,7 @@
           <w:b w:val="0"/>
           <w:sz w:val="19"/>
         </w:rPr>
-        <w:t xml:space="preserve">  List&lt;TaskModel&gt; get _filteredTasks {</w:t>
+        <w:t xml:space="preserve">  // ... (пропуск неістотних рядків)</w:t>
       </w:r>
     </w:p>
     <w:p>
@@ -2297,7 +2741,7 @@
           <w:b w:val="0"/>
           <w:sz w:val="19"/>
         </w:rPr>
-        <w:t xml:space="preserve">    switch (_currentFilter) {</w:t>
+        <w:t xml:space="preserve">                    : ListView.builder(</w:t>
       </w:r>
     </w:p>
     <w:p>
@@ -2311,7 +2755,7 @@
           <w:b w:val="0"/>
           <w:sz w:val="19"/>
         </w:rPr>
-        <w:t xml:space="preserve">      case TaskFilter.active:</w:t>
+        <w:t xml:space="preserve">                        padding: const EdgeInsets.only(bottom: 80),</w:t>
       </w:r>
     </w:p>
     <w:p>
@@ -2325,7 +2769,7 @@
           <w:b w:val="0"/>
           <w:sz w:val="19"/>
         </w:rPr>
-        <w:t xml:space="preserve">        return _tasks.where((t) =&gt; t.status == TaskStatus.active).toList();</w:t>
+        <w:t xml:space="preserve">                        itemCount: filtered.length,</w:t>
       </w:r>
     </w:p>
     <w:p>
@@ -2339,7 +2783,7 @@
           <w:b w:val="0"/>
           <w:sz w:val="19"/>
         </w:rPr>
-        <w:t xml:space="preserve">      case TaskFilter.done:</w:t>
+        <w:t xml:space="preserve">                        itemBuilder: (context, index) {</w:t>
       </w:r>
     </w:p>
     <w:p>
@@ -2353,7 +2797,7 @@
           <w:b w:val="0"/>
           <w:sz w:val="19"/>
         </w:rPr>
-        <w:t xml:space="preserve">        return _tasks.where((t) =&gt; t.status == TaskStatus.done).toList();</w:t>
+        <w:t xml:space="preserve">                          final task = filtered[index];</w:t>
       </w:r>
     </w:p>
     <w:p>
@@ -2367,7 +2811,7 @@
           <w:b w:val="0"/>
           <w:sz w:val="19"/>
         </w:rPr>
-        <w:t xml:space="preserve">      case TaskFilter.favorites:</w:t>
+        <w:t xml:space="preserve">                          return TaskListItem(</w:t>
       </w:r>
     </w:p>
     <w:p>
@@ -2381,7 +2825,7 @@
           <w:b w:val="0"/>
           <w:sz w:val="19"/>
         </w:rPr>
-        <w:t xml:space="preserve">        return _tasks.where((t) =&gt; t.isFavorite).toList();</w:t>
+        <w:t xml:space="preserve">                            task: task,</w:t>
       </w:r>
     </w:p>
     <w:p>
@@ -2395,7 +2839,7 @@
           <w:b w:val="0"/>
           <w:sz w:val="19"/>
         </w:rPr>
-        <w:t xml:space="preserve">      case TaskFilter.all:</w:t>
+        <w:t xml:space="preserve">                            onToggleFavorite: () =&gt; _toggleFavorite(task),</w:t>
       </w:r>
     </w:p>
     <w:p>
@@ -2409,7 +2853,7 @@
           <w:b w:val="0"/>
           <w:sz w:val="19"/>
         </w:rPr>
-        <w:t xml:space="preserve">        return _tasks;</w:t>
+        <w:t xml:space="preserve">                            onToggleStatus: () =&gt; _toggleStatus(task),</w:t>
       </w:r>
     </w:p>
     <w:p>
@@ -2423,7 +2867,7 @@
           <w:b w:val="0"/>
           <w:sz w:val="19"/>
         </w:rPr>
-        <w:t xml:space="preserve">    }</w:t>
+        <w:t xml:space="preserve">                            onDelete: () =&gt; _deleteTask(task),</w:t>
       </w:r>
     </w:p>
     <w:p>
@@ -2437,14 +2881,8 @@
           <w:b w:val="0"/>
           <w:sz w:val="19"/>
         </w:rPr>
-        <w:t xml:space="preserve">  }</w:t>
+        <w:t xml:space="preserve">                          );</w:t>
       </w:r>
-    </w:p>
-    <w:p>
-      <w:pPr>
-        <w:spacing w:line="190" w:lineRule="exact" w:after="0"/>
-        <w:jc w:val="left"/>
-      </w:pPr>
     </w:p>
     <w:p>
       <w:pPr>
@@ -2457,7 +2895,7 @@
           <w:b w:val="0"/>
           <w:sz w:val="19"/>
         </w:rPr>
-        <w:t xml:space="preserve">  // Зміна обраного стану (п. 7 ТЗ)</w:t>
+        <w:t xml:space="preserve">                        },</w:t>
       </w:r>
     </w:p>
     <w:p>
@@ -2471,947 +2909,7 @@
           <w:b w:val="0"/>
           <w:sz w:val="19"/>
         </w:rPr>
-        <w:t xml:space="preserve">  void _toggleFavorite(TaskModel task) {</w:t>
-      </w:r>
-    </w:p>
-    <w:p>
-      <w:pPr>
-        <w:spacing w:line="190" w:lineRule="exact" w:after="0"/>
-        <w:jc w:val="left"/>
-      </w:pPr>
-      <w:r>
-        <w:rPr>
-          <w:rFonts w:ascii="Cascadia Mono" w:hAnsi="Cascadia Mono" w:cs="Cascadia Mono"/>
-          <w:b w:val="0"/>
-          <w:sz w:val="19"/>
-        </w:rPr>
-        <w:t xml:space="preserve">    setState(() {</w:t>
-      </w:r>
-    </w:p>
-    <w:p>
-      <w:pPr>
-        <w:spacing w:line="190" w:lineRule="exact" w:after="0"/>
-        <w:jc w:val="left"/>
-      </w:pPr>
-      <w:r>
-        <w:rPr>
-          <w:rFonts w:ascii="Cascadia Mono" w:hAnsi="Cascadia Mono" w:cs="Cascadia Mono"/>
-          <w:b w:val="0"/>
-          <w:sz w:val="19"/>
-        </w:rPr>
-        <w:t xml:space="preserve">      task.isFavorite = !task.isFavorite;</w:t>
-      </w:r>
-    </w:p>
-    <w:p>
-      <w:pPr>
-        <w:spacing w:line="190" w:lineRule="exact" w:after="0"/>
-        <w:jc w:val="left"/>
-      </w:pPr>
-      <w:r>
-        <w:rPr>
-          <w:rFonts w:ascii="Cascadia Mono" w:hAnsi="Cascadia Mono" w:cs="Cascadia Mono"/>
-          <w:b w:val="0"/>
-          <w:sz w:val="19"/>
-        </w:rPr>
-        <w:t xml:space="preserve">    });</w:t>
-      </w:r>
-    </w:p>
-    <w:p>
-      <w:pPr>
-        <w:spacing w:line="190" w:lineRule="exact" w:after="0"/>
-        <w:jc w:val="left"/>
-      </w:pPr>
-      <w:r>
-        <w:rPr>
-          <w:rFonts w:ascii="Cascadia Mono" w:hAnsi="Cascadia Mono" w:cs="Cascadia Mono"/>
-          <w:b w:val="0"/>
-          <w:sz w:val="19"/>
-        </w:rPr>
-        <w:t xml:space="preserve">    _showSnackBar(</w:t>
-      </w:r>
-    </w:p>
-    <w:p>
-      <w:pPr>
-        <w:spacing w:line="190" w:lineRule="exact" w:after="0"/>
-        <w:jc w:val="left"/>
-      </w:pPr>
-      <w:r>
-        <w:rPr>
-          <w:rFonts w:ascii="Cascadia Mono" w:hAnsi="Cascadia Mono" w:cs="Cascadia Mono"/>
-          <w:b w:val="0"/>
-          <w:sz w:val="19"/>
-        </w:rPr>
-        <w:t xml:space="preserve">      task.isFavorite ? 'Додано до обраного ❤️' : 'Видалено з обраного 🤍',</w:t>
-      </w:r>
-    </w:p>
-    <w:p>
-      <w:pPr>
-        <w:spacing w:line="190" w:lineRule="exact" w:after="0"/>
-        <w:jc w:val="left"/>
-      </w:pPr>
-      <w:r>
-        <w:rPr>
-          <w:rFonts w:ascii="Cascadia Mono" w:hAnsi="Cascadia Mono" w:cs="Cascadia Mono"/>
-          <w:b w:val="0"/>
-          <w:sz w:val="19"/>
-        </w:rPr>
-        <w:t xml:space="preserve">    );</w:t>
-      </w:r>
-    </w:p>
-    <w:p>
-      <w:pPr>
-        <w:spacing w:line="190" w:lineRule="exact" w:after="0"/>
-        <w:jc w:val="left"/>
-      </w:pPr>
-      <w:r>
-        <w:rPr>
-          <w:rFonts w:ascii="Cascadia Mono" w:hAnsi="Cascadia Mono" w:cs="Cascadia Mono"/>
-          <w:b w:val="0"/>
-          <w:sz w:val="19"/>
-        </w:rPr>
-        <w:t xml:space="preserve">  }</w:t>
-      </w:r>
-    </w:p>
-    <w:p>
-      <w:pPr>
-        <w:spacing w:line="190" w:lineRule="exact" w:after="0"/>
-        <w:jc w:val="left"/>
-      </w:pPr>
-    </w:p>
-    <w:p>
-      <w:pPr>
-        <w:spacing w:line="190" w:lineRule="exact" w:after="0"/>
-        <w:jc w:val="left"/>
-      </w:pPr>
-      <w:r>
-        <w:rPr>
-          <w:rFonts w:ascii="Cascadia Mono" w:hAnsi="Cascadia Mono" w:cs="Cascadia Mono"/>
-          <w:b w:val="0"/>
-          <w:sz w:val="19"/>
-        </w:rPr>
-        <w:t xml:space="preserve">  // Зміна статусу enum (п. 7 ТЗ)</w:t>
-      </w:r>
-    </w:p>
-    <w:p>
-      <w:pPr>
-        <w:spacing w:line="190" w:lineRule="exact" w:after="0"/>
-        <w:jc w:val="left"/>
-      </w:pPr>
-      <w:r>
-        <w:rPr>
-          <w:rFonts w:ascii="Cascadia Mono" w:hAnsi="Cascadia Mono" w:cs="Cascadia Mono"/>
-          <w:b w:val="0"/>
-          <w:sz w:val="19"/>
-        </w:rPr>
-        <w:t xml:space="preserve">  void _toggleStatus(TaskModel task) {</w:t>
-      </w:r>
-    </w:p>
-    <w:p>
-      <w:pPr>
-        <w:spacing w:line="190" w:lineRule="exact" w:after="0"/>
-        <w:jc w:val="left"/>
-      </w:pPr>
-      <w:r>
-        <w:rPr>
-          <w:rFonts w:ascii="Cascadia Mono" w:hAnsi="Cascadia Mono" w:cs="Cascadia Mono"/>
-          <w:b w:val="0"/>
-          <w:sz w:val="19"/>
-        </w:rPr>
-        <w:t xml:space="preserve">    setState(() {</w:t>
-      </w:r>
-    </w:p>
-    <w:p>
-      <w:pPr>
-        <w:spacing w:line="190" w:lineRule="exact" w:after="0"/>
-        <w:jc w:val="left"/>
-      </w:pPr>
-      <w:r>
-        <w:rPr>
-          <w:rFonts w:ascii="Cascadia Mono" w:hAnsi="Cascadia Mono" w:cs="Cascadia Mono"/>
-          <w:b w:val="0"/>
-          <w:sz w:val="19"/>
-        </w:rPr>
-        <w:t xml:space="preserve">      task.status =</w:t>
-      </w:r>
-    </w:p>
-    <w:p>
-      <w:pPr>
-        <w:spacing w:line="190" w:lineRule="exact" w:after="0"/>
-        <w:jc w:val="left"/>
-      </w:pPr>
-      <w:r>
-        <w:rPr>
-          <w:rFonts w:ascii="Cascadia Mono" w:hAnsi="Cascadia Mono" w:cs="Cascadia Mono"/>
-          <w:b w:val="0"/>
-          <w:sz w:val="19"/>
-        </w:rPr>
-        <w:t xml:space="preserve">          task.status == TaskStatus.done ? TaskStatus.active : TaskStatus.done;</w:t>
-      </w:r>
-    </w:p>
-    <w:p>
-      <w:pPr>
-        <w:spacing w:line="190" w:lineRule="exact" w:after="0"/>
-        <w:jc w:val="left"/>
-      </w:pPr>
-      <w:r>
-        <w:rPr>
-          <w:rFonts w:ascii="Cascadia Mono" w:hAnsi="Cascadia Mono" w:cs="Cascadia Mono"/>
-          <w:b w:val="0"/>
-          <w:sz w:val="19"/>
-        </w:rPr>
-        <w:t xml:space="preserve">    });</w:t>
-      </w:r>
-    </w:p>
-    <w:p>
-      <w:pPr>
-        <w:spacing w:line="190" w:lineRule="exact" w:after="0"/>
-        <w:jc w:val="left"/>
-      </w:pPr>
-      <w:r>
-        <w:rPr>
-          <w:rFonts w:ascii="Cascadia Mono" w:hAnsi="Cascadia Mono" w:cs="Cascadia Mono"/>
-          <w:b w:val="0"/>
-          <w:sz w:val="19"/>
-        </w:rPr>
-        <w:t xml:space="preserve">    _showSnackBar(</w:t>
-      </w:r>
-    </w:p>
-    <w:p>
-      <w:pPr>
-        <w:spacing w:line="190" w:lineRule="exact" w:after="0"/>
-        <w:jc w:val="left"/>
-      </w:pPr>
-      <w:r>
-        <w:rPr>
-          <w:rFonts w:ascii="Cascadia Mono" w:hAnsi="Cascadia Mono" w:cs="Cascadia Mono"/>
-          <w:b w:val="0"/>
-          <w:sz w:val="19"/>
-        </w:rPr>
-        <w:t xml:space="preserve">      task.status == TaskStatus.done</w:t>
-      </w:r>
-    </w:p>
-    <w:p>
-      <w:pPr>
-        <w:spacing w:line="190" w:lineRule="exact" w:after="0"/>
-        <w:jc w:val="left"/>
-      </w:pPr>
-      <w:r>
-        <w:rPr>
-          <w:rFonts w:ascii="Cascadia Mono" w:hAnsi="Cascadia Mono" w:cs="Cascadia Mono"/>
-          <w:b w:val="0"/>
-          <w:sz w:val="19"/>
-        </w:rPr>
-        <w:t xml:space="preserve">          ? 'Завдання виконано! 🎉'</w:t>
-      </w:r>
-    </w:p>
-    <w:p>
-      <w:pPr>
-        <w:spacing w:line="190" w:lineRule="exact" w:after="0"/>
-        <w:jc w:val="left"/>
-      </w:pPr>
-      <w:r>
-        <w:rPr>
-          <w:rFonts w:ascii="Cascadia Mono" w:hAnsi="Cascadia Mono" w:cs="Cascadia Mono"/>
-          <w:b w:val="0"/>
-          <w:sz w:val="19"/>
-        </w:rPr>
-        <w:t xml:space="preserve">          : 'Завдання позначено як активне',</w:t>
-      </w:r>
-    </w:p>
-    <w:p>
-      <w:pPr>
-        <w:spacing w:line="190" w:lineRule="exact" w:after="0"/>
-        <w:jc w:val="left"/>
-      </w:pPr>
-      <w:r>
-        <w:rPr>
-          <w:rFonts w:ascii="Cascadia Mono" w:hAnsi="Cascadia Mono" w:cs="Cascadia Mono"/>
-          <w:b w:val="0"/>
-          <w:sz w:val="19"/>
-        </w:rPr>
-        <w:t xml:space="preserve">    );</w:t>
-      </w:r>
-    </w:p>
-    <w:p>
-      <w:pPr>
-        <w:spacing w:line="190" w:lineRule="exact" w:after="0"/>
-        <w:jc w:val="left"/>
-      </w:pPr>
-      <w:r>
-        <w:rPr>
-          <w:rFonts w:ascii="Cascadia Mono" w:hAnsi="Cascadia Mono" w:cs="Cascadia Mono"/>
-          <w:b w:val="0"/>
-          <w:sz w:val="19"/>
-        </w:rPr>
-        <w:t xml:space="preserve">  }</w:t>
-      </w:r>
-    </w:p>
-    <w:p>
-      <w:pPr>
-        <w:spacing w:line="190" w:lineRule="exact" w:after="0"/>
-        <w:jc w:val="left"/>
-      </w:pPr>
-    </w:p>
-    <w:p>
-      <w:pPr>
-        <w:spacing w:line="190" w:lineRule="exact" w:after="0"/>
-        <w:jc w:val="left"/>
-      </w:pPr>
-      <w:r>
-        <w:rPr>
-          <w:rFonts w:ascii="Cascadia Mono" w:hAnsi="Cascadia Mono" w:cs="Cascadia Mono"/>
-          <w:b w:val="0"/>
-          <w:sz w:val="19"/>
-        </w:rPr>
-        <w:t xml:space="preserve">  // Видалення елемента зі списку (п. 6 ТЗ)</w:t>
-      </w:r>
-    </w:p>
-    <w:p>
-      <w:pPr>
-        <w:spacing w:line="190" w:lineRule="exact" w:after="0"/>
-        <w:jc w:val="left"/>
-      </w:pPr>
-      <w:r>
-        <w:rPr>
-          <w:rFonts w:ascii="Cascadia Mono" w:hAnsi="Cascadia Mono" w:cs="Cascadia Mono"/>
-          <w:b w:val="0"/>
-          <w:sz w:val="19"/>
-        </w:rPr>
-        <w:t xml:space="preserve">  void _deleteTask(TaskModel task) {</w:t>
-      </w:r>
-    </w:p>
-    <w:p>
-      <w:pPr>
-        <w:spacing w:line="190" w:lineRule="exact" w:after="0"/>
-        <w:jc w:val="left"/>
-      </w:pPr>
-      <w:r>
-        <w:rPr>
-          <w:rFonts w:ascii="Cascadia Mono" w:hAnsi="Cascadia Mono" w:cs="Cascadia Mono"/>
-          <w:b w:val="0"/>
-          <w:sz w:val="19"/>
-        </w:rPr>
-        <w:t xml:space="preserve">    final int index = _tasks.indexOf(task);</w:t>
-      </w:r>
-    </w:p>
-    <w:p>
-      <w:pPr>
-        <w:spacing w:line="190" w:lineRule="exact" w:after="0"/>
-        <w:jc w:val="left"/>
-      </w:pPr>
-      <w:r>
-        <w:rPr>
-          <w:rFonts w:ascii="Cascadia Mono" w:hAnsi="Cascadia Mono" w:cs="Cascadia Mono"/>
-          <w:b w:val="0"/>
-          <w:sz w:val="19"/>
-        </w:rPr>
-        <w:t xml:space="preserve">    setState(() {</w:t>
-      </w:r>
-    </w:p>
-    <w:p>
-      <w:pPr>
-        <w:spacing w:line="190" w:lineRule="exact" w:after="0"/>
-        <w:jc w:val="left"/>
-      </w:pPr>
-      <w:r>
-        <w:rPr>
-          <w:rFonts w:ascii="Cascadia Mono" w:hAnsi="Cascadia Mono" w:cs="Cascadia Mono"/>
-          <w:b w:val="0"/>
-          <w:sz w:val="19"/>
-        </w:rPr>
-        <w:t xml:space="preserve">      _tasks.remove(task);</w:t>
-      </w:r>
-    </w:p>
-    <w:p>
-      <w:pPr>
-        <w:spacing w:line="190" w:lineRule="exact" w:after="0"/>
-        <w:jc w:val="left"/>
-      </w:pPr>
-      <w:r>
-        <w:rPr>
-          <w:rFonts w:ascii="Cascadia Mono" w:hAnsi="Cascadia Mono" w:cs="Cascadia Mono"/>
-          <w:b w:val="0"/>
-          <w:sz w:val="19"/>
-        </w:rPr>
-        <w:t xml:space="preserve">    });</w:t>
-      </w:r>
-    </w:p>
-    <w:p>
-      <w:pPr>
-        <w:spacing w:line="190" w:lineRule="exact" w:after="0"/>
-        <w:jc w:val="left"/>
-      </w:pPr>
-    </w:p>
-    <w:p>
-      <w:pPr>
-        <w:spacing w:line="190" w:lineRule="exact" w:after="0"/>
-        <w:jc w:val="left"/>
-      </w:pPr>
-      <w:r>
-        <w:rPr>
-          <w:rFonts w:ascii="Cascadia Mono" w:hAnsi="Cascadia Mono" w:cs="Cascadia Mono"/>
-          <w:b w:val="0"/>
-          <w:sz w:val="19"/>
-        </w:rPr>
-        <w:t xml:space="preserve">    final messenger = ScaffoldMessenger.of(context);</w:t>
-      </w:r>
-    </w:p>
-    <w:p>
-      <w:pPr>
-        <w:spacing w:line="190" w:lineRule="exact" w:after="0"/>
-        <w:jc w:val="left"/>
-      </w:pPr>
-      <w:r>
-        <w:rPr>
-          <w:rFonts w:ascii="Cascadia Mono" w:hAnsi="Cascadia Mono" w:cs="Cascadia Mono"/>
-          <w:b w:val="0"/>
-          <w:sz w:val="19"/>
-        </w:rPr>
-        <w:t xml:space="preserve">    messenger.hideCurrentSnackBar();</w:t>
-      </w:r>
-    </w:p>
-    <w:p>
-      <w:pPr>
-        <w:spacing w:line="190" w:lineRule="exact" w:after="0"/>
-        <w:jc w:val="left"/>
-      </w:pPr>
-      <w:r>
-        <w:rPr>
-          <w:rFonts w:ascii="Cascadia Mono" w:hAnsi="Cascadia Mono" w:cs="Cascadia Mono"/>
-          <w:b w:val="0"/>
-          <w:sz w:val="19"/>
-        </w:rPr>
-        <w:t xml:space="preserve">    messenger.showSnackBar(</w:t>
-      </w:r>
-    </w:p>
-    <w:p>
-      <w:pPr>
-        <w:spacing w:line="190" w:lineRule="exact" w:after="0"/>
-        <w:jc w:val="left"/>
-      </w:pPr>
-      <w:r>
-        <w:rPr>
-          <w:rFonts w:ascii="Cascadia Mono" w:hAnsi="Cascadia Mono" w:cs="Cascadia Mono"/>
-          <w:b w:val="0"/>
-          <w:sz w:val="19"/>
-        </w:rPr>
-        <w:t xml:space="preserve">      SnackBar(</w:t>
-      </w:r>
-    </w:p>
-    <w:p>
-      <w:pPr>
-        <w:spacing w:line="190" w:lineRule="exact" w:after="0"/>
-        <w:jc w:val="left"/>
-      </w:pPr>
-      <w:r>
-        <w:rPr>
-          <w:rFonts w:ascii="Cascadia Mono" w:hAnsi="Cascadia Mono" w:cs="Cascadia Mono"/>
-          <w:b w:val="0"/>
-          <w:sz w:val="19"/>
-        </w:rPr>
-        <w:t xml:space="preserve">        content: Text(</w:t>
-      </w:r>
-    </w:p>
-    <w:p>
-      <w:pPr>
-        <w:spacing w:line="190" w:lineRule="exact" w:after="0"/>
-        <w:jc w:val="left"/>
-      </w:pPr>
-      <w:r>
-        <w:rPr>
-          <w:rFonts w:ascii="Cascadia Mono" w:hAnsi="Cascadia Mono" w:cs="Cascadia Mono"/>
-          <w:b w:val="0"/>
-          <w:sz w:val="19"/>
-        </w:rPr>
-        <w:t xml:space="preserve">          'Завдання "${task.title}" видалено',</w:t>
-      </w:r>
-    </w:p>
-    <w:p>
-      <w:pPr>
-        <w:spacing w:line="190" w:lineRule="exact" w:after="0"/>
-        <w:jc w:val="left"/>
-      </w:pPr>
-      <w:r>
-        <w:rPr>
-          <w:rFonts w:ascii="Cascadia Mono" w:hAnsi="Cascadia Mono" w:cs="Cascadia Mono"/>
-          <w:b w:val="0"/>
-          <w:sz w:val="19"/>
-        </w:rPr>
-        <w:t xml:space="preserve">          style: const TextStyle(</w:t>
-      </w:r>
-    </w:p>
-    <w:p>
-      <w:pPr>
-        <w:spacing w:line="190" w:lineRule="exact" w:after="0"/>
-        <w:jc w:val="left"/>
-      </w:pPr>
-      <w:r>
-        <w:rPr>
-          <w:rFonts w:ascii="Cascadia Mono" w:hAnsi="Cascadia Mono" w:cs="Cascadia Mono"/>
-          <w:b w:val="0"/>
-          <w:sz w:val="19"/>
-        </w:rPr>
-        <w:t xml:space="preserve">            color: Color(0xFF0D0F13),</w:t>
-      </w:r>
-    </w:p>
-    <w:p>
-      <w:pPr>
-        <w:spacing w:line="190" w:lineRule="exact" w:after="0"/>
-        <w:jc w:val="left"/>
-      </w:pPr>
-      <w:r>
-        <w:rPr>
-          <w:rFonts w:ascii="Cascadia Mono" w:hAnsi="Cascadia Mono" w:cs="Cascadia Mono"/>
-          <w:b w:val="0"/>
-          <w:sz w:val="19"/>
-        </w:rPr>
-        <w:t xml:space="preserve">            fontWeight: FontWeight.bold,</w:t>
-      </w:r>
-    </w:p>
-    <w:p>
-      <w:pPr>
-        <w:spacing w:line="190" w:lineRule="exact" w:after="0"/>
-        <w:jc w:val="left"/>
-      </w:pPr>
-      <w:r>
-        <w:rPr>
-          <w:rFonts w:ascii="Cascadia Mono" w:hAnsi="Cascadia Mono" w:cs="Cascadia Mono"/>
-          <w:b w:val="0"/>
-          <w:sz w:val="19"/>
-        </w:rPr>
-        <w:t xml:space="preserve">          ),</w:t>
-      </w:r>
-    </w:p>
-    <w:p>
-      <w:pPr>
-        <w:spacing w:line="190" w:lineRule="exact" w:after="0"/>
-        <w:jc w:val="left"/>
-      </w:pPr>
-      <w:r>
-        <w:rPr>
-          <w:rFonts w:ascii="Cascadia Mono" w:hAnsi="Cascadia Mono" w:cs="Cascadia Mono"/>
-          <w:b w:val="0"/>
-          <w:sz w:val="19"/>
-        </w:rPr>
-        <w:t xml:space="preserve">        ),</w:t>
-      </w:r>
-    </w:p>
-    <w:p>
-      <w:pPr>
-        <w:spacing w:line="190" w:lineRule="exact" w:after="0"/>
-        <w:jc w:val="left"/>
-      </w:pPr>
-      <w:r>
-        <w:rPr>
-          <w:rFonts w:ascii="Cascadia Mono" w:hAnsi="Cascadia Mono" w:cs="Cascadia Mono"/>
-          <w:b w:val="0"/>
-          <w:sz w:val="19"/>
-        </w:rPr>
-        <w:t xml:space="preserve">        backgroundColor: const Color(0xFFD4FF00),</w:t>
-      </w:r>
-    </w:p>
-    <w:p>
-      <w:pPr>
-        <w:spacing w:line="190" w:lineRule="exact" w:after="0"/>
-        <w:jc w:val="left"/>
-      </w:pPr>
-      <w:r>
-        <w:rPr>
-          <w:rFonts w:ascii="Cascadia Mono" w:hAnsi="Cascadia Mono" w:cs="Cascadia Mono"/>
-          <w:b w:val="0"/>
-          <w:sz w:val="19"/>
-        </w:rPr>
-        <w:t xml:space="preserve">        behavior: SnackBarBehavior.floating,</w:t>
-      </w:r>
-    </w:p>
-    <w:p>
-      <w:pPr>
-        <w:spacing w:line="190" w:lineRule="exact" w:after="0"/>
-        <w:jc w:val="left"/>
-      </w:pPr>
-      <w:r>
-        <w:rPr>
-          <w:rFonts w:ascii="Cascadia Mono" w:hAnsi="Cascadia Mono" w:cs="Cascadia Mono"/>
-          <w:b w:val="0"/>
-          <w:sz w:val="19"/>
-        </w:rPr>
-        <w:t xml:space="preserve">        shape: RoundedRectangleBorder(borderRadius: BorderRadius.circular(10)),</w:t>
-      </w:r>
-    </w:p>
-    <w:p>
-      <w:pPr>
-        <w:spacing w:line="190" w:lineRule="exact" w:after="0"/>
-        <w:jc w:val="left"/>
-      </w:pPr>
-      <w:r>
-        <w:rPr>
-          <w:rFonts w:ascii="Cascadia Mono" w:hAnsi="Cascadia Mono" w:cs="Cascadia Mono"/>
-          <w:b w:val="0"/>
-          <w:sz w:val="19"/>
-        </w:rPr>
-        <w:t xml:space="preserve">        action: SnackBarAction(</w:t>
-      </w:r>
-    </w:p>
-    <w:p>
-      <w:pPr>
-        <w:spacing w:line="190" w:lineRule="exact" w:after="0"/>
-        <w:jc w:val="left"/>
-      </w:pPr>
-      <w:r>
-        <w:rPr>
-          <w:rFonts w:ascii="Cascadia Mono" w:hAnsi="Cascadia Mono" w:cs="Cascadia Mono"/>
-          <w:b w:val="0"/>
-          <w:sz w:val="19"/>
-        </w:rPr>
-        <w:t xml:space="preserve">          label: 'СКАСУВАТИ',</w:t>
-      </w:r>
-    </w:p>
-    <w:p>
-      <w:pPr>
-        <w:spacing w:line="190" w:lineRule="exact" w:after="0"/>
-        <w:jc w:val="left"/>
-      </w:pPr>
-      <w:r>
-        <w:rPr>
-          <w:rFonts w:ascii="Cascadia Mono" w:hAnsi="Cascadia Mono" w:cs="Cascadia Mono"/>
-          <w:b w:val="0"/>
-          <w:sz w:val="19"/>
-        </w:rPr>
-        <w:t xml:space="preserve">          textColor: const Color(0xFF0D0F13),</w:t>
-      </w:r>
-    </w:p>
-    <w:p>
-      <w:pPr>
-        <w:spacing w:line="190" w:lineRule="exact" w:after="0"/>
-        <w:jc w:val="left"/>
-      </w:pPr>
-      <w:r>
-        <w:rPr>
-          <w:rFonts w:ascii="Cascadia Mono" w:hAnsi="Cascadia Mono" w:cs="Cascadia Mono"/>
-          <w:b w:val="0"/>
-          <w:sz w:val="19"/>
-        </w:rPr>
-        <w:t xml:space="preserve">          onPressed: () {</w:t>
-      </w:r>
-    </w:p>
-    <w:p>
-      <w:pPr>
-        <w:spacing w:line="190" w:lineRule="exact" w:after="0"/>
-        <w:jc w:val="left"/>
-      </w:pPr>
-      <w:r>
-        <w:rPr>
-          <w:rFonts w:ascii="Cascadia Mono" w:hAnsi="Cascadia Mono" w:cs="Cascadia Mono"/>
-          <w:b w:val="0"/>
-          <w:sz w:val="19"/>
-        </w:rPr>
-        <w:t xml:space="preserve">            setState(() {</w:t>
-      </w:r>
-    </w:p>
-    <w:p>
-      <w:pPr>
-        <w:spacing w:line="190" w:lineRule="exact" w:after="0"/>
-        <w:jc w:val="left"/>
-      </w:pPr>
-      <w:r>
-        <w:rPr>
-          <w:rFonts w:ascii="Cascadia Mono" w:hAnsi="Cascadia Mono" w:cs="Cascadia Mono"/>
-          <w:b w:val="0"/>
-          <w:sz w:val="19"/>
-        </w:rPr>
-        <w:t xml:space="preserve">              _tasks.insert(index, task);</w:t>
-      </w:r>
-    </w:p>
-    <w:p>
-      <w:pPr>
-        <w:spacing w:line="190" w:lineRule="exact" w:after="0"/>
-        <w:jc w:val="left"/>
-      </w:pPr>
-      <w:r>
-        <w:rPr>
-          <w:rFonts w:ascii="Cascadia Mono" w:hAnsi="Cascadia Mono" w:cs="Cascadia Mono"/>
-          <w:b w:val="0"/>
-          <w:sz w:val="19"/>
-        </w:rPr>
-        <w:t xml:space="preserve">            });</w:t>
-      </w:r>
-    </w:p>
-    <w:p>
-      <w:pPr>
-        <w:spacing w:line="190" w:lineRule="exact" w:after="0"/>
-        <w:jc w:val="left"/>
-      </w:pPr>
-      <w:r>
-        <w:rPr>
-          <w:rFonts w:ascii="Cascadia Mono" w:hAnsi="Cascadia Mono" w:cs="Cascadia Mono"/>
-          <w:b w:val="0"/>
-          <w:sz w:val="19"/>
-        </w:rPr>
-        <w:t xml:space="preserve">          },</w:t>
-      </w:r>
-    </w:p>
-    <w:p>
-      <w:pPr>
-        <w:spacing w:line="190" w:lineRule="exact" w:after="0"/>
-        <w:jc w:val="left"/>
-      </w:pPr>
-      <w:r>
-        <w:rPr>
-          <w:rFonts w:ascii="Cascadia Mono" w:hAnsi="Cascadia Mono" w:cs="Cascadia Mono"/>
-          <w:b w:val="0"/>
-          <w:sz w:val="19"/>
-        </w:rPr>
-        <w:t xml:space="preserve">        ),</w:t>
-      </w:r>
-    </w:p>
-    <w:p>
-      <w:pPr>
-        <w:spacing w:line="190" w:lineRule="exact" w:after="0"/>
-        <w:jc w:val="left"/>
-      </w:pPr>
-      <w:r>
-        <w:rPr>
-          <w:rFonts w:ascii="Cascadia Mono" w:hAnsi="Cascadia Mono" w:cs="Cascadia Mono"/>
-          <w:b w:val="0"/>
-          <w:sz w:val="19"/>
-        </w:rPr>
-        <w:t xml:space="preserve">      ),</w:t>
-      </w:r>
-    </w:p>
-    <w:p>
-      <w:pPr>
-        <w:spacing w:line="190" w:lineRule="exact" w:after="0"/>
-        <w:jc w:val="left"/>
-      </w:pPr>
-      <w:r>
-        <w:rPr>
-          <w:rFonts w:ascii="Cascadia Mono" w:hAnsi="Cascadia Mono" w:cs="Cascadia Mono"/>
-          <w:b w:val="0"/>
-          <w:sz w:val="19"/>
-        </w:rPr>
-        <w:t xml:space="preserve">    );</w:t>
-      </w:r>
-    </w:p>
-    <w:p>
-      <w:pPr>
-        <w:spacing w:line="190" w:lineRule="exact" w:after="0"/>
-        <w:jc w:val="left"/>
-      </w:pPr>
-      <w:r>
-        <w:rPr>
-          <w:rFonts w:ascii="Cascadia Mono" w:hAnsi="Cascadia Mono" w:cs="Cascadia Mono"/>
-          <w:b w:val="0"/>
-          <w:sz w:val="19"/>
-        </w:rPr>
-        <w:t xml:space="preserve">  }</w:t>
-      </w:r>
-    </w:p>
-    <w:p>
-      <w:pPr>
-        <w:spacing w:line="190" w:lineRule="exact" w:after="0"/>
-        <w:jc w:val="left"/>
-      </w:pPr>
-    </w:p>
-    <w:p>
-      <w:pPr>
-        <w:spacing w:line="190" w:lineRule="exact" w:after="0"/>
-        <w:jc w:val="left"/>
-      </w:pPr>
-      <w:r>
-        <w:rPr>
-          <w:rFonts w:ascii="Cascadia Mono" w:hAnsi="Cascadia Mono" w:cs="Cascadia Mono"/>
-          <w:b w:val="0"/>
-          <w:sz w:val="19"/>
-        </w:rPr>
-        <w:t xml:space="preserve">  // Додавання нового елемента (п. 6 ТЗ)</w:t>
-      </w:r>
-    </w:p>
-    <w:p>
-      <w:pPr>
-        <w:spacing w:line="190" w:lineRule="exact" w:after="0"/>
-        <w:jc w:val="left"/>
-      </w:pPr>
-      <w:r>
-        <w:rPr>
-          <w:rFonts w:ascii="Cascadia Mono" w:hAnsi="Cascadia Mono" w:cs="Cascadia Mono"/>
-          <w:b w:val="0"/>
-          <w:sz w:val="19"/>
-        </w:rPr>
-        <w:t xml:space="preserve">  void _showAddTaskDialog() {</w:t>
-      </w:r>
-    </w:p>
-    <w:p>
-      <w:pPr>
-        <w:spacing w:line="190" w:lineRule="exact" w:after="0"/>
-        <w:jc w:val="left"/>
-      </w:pPr>
-      <w:r>
-        <w:rPr>
-          <w:rFonts w:ascii="Cascadia Mono" w:hAnsi="Cascadia Mono" w:cs="Cascadia Mono"/>
-          <w:b w:val="0"/>
-          <w:sz w:val="19"/>
-        </w:rPr>
-        <w:t xml:space="preserve">    final titleController = TextEditingController();</w:t>
-      </w:r>
-    </w:p>
-    <w:p>
-      <w:pPr>
-        <w:spacing w:line="190" w:lineRule="exact" w:after="0"/>
-        <w:jc w:val="left"/>
-      </w:pPr>
-      <w:r>
-        <w:rPr>
-          <w:rFonts w:ascii="Cascadia Mono" w:hAnsi="Cascadia Mono" w:cs="Cascadia Mono"/>
-          <w:b w:val="0"/>
-          <w:sz w:val="19"/>
-        </w:rPr>
-        <w:t xml:space="preserve">    bool isFavorite = false;</w:t>
-      </w:r>
-    </w:p>
-    <w:p>
-      <w:pPr>
-        <w:spacing w:line="190" w:lineRule="exact" w:after="0"/>
-        <w:jc w:val="left"/>
-      </w:pPr>
-    </w:p>
-    <w:p>
-      <w:pPr>
-        <w:spacing w:line="190" w:lineRule="exact" w:after="0"/>
-        <w:jc w:val="left"/>
-      </w:pPr>
-      <w:r>
-        <w:rPr>
-          <w:rFonts w:ascii="Cascadia Mono" w:hAnsi="Cascadia Mono" w:cs="Cascadia Mono"/>
-          <w:b w:val="0"/>
-          <w:sz w:val="19"/>
-        </w:rPr>
-        <w:t xml:space="preserve">    showDialog(</w:t>
-      </w:r>
-    </w:p>
-    <w:p>
-      <w:pPr>
-        <w:spacing w:line="190" w:lineRule="exact" w:after="0"/>
-        <w:jc w:val="left"/>
-      </w:pPr>
-      <w:r>
-        <w:rPr>
-          <w:rFonts w:ascii="Cascadia Mono" w:hAnsi="Cascadia Mono" w:cs="Cascadia Mono"/>
-          <w:b w:val="0"/>
-          <w:sz w:val="19"/>
-        </w:rPr>
-        <w:t xml:space="preserve">      context: context,</w:t>
-      </w:r>
-    </w:p>
-    <w:p>
-      <w:pPr>
-        <w:spacing w:line="190" w:lineRule="exact" w:after="0"/>
-        <w:jc w:val="left"/>
-      </w:pPr>
-      <w:r>
-        <w:rPr>
-          <w:rFonts w:ascii="Cascadia Mono" w:hAnsi="Cascadia Mono" w:cs="Cascadia Mono"/>
-          <w:b w:val="0"/>
-          <w:sz w:val="19"/>
-        </w:rPr>
-        <w:t xml:space="preserve">      builder: (ctx) {</w:t>
-      </w:r>
-    </w:p>
-    <w:p>
-      <w:pPr>
-        <w:spacing w:line="190" w:lineRule="exact" w:after="0"/>
-        <w:jc w:val="left"/>
-      </w:pPr>
-      <w:r>
-        <w:rPr>
-          <w:rFonts w:ascii="Cascadia Mono" w:hAnsi="Cascadia Mono" w:cs="Cascadia Mono"/>
-          <w:b w:val="0"/>
-          <w:sz w:val="19"/>
-        </w:rPr>
-        <w:t xml:space="preserve">        return StatefulBuilder(</w:t>
-      </w:r>
-    </w:p>
-    <w:p>
-      <w:pPr>
-        <w:spacing w:line="190" w:lineRule="exact" w:after="0"/>
-        <w:jc w:val="left"/>
-      </w:pPr>
-      <w:r>
-        <w:rPr>
-          <w:rFonts w:ascii="Cascadia Mono" w:hAnsi="Cascadia Mono" w:cs="Cascadia Mono"/>
-          <w:b w:val="0"/>
-          <w:sz w:val="19"/>
-        </w:rPr>
-        <w:t xml:space="preserve">          builder: (context, setDialogState) {</w:t>
-      </w:r>
-    </w:p>
-    <w:p>
-      <w:pPr>
-        <w:spacing w:line="190" w:lineRule="exact" w:after="0"/>
-        <w:jc w:val="left"/>
-      </w:pPr>
-      <w:r>
-        <w:rPr>
-          <w:rFonts w:ascii="Cascadia Mono" w:hAnsi="Cascadia Mono" w:cs="Cascadia Mono"/>
-          <w:b w:val="0"/>
-          <w:sz w:val="19"/>
-        </w:rPr>
-        <w:t xml:space="preserve">            return AlertDialog(</w:t>
-      </w:r>
-    </w:p>
-    <w:p>
-      <w:pPr>
-        <w:spacing w:line="190" w:lineRule="exact" w:after="0"/>
-        <w:jc w:val="left"/>
-      </w:pPr>
-      <w:r>
-        <w:rPr>
-          <w:rFonts w:ascii="Cascadia Mono" w:hAnsi="Cascadia Mono" w:cs="Cascadia Mono"/>
-          <w:b w:val="0"/>
-          <w:sz w:val="19"/>
-        </w:rPr>
-        <w:t xml:space="preserve">              backgroundColor: const Color(0xFF15181F),</w:t>
-      </w:r>
-    </w:p>
-    <w:p>
-      <w:pPr>
-        <w:spacing w:line="190" w:lineRule="exact" w:after="0"/>
-        <w:jc w:val="left"/>
-      </w:pPr>
-      <w:r>
-        <w:rPr>
-          <w:rFonts w:ascii="Cascadia Mono" w:hAnsi="Cascadia Mono" w:cs="Cascadia Mono"/>
-          <w:b w:val="0"/>
-          <w:sz w:val="19"/>
-        </w:rPr>
-        <w:t xml:space="preserve">              shape: RoundedRectangleBorder(</w:t>
-      </w:r>
-    </w:p>
-    <w:p>
-      <w:pPr>
-        <w:spacing w:line="190" w:lineRule="exact" w:after="0"/>
-        <w:jc w:val="left"/>
-      </w:pPr>
-      <w:r>
-        <w:rPr>
-          <w:rFonts w:ascii="Cascadia Mono" w:hAnsi="Cascadia Mono" w:cs="Cascadia Mono"/>
-          <w:b w:val="0"/>
-          <w:sz w:val="19"/>
-        </w:rPr>
-        <w:t xml:space="preserve">                borderRadius: BorderRadius.circular(16),</w:t>
-      </w:r>
-    </w:p>
-    <w:p>
-      <w:pPr>
-        <w:spacing w:line="190" w:lineRule="exact" w:after="0"/>
-        <w:jc w:val="left"/>
-      </w:pPr>
-      <w:r>
-        <w:rPr>
-          <w:rFonts w:ascii="Cascadia Mono" w:hAnsi="Cascadia Mono" w:cs="Cascadia Mono"/>
-          <w:b w:val="0"/>
-          <w:sz w:val="19"/>
-        </w:rPr>
-        <w:t xml:space="preserve">                side: const BorderSide(color: Color(0xFF2A3142)),</w:t>
+        <w:t xml:space="preserve">                      ),</w:t>
       </w:r>
     </w:p>
     <w:p>
@@ -3439,7 +2937,7 @@
           <w:b w:val="0"/>
           <w:sz w:val="19"/>
         </w:rPr>
-        <w:t xml:space="preserve">              title: const Row(</w:t>
+        <w:t xml:space="preserve">            ],</w:t>
       </w:r>
     </w:p>
     <w:p>
@@ -3453,3637 +2951,7 @@
           <w:b w:val="0"/>
           <w:sz w:val="19"/>
         </w:rPr>
-        <w:t xml:space="preserve">                children: [</w:t>
-      </w:r>
-    </w:p>
-    <w:p>
-      <w:pPr>
-        <w:spacing w:line="190" w:lineRule="exact" w:after="0"/>
-        <w:jc w:val="left"/>
-      </w:pPr>
-      <w:r>
-        <w:rPr>
-          <w:rFonts w:ascii="Cascadia Mono" w:hAnsi="Cascadia Mono" w:cs="Cascadia Mono"/>
-          <w:b w:val="0"/>
-          <w:sz w:val="19"/>
-        </w:rPr>
-        <w:t xml:space="preserve">                  Icon(Icons.add_task, color: Color(0xFFD4FF00)),</w:t>
-      </w:r>
-    </w:p>
-    <w:p>
-      <w:pPr>
-        <w:spacing w:line="190" w:lineRule="exact" w:after="0"/>
-        <w:jc w:val="left"/>
-      </w:pPr>
-      <w:r>
-        <w:rPr>
-          <w:rFonts w:ascii="Cascadia Mono" w:hAnsi="Cascadia Mono" w:cs="Cascadia Mono"/>
-          <w:b w:val="0"/>
-          <w:sz w:val="19"/>
-        </w:rPr>
-        <w:t xml:space="preserve">                  SizedBox(width: 8),</w:t>
-      </w:r>
-    </w:p>
-    <w:p>
-      <w:pPr>
-        <w:spacing w:line="190" w:lineRule="exact" w:after="0"/>
-        <w:jc w:val="left"/>
-      </w:pPr>
-      <w:r>
-        <w:rPr>
-          <w:rFonts w:ascii="Cascadia Mono" w:hAnsi="Cascadia Mono" w:cs="Cascadia Mono"/>
-          <w:b w:val="0"/>
-          <w:sz w:val="19"/>
-        </w:rPr>
-        <w:t xml:space="preserve">                  Text(</w:t>
-      </w:r>
-    </w:p>
-    <w:p>
-      <w:pPr>
-        <w:spacing w:line="190" w:lineRule="exact" w:after="0"/>
-        <w:jc w:val="left"/>
-      </w:pPr>
-      <w:r>
-        <w:rPr>
-          <w:rFonts w:ascii="Cascadia Mono" w:hAnsi="Cascadia Mono" w:cs="Cascadia Mono"/>
-          <w:b w:val="0"/>
-          <w:sz w:val="19"/>
-        </w:rPr>
-        <w:t xml:space="preserve">                    'Нове завдання',</w:t>
-      </w:r>
-    </w:p>
-    <w:p>
-      <w:pPr>
-        <w:spacing w:line="190" w:lineRule="exact" w:after="0"/>
-        <w:jc w:val="left"/>
-      </w:pPr>
-      <w:r>
-        <w:rPr>
-          <w:rFonts w:ascii="Cascadia Mono" w:hAnsi="Cascadia Mono" w:cs="Cascadia Mono"/>
-          <w:b w:val="0"/>
-          <w:sz w:val="19"/>
-        </w:rPr>
-        <w:t xml:space="preserve">                    style: TextStyle(</w:t>
-      </w:r>
-    </w:p>
-    <w:p>
-      <w:pPr>
-        <w:spacing w:line="190" w:lineRule="exact" w:after="0"/>
-        <w:jc w:val="left"/>
-      </w:pPr>
-      <w:r>
-        <w:rPr>
-          <w:rFonts w:ascii="Cascadia Mono" w:hAnsi="Cascadia Mono" w:cs="Cascadia Mono"/>
-          <w:b w:val="0"/>
-          <w:sz w:val="19"/>
-        </w:rPr>
-        <w:t xml:space="preserve">                      color: Colors.white,</w:t>
-      </w:r>
-    </w:p>
-    <w:p>
-      <w:pPr>
-        <w:spacing w:line="190" w:lineRule="exact" w:after="0"/>
-        <w:jc w:val="left"/>
-      </w:pPr>
-      <w:r>
-        <w:rPr>
-          <w:rFonts w:ascii="Cascadia Mono" w:hAnsi="Cascadia Mono" w:cs="Cascadia Mono"/>
-          <w:b w:val="0"/>
-          <w:sz w:val="19"/>
-        </w:rPr>
-        <w:t xml:space="preserve">                      fontSize: 18,</w:t>
-      </w:r>
-    </w:p>
-    <w:p>
-      <w:pPr>
-        <w:spacing w:line="190" w:lineRule="exact" w:after="0"/>
-        <w:jc w:val="left"/>
-      </w:pPr>
-      <w:r>
-        <w:rPr>
-          <w:rFonts w:ascii="Cascadia Mono" w:hAnsi="Cascadia Mono" w:cs="Cascadia Mono"/>
-          <w:b w:val="0"/>
-          <w:sz w:val="19"/>
-        </w:rPr>
-        <w:t xml:space="preserve">                      fontWeight: FontWeight.bold,</w:t>
-      </w:r>
-    </w:p>
-    <w:p>
-      <w:pPr>
-        <w:spacing w:line="190" w:lineRule="exact" w:after="0"/>
-        <w:jc w:val="left"/>
-      </w:pPr>
-      <w:r>
-        <w:rPr>
-          <w:rFonts w:ascii="Cascadia Mono" w:hAnsi="Cascadia Mono" w:cs="Cascadia Mono"/>
-          <w:b w:val="0"/>
-          <w:sz w:val="19"/>
-        </w:rPr>
-        <w:t xml:space="preserve">                    ),</w:t>
-      </w:r>
-    </w:p>
-    <w:p>
-      <w:pPr>
-        <w:spacing w:line="190" w:lineRule="exact" w:after="0"/>
-        <w:jc w:val="left"/>
-      </w:pPr>
-      <w:r>
-        <w:rPr>
-          <w:rFonts w:ascii="Cascadia Mono" w:hAnsi="Cascadia Mono" w:cs="Cascadia Mono"/>
-          <w:b w:val="0"/>
-          <w:sz w:val="19"/>
-        </w:rPr>
-        <w:t xml:space="preserve">                  ),</w:t>
-      </w:r>
-    </w:p>
-    <w:p>
-      <w:pPr>
-        <w:spacing w:line="190" w:lineRule="exact" w:after="0"/>
-        <w:jc w:val="left"/>
-      </w:pPr>
-      <w:r>
-        <w:rPr>
-          <w:rFonts w:ascii="Cascadia Mono" w:hAnsi="Cascadia Mono" w:cs="Cascadia Mono"/>
-          <w:b w:val="0"/>
-          <w:sz w:val="19"/>
-        </w:rPr>
-        <w:t xml:space="preserve">                ],</w:t>
-      </w:r>
-    </w:p>
-    <w:p>
-      <w:pPr>
-        <w:spacing w:line="190" w:lineRule="exact" w:after="0"/>
-        <w:jc w:val="left"/>
-      </w:pPr>
-      <w:r>
-        <w:rPr>
-          <w:rFonts w:ascii="Cascadia Mono" w:hAnsi="Cascadia Mono" w:cs="Cascadia Mono"/>
-          <w:b w:val="0"/>
-          <w:sz w:val="19"/>
-        </w:rPr>
-        <w:t xml:space="preserve">              ),</w:t>
-      </w:r>
-    </w:p>
-    <w:p>
-      <w:pPr>
-        <w:spacing w:line="190" w:lineRule="exact" w:after="0"/>
-        <w:jc w:val="left"/>
-      </w:pPr>
-      <w:r>
-        <w:rPr>
-          <w:rFonts w:ascii="Cascadia Mono" w:hAnsi="Cascadia Mono" w:cs="Cascadia Mono"/>
-          <w:b w:val="0"/>
-          <w:sz w:val="19"/>
-        </w:rPr>
-        <w:t xml:space="preserve">              content: SingleChildScrollView(</w:t>
-      </w:r>
-    </w:p>
-    <w:p>
-      <w:pPr>
-        <w:spacing w:line="190" w:lineRule="exact" w:after="0"/>
-        <w:jc w:val="left"/>
-      </w:pPr>
-      <w:r>
-        <w:rPr>
-          <w:rFonts w:ascii="Cascadia Mono" w:hAnsi="Cascadia Mono" w:cs="Cascadia Mono"/>
-          <w:b w:val="0"/>
-          <w:sz w:val="19"/>
-        </w:rPr>
-        <w:t xml:space="preserve">                child: Column(</w:t>
-      </w:r>
-    </w:p>
-    <w:p>
-      <w:pPr>
-        <w:spacing w:line="190" w:lineRule="exact" w:after="0"/>
-        <w:jc w:val="left"/>
-      </w:pPr>
-      <w:r>
-        <w:rPr>
-          <w:rFonts w:ascii="Cascadia Mono" w:hAnsi="Cascadia Mono" w:cs="Cascadia Mono"/>
-          <w:b w:val="0"/>
-          <w:sz w:val="19"/>
-        </w:rPr>
-        <w:t xml:space="preserve">                  mainAxisSize: MainAxisSize.min,</w:t>
-      </w:r>
-    </w:p>
-    <w:p>
-      <w:pPr>
-        <w:spacing w:line="190" w:lineRule="exact" w:after="0"/>
-        <w:jc w:val="left"/>
-      </w:pPr>
-      <w:r>
-        <w:rPr>
-          <w:rFonts w:ascii="Cascadia Mono" w:hAnsi="Cascadia Mono" w:cs="Cascadia Mono"/>
-          <w:b w:val="0"/>
-          <w:sz w:val="19"/>
-        </w:rPr>
-        <w:t xml:space="preserve">                  children: [</w:t>
-      </w:r>
-    </w:p>
-    <w:p>
-      <w:pPr>
-        <w:spacing w:line="190" w:lineRule="exact" w:after="0"/>
-        <w:jc w:val="left"/>
-      </w:pPr>
-      <w:r>
-        <w:rPr>
-          <w:rFonts w:ascii="Cascadia Mono" w:hAnsi="Cascadia Mono" w:cs="Cascadia Mono"/>
-          <w:b w:val="0"/>
-          <w:sz w:val="19"/>
-        </w:rPr>
-        <w:t xml:space="preserve">                    TextField(</w:t>
-      </w:r>
-    </w:p>
-    <w:p>
-      <w:pPr>
-        <w:spacing w:line="190" w:lineRule="exact" w:after="0"/>
-        <w:jc w:val="left"/>
-      </w:pPr>
-      <w:r>
-        <w:rPr>
-          <w:rFonts w:ascii="Cascadia Mono" w:hAnsi="Cascadia Mono" w:cs="Cascadia Mono"/>
-          <w:b w:val="0"/>
-          <w:sz w:val="19"/>
-        </w:rPr>
-        <w:t xml:space="preserve">                      controller: titleController,</w:t>
-      </w:r>
-    </w:p>
-    <w:p>
-      <w:pPr>
-        <w:spacing w:line="190" w:lineRule="exact" w:after="0"/>
-        <w:jc w:val="left"/>
-      </w:pPr>
-      <w:r>
-        <w:rPr>
-          <w:rFonts w:ascii="Cascadia Mono" w:hAnsi="Cascadia Mono" w:cs="Cascadia Mono"/>
-          <w:b w:val="0"/>
-          <w:sz w:val="19"/>
-        </w:rPr>
-        <w:t xml:space="preserve">                      autofocus: true,</w:t>
-      </w:r>
-    </w:p>
-    <w:p>
-      <w:pPr>
-        <w:spacing w:line="190" w:lineRule="exact" w:after="0"/>
-        <w:jc w:val="left"/>
-      </w:pPr>
-      <w:r>
-        <w:rPr>
-          <w:rFonts w:ascii="Cascadia Mono" w:hAnsi="Cascadia Mono" w:cs="Cascadia Mono"/>
-          <w:b w:val="0"/>
-          <w:sz w:val="19"/>
-        </w:rPr>
-        <w:t xml:space="preserve">                      style: const TextStyle(color: Colors.white),</w:t>
-      </w:r>
-    </w:p>
-    <w:p>
-      <w:pPr>
-        <w:spacing w:line="190" w:lineRule="exact" w:after="0"/>
-        <w:jc w:val="left"/>
-      </w:pPr>
-      <w:r>
-        <w:rPr>
-          <w:rFonts w:ascii="Cascadia Mono" w:hAnsi="Cascadia Mono" w:cs="Cascadia Mono"/>
-          <w:b w:val="0"/>
-          <w:sz w:val="19"/>
-        </w:rPr>
-        <w:t xml:space="preserve">                      decoration: InputDecoration(</w:t>
-      </w:r>
-    </w:p>
-    <w:p>
-      <w:pPr>
-        <w:spacing w:line="190" w:lineRule="exact" w:after="0"/>
-        <w:jc w:val="left"/>
-      </w:pPr>
-      <w:r>
-        <w:rPr>
-          <w:rFonts w:ascii="Cascadia Mono" w:hAnsi="Cascadia Mono" w:cs="Cascadia Mono"/>
-          <w:b w:val="0"/>
-          <w:sz w:val="19"/>
-        </w:rPr>
-        <w:t xml:space="preserve">                        labelText: 'Назва завдання',</w:t>
-      </w:r>
-    </w:p>
-    <w:p>
-      <w:pPr>
-        <w:spacing w:line="190" w:lineRule="exact" w:after="0"/>
-        <w:jc w:val="left"/>
-      </w:pPr>
-      <w:r>
-        <w:rPr>
-          <w:rFonts w:ascii="Cascadia Mono" w:hAnsi="Cascadia Mono" w:cs="Cascadia Mono"/>
-          <w:b w:val="0"/>
-          <w:sz w:val="19"/>
-        </w:rPr>
-        <w:t xml:space="preserve">                        labelStyle: const TextStyle(color: Color(0xFF8B949E)),</w:t>
-      </w:r>
-    </w:p>
-    <w:p>
-      <w:pPr>
-        <w:spacing w:line="190" w:lineRule="exact" w:after="0"/>
-        <w:jc w:val="left"/>
-      </w:pPr>
-      <w:r>
-        <w:rPr>
-          <w:rFonts w:ascii="Cascadia Mono" w:hAnsi="Cascadia Mono" w:cs="Cascadia Mono"/>
-          <w:b w:val="0"/>
-          <w:sz w:val="19"/>
-        </w:rPr>
-        <w:t xml:space="preserve">                        hintText: 'Введіть тему або завдання...',</w:t>
-      </w:r>
-    </w:p>
-    <w:p>
-      <w:pPr>
-        <w:spacing w:line="190" w:lineRule="exact" w:after="0"/>
-        <w:jc w:val="left"/>
-      </w:pPr>
-      <w:r>
-        <w:rPr>
-          <w:rFonts w:ascii="Cascadia Mono" w:hAnsi="Cascadia Mono" w:cs="Cascadia Mono"/>
-          <w:b w:val="0"/>
-          <w:sz w:val="19"/>
-        </w:rPr>
-        <w:t xml:space="preserve">                        hintStyle: const TextStyle(color: Color(0xFF555F70)),</w:t>
-      </w:r>
-    </w:p>
-    <w:p>
-      <w:pPr>
-        <w:spacing w:line="190" w:lineRule="exact" w:after="0"/>
-        <w:jc w:val="left"/>
-      </w:pPr>
-      <w:r>
-        <w:rPr>
-          <w:rFonts w:ascii="Cascadia Mono" w:hAnsi="Cascadia Mono" w:cs="Cascadia Mono"/>
-          <w:b w:val="0"/>
-          <w:sz w:val="19"/>
-        </w:rPr>
-        <w:t xml:space="preserve">                        filled: true,</w:t>
-      </w:r>
-    </w:p>
-    <w:p>
-      <w:pPr>
-        <w:spacing w:line="190" w:lineRule="exact" w:after="0"/>
-        <w:jc w:val="left"/>
-      </w:pPr>
-      <w:r>
-        <w:rPr>
-          <w:rFonts w:ascii="Cascadia Mono" w:hAnsi="Cascadia Mono" w:cs="Cascadia Mono"/>
-          <w:b w:val="0"/>
-          <w:sz w:val="19"/>
-        </w:rPr>
-        <w:t xml:space="preserve">                        fillColor: const Color(0xFF1F2430),</w:t>
-      </w:r>
-    </w:p>
-    <w:p>
-      <w:pPr>
-        <w:spacing w:line="190" w:lineRule="exact" w:after="0"/>
-        <w:jc w:val="left"/>
-      </w:pPr>
-      <w:r>
-        <w:rPr>
-          <w:rFonts w:ascii="Cascadia Mono" w:hAnsi="Cascadia Mono" w:cs="Cascadia Mono"/>
-          <w:b w:val="0"/>
-          <w:sz w:val="19"/>
-        </w:rPr>
-        <w:t xml:space="preserve">                        border: OutlineInputBorder(</w:t>
-      </w:r>
-    </w:p>
-    <w:p>
-      <w:pPr>
-        <w:spacing w:line="190" w:lineRule="exact" w:after="0"/>
-        <w:jc w:val="left"/>
-      </w:pPr>
-      <w:r>
-        <w:rPr>
-          <w:rFonts w:ascii="Cascadia Mono" w:hAnsi="Cascadia Mono" w:cs="Cascadia Mono"/>
-          <w:b w:val="0"/>
-          <w:sz w:val="19"/>
-        </w:rPr>
-        <w:t xml:space="preserve">                          borderRadius: BorderRadius.circular(10),</w:t>
-      </w:r>
-    </w:p>
-    <w:p>
-      <w:pPr>
-        <w:spacing w:line="190" w:lineRule="exact" w:after="0"/>
-        <w:jc w:val="left"/>
-      </w:pPr>
-      <w:r>
-        <w:rPr>
-          <w:rFonts w:ascii="Cascadia Mono" w:hAnsi="Cascadia Mono" w:cs="Cascadia Mono"/>
-          <w:b w:val="0"/>
-          <w:sz w:val="19"/>
-        </w:rPr>
-        <w:t xml:space="preserve">                          borderSide: BorderSide.none,</w:t>
-      </w:r>
-    </w:p>
-    <w:p>
-      <w:pPr>
-        <w:spacing w:line="190" w:lineRule="exact" w:after="0"/>
-        <w:jc w:val="left"/>
-      </w:pPr>
-      <w:r>
-        <w:rPr>
-          <w:rFonts w:ascii="Cascadia Mono" w:hAnsi="Cascadia Mono" w:cs="Cascadia Mono"/>
-          <w:b w:val="0"/>
-          <w:sz w:val="19"/>
-        </w:rPr>
-        <w:t xml:space="preserve">                        ),</w:t>
-      </w:r>
-    </w:p>
-    <w:p>
-      <w:pPr>
-        <w:spacing w:line="190" w:lineRule="exact" w:after="0"/>
-        <w:jc w:val="left"/>
-      </w:pPr>
-      <w:r>
-        <w:rPr>
-          <w:rFonts w:ascii="Cascadia Mono" w:hAnsi="Cascadia Mono" w:cs="Cascadia Mono"/>
-          <w:b w:val="0"/>
-          <w:sz w:val="19"/>
-        </w:rPr>
-        <w:t xml:space="preserve">                        focusedBorder: OutlineInputBorder(</w:t>
-      </w:r>
-    </w:p>
-    <w:p>
-      <w:pPr>
-        <w:spacing w:line="190" w:lineRule="exact" w:after="0"/>
-        <w:jc w:val="left"/>
-      </w:pPr>
-      <w:r>
-        <w:rPr>
-          <w:rFonts w:ascii="Cascadia Mono" w:hAnsi="Cascadia Mono" w:cs="Cascadia Mono"/>
-          <w:b w:val="0"/>
-          <w:sz w:val="19"/>
-        </w:rPr>
-        <w:t xml:space="preserve">                          borderRadius: BorderRadius.circular(10),</w:t>
-      </w:r>
-    </w:p>
-    <w:p>
-      <w:pPr>
-        <w:spacing w:line="190" w:lineRule="exact" w:after="0"/>
-        <w:jc w:val="left"/>
-      </w:pPr>
-      <w:r>
-        <w:rPr>
-          <w:rFonts w:ascii="Cascadia Mono" w:hAnsi="Cascadia Mono" w:cs="Cascadia Mono"/>
-          <w:b w:val="0"/>
-          <w:sz w:val="19"/>
-        </w:rPr>
-        <w:t xml:space="preserve">                          borderSide: const BorderSide(</w:t>
-      </w:r>
-    </w:p>
-    <w:p>
-      <w:pPr>
-        <w:spacing w:line="190" w:lineRule="exact" w:after="0"/>
-        <w:jc w:val="left"/>
-      </w:pPr>
-      <w:r>
-        <w:rPr>
-          <w:rFonts w:ascii="Cascadia Mono" w:hAnsi="Cascadia Mono" w:cs="Cascadia Mono"/>
-          <w:b w:val="0"/>
-          <w:sz w:val="19"/>
-        </w:rPr>
-        <w:t xml:space="preserve">                            color: Color(0xFFD4FF00),</w:t>
-      </w:r>
-    </w:p>
-    <w:p>
-      <w:pPr>
-        <w:spacing w:line="190" w:lineRule="exact" w:after="0"/>
-        <w:jc w:val="left"/>
-      </w:pPr>
-      <w:r>
-        <w:rPr>
-          <w:rFonts w:ascii="Cascadia Mono" w:hAnsi="Cascadia Mono" w:cs="Cascadia Mono"/>
-          <w:b w:val="0"/>
-          <w:sz w:val="19"/>
-        </w:rPr>
-        <w:t xml:space="preserve">                            width: 1.5,</w:t>
-      </w:r>
-    </w:p>
-    <w:p>
-      <w:pPr>
-        <w:spacing w:line="190" w:lineRule="exact" w:after="0"/>
-        <w:jc w:val="left"/>
-      </w:pPr>
-      <w:r>
-        <w:rPr>
-          <w:rFonts w:ascii="Cascadia Mono" w:hAnsi="Cascadia Mono" w:cs="Cascadia Mono"/>
-          <w:b w:val="0"/>
-          <w:sz w:val="19"/>
-        </w:rPr>
-        <w:t xml:space="preserve">                          ),</w:t>
-      </w:r>
-    </w:p>
-    <w:p>
-      <w:pPr>
-        <w:spacing w:line="190" w:lineRule="exact" w:after="0"/>
-        <w:jc w:val="left"/>
-      </w:pPr>
-      <w:r>
-        <w:rPr>
-          <w:rFonts w:ascii="Cascadia Mono" w:hAnsi="Cascadia Mono" w:cs="Cascadia Mono"/>
-          <w:b w:val="0"/>
-          <w:sz w:val="19"/>
-        </w:rPr>
-        <w:t xml:space="preserve">                        ),</w:t>
-      </w:r>
-    </w:p>
-    <w:p>
-      <w:pPr>
-        <w:spacing w:line="190" w:lineRule="exact" w:after="0"/>
-        <w:jc w:val="left"/>
-      </w:pPr>
-      <w:r>
-        <w:rPr>
-          <w:rFonts w:ascii="Cascadia Mono" w:hAnsi="Cascadia Mono" w:cs="Cascadia Mono"/>
-          <w:b w:val="0"/>
-          <w:sz w:val="19"/>
-        </w:rPr>
-        <w:t xml:space="preserve">                      ),</w:t>
-      </w:r>
-    </w:p>
-    <w:p>
-      <w:pPr>
-        <w:spacing w:line="190" w:lineRule="exact" w:after="0"/>
-        <w:jc w:val="left"/>
-      </w:pPr>
-      <w:r>
-        <w:rPr>
-          <w:rFonts w:ascii="Cascadia Mono" w:hAnsi="Cascadia Mono" w:cs="Cascadia Mono"/>
-          <w:b w:val="0"/>
-          <w:sz w:val="19"/>
-        </w:rPr>
-        <w:t xml:space="preserve">                    ),</w:t>
-      </w:r>
-    </w:p>
-    <w:p>
-      <w:pPr>
-        <w:spacing w:line="190" w:lineRule="exact" w:after="0"/>
-        <w:jc w:val="left"/>
-      </w:pPr>
-      <w:r>
-        <w:rPr>
-          <w:rFonts w:ascii="Cascadia Mono" w:hAnsi="Cascadia Mono" w:cs="Cascadia Mono"/>
-          <w:b w:val="0"/>
-          <w:sz w:val="19"/>
-        </w:rPr>
-        <w:t xml:space="preserve">                    const SizedBox(height: 12),</w:t>
-      </w:r>
-    </w:p>
-    <w:p>
-      <w:pPr>
-        <w:spacing w:line="190" w:lineRule="exact" w:after="0"/>
-        <w:jc w:val="left"/>
-      </w:pPr>
-      <w:r>
-        <w:rPr>
-          <w:rFonts w:ascii="Cascadia Mono" w:hAnsi="Cascadia Mono" w:cs="Cascadia Mono"/>
-          <w:b w:val="0"/>
-          <w:sz w:val="19"/>
-        </w:rPr>
-        <w:t xml:space="preserve">                    SwitchListTile(</w:t>
-      </w:r>
-    </w:p>
-    <w:p>
-      <w:pPr>
-        <w:spacing w:line="190" w:lineRule="exact" w:after="0"/>
-        <w:jc w:val="left"/>
-      </w:pPr>
-      <w:r>
-        <w:rPr>
-          <w:rFonts w:ascii="Cascadia Mono" w:hAnsi="Cascadia Mono" w:cs="Cascadia Mono"/>
-          <w:b w:val="0"/>
-          <w:sz w:val="19"/>
-        </w:rPr>
-        <w:t xml:space="preserve">                      contentPadding: EdgeInsets.zero,</w:t>
-      </w:r>
-    </w:p>
-    <w:p>
-      <w:pPr>
-        <w:spacing w:line="190" w:lineRule="exact" w:after="0"/>
-        <w:jc w:val="left"/>
-      </w:pPr>
-      <w:r>
-        <w:rPr>
-          <w:rFonts w:ascii="Cascadia Mono" w:hAnsi="Cascadia Mono" w:cs="Cascadia Mono"/>
-          <w:b w:val="0"/>
-          <w:sz w:val="19"/>
-        </w:rPr>
-        <w:t xml:space="preserve">                      title: const Text(</w:t>
-      </w:r>
-    </w:p>
-    <w:p>
-      <w:pPr>
-        <w:spacing w:line="190" w:lineRule="exact" w:after="0"/>
-        <w:jc w:val="left"/>
-      </w:pPr>
-      <w:r>
-        <w:rPr>
-          <w:rFonts w:ascii="Cascadia Mono" w:hAnsi="Cascadia Mono" w:cs="Cascadia Mono"/>
-          <w:b w:val="0"/>
-          <w:sz w:val="19"/>
-        </w:rPr>
-        <w:t xml:space="preserve">                        'Додати в обране',</w:t>
-      </w:r>
-    </w:p>
-    <w:p>
-      <w:pPr>
-        <w:spacing w:line="190" w:lineRule="exact" w:after="0"/>
-        <w:jc w:val="left"/>
-      </w:pPr>
-      <w:r>
-        <w:rPr>
-          <w:rFonts w:ascii="Cascadia Mono" w:hAnsi="Cascadia Mono" w:cs="Cascadia Mono"/>
-          <w:b w:val="0"/>
-          <w:sz w:val="19"/>
-        </w:rPr>
-        <w:t xml:space="preserve">                        style: TextStyle(color: Colors.white, fontSize: 14),</w:t>
-      </w:r>
-    </w:p>
-    <w:p>
-      <w:pPr>
-        <w:spacing w:line="190" w:lineRule="exact" w:after="0"/>
-        <w:jc w:val="left"/>
-      </w:pPr>
-      <w:r>
-        <w:rPr>
-          <w:rFonts w:ascii="Cascadia Mono" w:hAnsi="Cascadia Mono" w:cs="Cascadia Mono"/>
-          <w:b w:val="0"/>
-          <w:sz w:val="19"/>
-        </w:rPr>
-        <w:t xml:space="preserve">                      ),</w:t>
-      </w:r>
-    </w:p>
-    <w:p>
-      <w:pPr>
-        <w:spacing w:line="190" w:lineRule="exact" w:after="0"/>
-        <w:jc w:val="left"/>
-      </w:pPr>
-      <w:r>
-        <w:rPr>
-          <w:rFonts w:ascii="Cascadia Mono" w:hAnsi="Cascadia Mono" w:cs="Cascadia Mono"/>
-          <w:b w:val="0"/>
-          <w:sz w:val="19"/>
-        </w:rPr>
-        <w:t xml:space="preserve">                      value: isFavorite,</w:t>
-      </w:r>
-    </w:p>
-    <w:p>
-      <w:pPr>
-        <w:spacing w:line="190" w:lineRule="exact" w:after="0"/>
-        <w:jc w:val="left"/>
-      </w:pPr>
-      <w:r>
-        <w:rPr>
-          <w:rFonts w:ascii="Cascadia Mono" w:hAnsi="Cascadia Mono" w:cs="Cascadia Mono"/>
-          <w:b w:val="0"/>
-          <w:sz w:val="19"/>
-        </w:rPr>
-        <w:t xml:space="preserve">                      activeThumbColor: const Color(0xFFD4FF00),</w:t>
-      </w:r>
-    </w:p>
-    <w:p>
-      <w:pPr>
-        <w:spacing w:line="190" w:lineRule="exact" w:after="0"/>
-        <w:jc w:val="left"/>
-      </w:pPr>
-      <w:r>
-        <w:rPr>
-          <w:rFonts w:ascii="Cascadia Mono" w:hAnsi="Cascadia Mono" w:cs="Cascadia Mono"/>
-          <w:b w:val="0"/>
-          <w:sz w:val="19"/>
-        </w:rPr>
-        <w:t xml:space="preserve">                      onChanged: (val) {</w:t>
-      </w:r>
-    </w:p>
-    <w:p>
-      <w:pPr>
-        <w:spacing w:line="190" w:lineRule="exact" w:after="0"/>
-        <w:jc w:val="left"/>
-      </w:pPr>
-      <w:r>
-        <w:rPr>
-          <w:rFonts w:ascii="Cascadia Mono" w:hAnsi="Cascadia Mono" w:cs="Cascadia Mono"/>
-          <w:b w:val="0"/>
-          <w:sz w:val="19"/>
-        </w:rPr>
-        <w:t xml:space="preserve">                        setDialogState(() {</w:t>
-      </w:r>
-    </w:p>
-    <w:p>
-      <w:pPr>
-        <w:spacing w:line="190" w:lineRule="exact" w:after="0"/>
-        <w:jc w:val="left"/>
-      </w:pPr>
-      <w:r>
-        <w:rPr>
-          <w:rFonts w:ascii="Cascadia Mono" w:hAnsi="Cascadia Mono" w:cs="Cascadia Mono"/>
-          <w:b w:val="0"/>
-          <w:sz w:val="19"/>
-        </w:rPr>
-        <w:t xml:space="preserve">                          isFavorite = val;</w:t>
-      </w:r>
-    </w:p>
-    <w:p>
-      <w:pPr>
-        <w:spacing w:line="190" w:lineRule="exact" w:after="0"/>
-        <w:jc w:val="left"/>
-      </w:pPr>
-      <w:r>
-        <w:rPr>
-          <w:rFonts w:ascii="Cascadia Mono" w:hAnsi="Cascadia Mono" w:cs="Cascadia Mono"/>
-          <w:b w:val="0"/>
-          <w:sz w:val="19"/>
-        </w:rPr>
-        <w:t xml:space="preserve">                        });</w:t>
-      </w:r>
-    </w:p>
-    <w:p>
-      <w:pPr>
-        <w:spacing w:line="190" w:lineRule="exact" w:after="0"/>
-        <w:jc w:val="left"/>
-      </w:pPr>
-      <w:r>
-        <w:rPr>
-          <w:rFonts w:ascii="Cascadia Mono" w:hAnsi="Cascadia Mono" w:cs="Cascadia Mono"/>
-          <w:b w:val="0"/>
-          <w:sz w:val="19"/>
-        </w:rPr>
-        <w:t xml:space="preserve">                      },</w:t>
-      </w:r>
-    </w:p>
-    <w:p>
-      <w:pPr>
-        <w:spacing w:line="190" w:lineRule="exact" w:after="0"/>
-        <w:jc w:val="left"/>
-      </w:pPr>
-      <w:r>
-        <w:rPr>
-          <w:rFonts w:ascii="Cascadia Mono" w:hAnsi="Cascadia Mono" w:cs="Cascadia Mono"/>
-          <w:b w:val="0"/>
-          <w:sz w:val="19"/>
-        </w:rPr>
-        <w:t xml:space="preserve">                    ),</w:t>
-      </w:r>
-    </w:p>
-    <w:p>
-      <w:pPr>
-        <w:spacing w:line="190" w:lineRule="exact" w:after="0"/>
-        <w:jc w:val="left"/>
-      </w:pPr>
-      <w:r>
-        <w:rPr>
-          <w:rFonts w:ascii="Cascadia Mono" w:hAnsi="Cascadia Mono" w:cs="Cascadia Mono"/>
-          <w:b w:val="0"/>
-          <w:sz w:val="19"/>
-        </w:rPr>
-        <w:t xml:space="preserve">                  ],</w:t>
-      </w:r>
-    </w:p>
-    <w:p>
-      <w:pPr>
-        <w:spacing w:line="190" w:lineRule="exact" w:after="0"/>
-        <w:jc w:val="left"/>
-      </w:pPr>
-      <w:r>
-        <w:rPr>
-          <w:rFonts w:ascii="Cascadia Mono" w:hAnsi="Cascadia Mono" w:cs="Cascadia Mono"/>
-          <w:b w:val="0"/>
-          <w:sz w:val="19"/>
-        </w:rPr>
-        <w:t xml:space="preserve">                ),</w:t>
-      </w:r>
-    </w:p>
-    <w:p>
-      <w:pPr>
-        <w:spacing w:line="190" w:lineRule="exact" w:after="0"/>
-        <w:jc w:val="left"/>
-      </w:pPr>
-      <w:r>
-        <w:rPr>
-          <w:rFonts w:ascii="Cascadia Mono" w:hAnsi="Cascadia Mono" w:cs="Cascadia Mono"/>
-          <w:b w:val="0"/>
-          <w:sz w:val="19"/>
-        </w:rPr>
-        <w:t xml:space="preserve">              ),</w:t>
-      </w:r>
-    </w:p>
-    <w:p>
-      <w:pPr>
-        <w:spacing w:line="190" w:lineRule="exact" w:after="0"/>
-        <w:jc w:val="left"/>
-      </w:pPr>
-      <w:r>
-        <w:rPr>
-          <w:rFonts w:ascii="Cascadia Mono" w:hAnsi="Cascadia Mono" w:cs="Cascadia Mono"/>
-          <w:b w:val="0"/>
-          <w:sz w:val="19"/>
-        </w:rPr>
-        <w:t xml:space="preserve">              actions: [</w:t>
-      </w:r>
-    </w:p>
-    <w:p>
-      <w:pPr>
-        <w:spacing w:line="190" w:lineRule="exact" w:after="0"/>
-        <w:jc w:val="left"/>
-      </w:pPr>
-      <w:r>
-        <w:rPr>
-          <w:rFonts w:ascii="Cascadia Mono" w:hAnsi="Cascadia Mono" w:cs="Cascadia Mono"/>
-          <w:b w:val="0"/>
-          <w:sz w:val="19"/>
-        </w:rPr>
-        <w:t xml:space="preserve">                TextButton(</w:t>
-      </w:r>
-    </w:p>
-    <w:p>
-      <w:pPr>
-        <w:spacing w:line="190" w:lineRule="exact" w:after="0"/>
-        <w:jc w:val="left"/>
-      </w:pPr>
-      <w:r>
-        <w:rPr>
-          <w:rFonts w:ascii="Cascadia Mono" w:hAnsi="Cascadia Mono" w:cs="Cascadia Mono"/>
-          <w:b w:val="0"/>
-          <w:sz w:val="19"/>
-        </w:rPr>
-        <w:t xml:space="preserve">                  onPressed: () =&gt; Navigator.pop(ctx),</w:t>
-      </w:r>
-    </w:p>
-    <w:p>
-      <w:pPr>
-        <w:spacing w:line="190" w:lineRule="exact" w:after="0"/>
-        <w:jc w:val="left"/>
-      </w:pPr>
-      <w:r>
-        <w:rPr>
-          <w:rFonts w:ascii="Cascadia Mono" w:hAnsi="Cascadia Mono" w:cs="Cascadia Mono"/>
-          <w:b w:val="0"/>
-          <w:sz w:val="19"/>
-        </w:rPr>
-        <w:t xml:space="preserve">                  child: const Text(</w:t>
-      </w:r>
-    </w:p>
-    <w:p>
-      <w:pPr>
-        <w:spacing w:line="190" w:lineRule="exact" w:after="0"/>
-        <w:jc w:val="left"/>
-      </w:pPr>
-      <w:r>
-        <w:rPr>
-          <w:rFonts w:ascii="Cascadia Mono" w:hAnsi="Cascadia Mono" w:cs="Cascadia Mono"/>
-          <w:b w:val="0"/>
-          <w:sz w:val="19"/>
-        </w:rPr>
-        <w:t xml:space="preserve">                    'Скасувати',</w:t>
-      </w:r>
-    </w:p>
-    <w:p>
-      <w:pPr>
-        <w:spacing w:line="190" w:lineRule="exact" w:after="0"/>
-        <w:jc w:val="left"/>
-      </w:pPr>
-      <w:r>
-        <w:rPr>
-          <w:rFonts w:ascii="Cascadia Mono" w:hAnsi="Cascadia Mono" w:cs="Cascadia Mono"/>
-          <w:b w:val="0"/>
-          <w:sz w:val="19"/>
-        </w:rPr>
-        <w:t xml:space="preserve">                    style: TextStyle(color: Color(0xFF8B949E)),</w:t>
-      </w:r>
-    </w:p>
-    <w:p>
-      <w:pPr>
-        <w:spacing w:line="190" w:lineRule="exact" w:after="0"/>
-        <w:jc w:val="left"/>
-      </w:pPr>
-      <w:r>
-        <w:rPr>
-          <w:rFonts w:ascii="Cascadia Mono" w:hAnsi="Cascadia Mono" w:cs="Cascadia Mono"/>
-          <w:b w:val="0"/>
-          <w:sz w:val="19"/>
-        </w:rPr>
-        <w:t xml:space="preserve">                  ),</w:t>
-      </w:r>
-    </w:p>
-    <w:p>
-      <w:pPr>
-        <w:spacing w:line="190" w:lineRule="exact" w:after="0"/>
-        <w:jc w:val="left"/>
-      </w:pPr>
-      <w:r>
-        <w:rPr>
-          <w:rFonts w:ascii="Cascadia Mono" w:hAnsi="Cascadia Mono" w:cs="Cascadia Mono"/>
-          <w:b w:val="0"/>
-          <w:sz w:val="19"/>
-        </w:rPr>
-        <w:t xml:space="preserve">                ),</w:t>
-      </w:r>
-    </w:p>
-    <w:p>
-      <w:pPr>
-        <w:spacing w:line="190" w:lineRule="exact" w:after="0"/>
-        <w:jc w:val="left"/>
-      </w:pPr>
-      <w:r>
-        <w:rPr>
-          <w:rFonts w:ascii="Cascadia Mono" w:hAnsi="Cascadia Mono" w:cs="Cascadia Mono"/>
-          <w:b w:val="0"/>
-          <w:sz w:val="19"/>
-        </w:rPr>
-        <w:t xml:space="preserve">                ElevatedButton(</w:t>
-      </w:r>
-    </w:p>
-    <w:p>
-      <w:pPr>
-        <w:spacing w:line="190" w:lineRule="exact" w:after="0"/>
-        <w:jc w:val="left"/>
-      </w:pPr>
-      <w:r>
-        <w:rPr>
-          <w:rFonts w:ascii="Cascadia Mono" w:hAnsi="Cascadia Mono" w:cs="Cascadia Mono"/>
-          <w:b w:val="0"/>
-          <w:sz w:val="19"/>
-        </w:rPr>
-        <w:t xml:space="preserve">                  style: ElevatedButton.styleFrom(</w:t>
-      </w:r>
-    </w:p>
-    <w:p>
-      <w:pPr>
-        <w:spacing w:line="190" w:lineRule="exact" w:after="0"/>
-        <w:jc w:val="left"/>
-      </w:pPr>
-      <w:r>
-        <w:rPr>
-          <w:rFonts w:ascii="Cascadia Mono" w:hAnsi="Cascadia Mono" w:cs="Cascadia Mono"/>
-          <w:b w:val="0"/>
-          <w:sz w:val="19"/>
-        </w:rPr>
-        <w:t xml:space="preserve">                    backgroundColor: const Color(0xFFD4FF00),</w:t>
-      </w:r>
-    </w:p>
-    <w:p>
-      <w:pPr>
-        <w:spacing w:line="190" w:lineRule="exact" w:after="0"/>
-        <w:jc w:val="left"/>
-      </w:pPr>
-      <w:r>
-        <w:rPr>
-          <w:rFonts w:ascii="Cascadia Mono" w:hAnsi="Cascadia Mono" w:cs="Cascadia Mono"/>
-          <w:b w:val="0"/>
-          <w:sz w:val="19"/>
-        </w:rPr>
-        <w:t xml:space="preserve">                    foregroundColor: const Color(0xFF0D0F13),</w:t>
-      </w:r>
-    </w:p>
-    <w:p>
-      <w:pPr>
-        <w:spacing w:line="190" w:lineRule="exact" w:after="0"/>
-        <w:jc w:val="left"/>
-      </w:pPr>
-      <w:r>
-        <w:rPr>
-          <w:rFonts w:ascii="Cascadia Mono" w:hAnsi="Cascadia Mono" w:cs="Cascadia Mono"/>
-          <w:b w:val="0"/>
-          <w:sz w:val="19"/>
-        </w:rPr>
-        <w:t xml:space="preserve">                    shape: RoundedRectangleBorder(</w:t>
-      </w:r>
-    </w:p>
-    <w:p>
-      <w:pPr>
-        <w:spacing w:line="190" w:lineRule="exact" w:after="0"/>
-        <w:jc w:val="left"/>
-      </w:pPr>
-      <w:r>
-        <w:rPr>
-          <w:rFonts w:ascii="Cascadia Mono" w:hAnsi="Cascadia Mono" w:cs="Cascadia Mono"/>
-          <w:b w:val="0"/>
-          <w:sz w:val="19"/>
-        </w:rPr>
-        <w:t xml:space="preserve">                      borderRadius: BorderRadius.circular(10),</w:t>
-      </w:r>
-    </w:p>
-    <w:p>
-      <w:pPr>
-        <w:spacing w:line="190" w:lineRule="exact" w:after="0"/>
-        <w:jc w:val="left"/>
-      </w:pPr>
-      <w:r>
-        <w:rPr>
-          <w:rFonts w:ascii="Cascadia Mono" w:hAnsi="Cascadia Mono" w:cs="Cascadia Mono"/>
-          <w:b w:val="0"/>
-          <w:sz w:val="19"/>
-        </w:rPr>
-        <w:t xml:space="preserve">                    ),</w:t>
-      </w:r>
-    </w:p>
-    <w:p>
-      <w:pPr>
-        <w:spacing w:line="190" w:lineRule="exact" w:after="0"/>
-        <w:jc w:val="left"/>
-      </w:pPr>
-      <w:r>
-        <w:rPr>
-          <w:rFonts w:ascii="Cascadia Mono" w:hAnsi="Cascadia Mono" w:cs="Cascadia Mono"/>
-          <w:b w:val="0"/>
-          <w:sz w:val="19"/>
-        </w:rPr>
-        <w:t xml:space="preserve">                  ),</w:t>
-      </w:r>
-    </w:p>
-    <w:p>
-      <w:pPr>
-        <w:spacing w:line="190" w:lineRule="exact" w:after="0"/>
-        <w:jc w:val="left"/>
-      </w:pPr>
-      <w:r>
-        <w:rPr>
-          <w:rFonts w:ascii="Cascadia Mono" w:hAnsi="Cascadia Mono" w:cs="Cascadia Mono"/>
-          <w:b w:val="0"/>
-          <w:sz w:val="19"/>
-        </w:rPr>
-        <w:t xml:space="preserve">                  onPressed: () {</w:t>
-      </w:r>
-    </w:p>
-    <w:p>
-      <w:pPr>
-        <w:spacing w:line="190" w:lineRule="exact" w:after="0"/>
-        <w:jc w:val="left"/>
-      </w:pPr>
-      <w:r>
-        <w:rPr>
-          <w:rFonts w:ascii="Cascadia Mono" w:hAnsi="Cascadia Mono" w:cs="Cascadia Mono"/>
-          <w:b w:val="0"/>
-          <w:sz w:val="19"/>
-        </w:rPr>
-        <w:t xml:space="preserve">                    final text = titleController.text.trim();</w:t>
-      </w:r>
-    </w:p>
-    <w:p>
-      <w:pPr>
-        <w:spacing w:line="190" w:lineRule="exact" w:after="0"/>
-        <w:jc w:val="left"/>
-      </w:pPr>
-      <w:r>
-        <w:rPr>
-          <w:rFonts w:ascii="Cascadia Mono" w:hAnsi="Cascadia Mono" w:cs="Cascadia Mono"/>
-          <w:b w:val="0"/>
-          <w:sz w:val="19"/>
-        </w:rPr>
-        <w:t xml:space="preserve">                    if (text.isEmpty) return;</w:t>
-      </w:r>
-    </w:p>
-    <w:p>
-      <w:pPr>
-        <w:spacing w:line="190" w:lineRule="exact" w:after="0"/>
-        <w:jc w:val="left"/>
-      </w:pPr>
-    </w:p>
-    <w:p>
-      <w:pPr>
-        <w:spacing w:line="190" w:lineRule="exact" w:after="0"/>
-        <w:jc w:val="left"/>
-      </w:pPr>
-      <w:r>
-        <w:rPr>
-          <w:rFonts w:ascii="Cascadia Mono" w:hAnsi="Cascadia Mono" w:cs="Cascadia Mono"/>
-          <w:b w:val="0"/>
-          <w:sz w:val="19"/>
-        </w:rPr>
-        <w:t xml:space="preserve">                    final nextId = _tasks.isEmpty</w:t>
-      </w:r>
-    </w:p>
-    <w:p>
-      <w:pPr>
-        <w:spacing w:line="190" w:lineRule="exact" w:after="0"/>
-        <w:jc w:val="left"/>
-      </w:pPr>
-      <w:r>
-        <w:rPr>
-          <w:rFonts w:ascii="Cascadia Mono" w:hAnsi="Cascadia Mono" w:cs="Cascadia Mono"/>
-          <w:b w:val="0"/>
-          <w:sz w:val="19"/>
-        </w:rPr>
-        <w:t xml:space="preserve">                        ? 1</w:t>
-      </w:r>
-    </w:p>
-    <w:p>
-      <w:pPr>
-        <w:spacing w:line="190" w:lineRule="exact" w:after="0"/>
-        <w:jc w:val="left"/>
-      </w:pPr>
-      <w:r>
-        <w:rPr>
-          <w:rFonts w:ascii="Cascadia Mono" w:hAnsi="Cascadia Mono" w:cs="Cascadia Mono"/>
-          <w:b w:val="0"/>
-          <w:sz w:val="19"/>
-        </w:rPr>
-        <w:t xml:space="preserve">                        : _tasks.map((e) =&gt; e.id).reduce(max) + 1;</w:t>
-      </w:r>
-    </w:p>
-    <w:p>
-      <w:pPr>
-        <w:spacing w:line="190" w:lineRule="exact" w:after="0"/>
-        <w:jc w:val="left"/>
-      </w:pPr>
-    </w:p>
-    <w:p>
-      <w:pPr>
-        <w:spacing w:line="190" w:lineRule="exact" w:after="0"/>
-        <w:jc w:val="left"/>
-      </w:pPr>
-      <w:r>
-        <w:rPr>
-          <w:rFonts w:ascii="Cascadia Mono" w:hAnsi="Cascadia Mono" w:cs="Cascadia Mono"/>
-          <w:b w:val="0"/>
-          <w:sz w:val="19"/>
-        </w:rPr>
-        <w:t xml:space="preserve">                    final newTask = TaskModel(</w:t>
-      </w:r>
-    </w:p>
-    <w:p>
-      <w:pPr>
-        <w:spacing w:line="190" w:lineRule="exact" w:after="0"/>
-        <w:jc w:val="left"/>
-      </w:pPr>
-      <w:r>
-        <w:rPr>
-          <w:rFonts w:ascii="Cascadia Mono" w:hAnsi="Cascadia Mono" w:cs="Cascadia Mono"/>
-          <w:b w:val="0"/>
-          <w:sz w:val="19"/>
-        </w:rPr>
-        <w:t xml:space="preserve">                      id: nextId,</w:t>
-      </w:r>
-    </w:p>
-    <w:p>
-      <w:pPr>
-        <w:spacing w:line="190" w:lineRule="exact" w:after="0"/>
-        <w:jc w:val="left"/>
-      </w:pPr>
-      <w:r>
-        <w:rPr>
-          <w:rFonts w:ascii="Cascadia Mono" w:hAnsi="Cascadia Mono" w:cs="Cascadia Mono"/>
-          <w:b w:val="0"/>
-          <w:sz w:val="19"/>
-        </w:rPr>
-        <w:t xml:space="preserve">                      title: text,</w:t>
-      </w:r>
-    </w:p>
-    <w:p>
-      <w:pPr>
-        <w:spacing w:line="190" w:lineRule="exact" w:after="0"/>
-        <w:jc w:val="left"/>
-      </w:pPr>
-      <w:r>
-        <w:rPr>
-          <w:rFonts w:ascii="Cascadia Mono" w:hAnsi="Cascadia Mono" w:cs="Cascadia Mono"/>
-          <w:b w:val="0"/>
-          <w:sz w:val="19"/>
-        </w:rPr>
-        <w:t xml:space="preserve">                      isFavorite: isFavorite,</w:t>
-      </w:r>
-    </w:p>
-    <w:p>
-      <w:pPr>
-        <w:spacing w:line="190" w:lineRule="exact" w:after="0"/>
-        <w:jc w:val="left"/>
-      </w:pPr>
-      <w:r>
-        <w:rPr>
-          <w:rFonts w:ascii="Cascadia Mono" w:hAnsi="Cascadia Mono" w:cs="Cascadia Mono"/>
-          <w:b w:val="0"/>
-          <w:sz w:val="19"/>
-        </w:rPr>
-        <w:t xml:space="preserve">                      status: TaskStatus.active,</w:t>
-      </w:r>
-    </w:p>
-    <w:p>
-      <w:pPr>
-        <w:spacing w:line="190" w:lineRule="exact" w:after="0"/>
-        <w:jc w:val="left"/>
-      </w:pPr>
-      <w:r>
-        <w:rPr>
-          <w:rFonts w:ascii="Cascadia Mono" w:hAnsi="Cascadia Mono" w:cs="Cascadia Mono"/>
-          <w:b w:val="0"/>
-          <w:sz w:val="19"/>
-        </w:rPr>
-        <w:t xml:space="preserve">                    );</w:t>
-      </w:r>
-    </w:p>
-    <w:p>
-      <w:pPr>
-        <w:spacing w:line="190" w:lineRule="exact" w:after="0"/>
-        <w:jc w:val="left"/>
-      </w:pPr>
-    </w:p>
-    <w:p>
-      <w:pPr>
-        <w:spacing w:line="190" w:lineRule="exact" w:after="0"/>
-        <w:jc w:val="left"/>
-      </w:pPr>
-      <w:r>
-        <w:rPr>
-          <w:rFonts w:ascii="Cascadia Mono" w:hAnsi="Cascadia Mono" w:cs="Cascadia Mono"/>
-          <w:b w:val="0"/>
-          <w:sz w:val="19"/>
-        </w:rPr>
-        <w:t xml:space="preserve">                    setState(() {</w:t>
-      </w:r>
-    </w:p>
-    <w:p>
-      <w:pPr>
-        <w:spacing w:line="190" w:lineRule="exact" w:after="0"/>
-        <w:jc w:val="left"/>
-      </w:pPr>
-      <w:r>
-        <w:rPr>
-          <w:rFonts w:ascii="Cascadia Mono" w:hAnsi="Cascadia Mono" w:cs="Cascadia Mono"/>
-          <w:b w:val="0"/>
-          <w:sz w:val="19"/>
-        </w:rPr>
-        <w:t xml:space="preserve">                      _tasks.add(newTask);</w:t>
-      </w:r>
-    </w:p>
-    <w:p>
-      <w:pPr>
-        <w:spacing w:line="190" w:lineRule="exact" w:after="0"/>
-        <w:jc w:val="left"/>
-      </w:pPr>
-      <w:r>
-        <w:rPr>
-          <w:rFonts w:ascii="Cascadia Mono" w:hAnsi="Cascadia Mono" w:cs="Cascadia Mono"/>
-          <w:b w:val="0"/>
-          <w:sz w:val="19"/>
-        </w:rPr>
-        <w:t xml:space="preserve">                    });</w:t>
-      </w:r>
-    </w:p>
-    <w:p>
-      <w:pPr>
-        <w:spacing w:line="190" w:lineRule="exact" w:after="0"/>
-        <w:jc w:val="left"/>
-      </w:pPr>
-    </w:p>
-    <w:p>
-      <w:pPr>
-        <w:spacing w:line="190" w:lineRule="exact" w:after="0"/>
-        <w:jc w:val="left"/>
-      </w:pPr>
-      <w:r>
-        <w:rPr>
-          <w:rFonts w:ascii="Cascadia Mono" w:hAnsi="Cascadia Mono" w:cs="Cascadia Mono"/>
-          <w:b w:val="0"/>
-          <w:sz w:val="19"/>
-        </w:rPr>
-        <w:t xml:space="preserve">                    Navigator.pop(ctx);</w:t>
-      </w:r>
-    </w:p>
-    <w:p>
-      <w:pPr>
-        <w:spacing w:line="190" w:lineRule="exact" w:after="0"/>
-        <w:jc w:val="left"/>
-      </w:pPr>
-      <w:r>
-        <w:rPr>
-          <w:rFonts w:ascii="Cascadia Mono" w:hAnsi="Cascadia Mono" w:cs="Cascadia Mono"/>
-          <w:b w:val="0"/>
-          <w:sz w:val="19"/>
-        </w:rPr>
-        <w:t xml:space="preserve">                    _showSnackBar('Завдання успішно додано! 🚀');</w:t>
-      </w:r>
-    </w:p>
-    <w:p>
-      <w:pPr>
-        <w:spacing w:line="190" w:lineRule="exact" w:after="0"/>
-        <w:jc w:val="left"/>
-      </w:pPr>
-      <w:r>
-        <w:rPr>
-          <w:rFonts w:ascii="Cascadia Mono" w:hAnsi="Cascadia Mono" w:cs="Cascadia Mono"/>
-          <w:b w:val="0"/>
-          <w:sz w:val="19"/>
-        </w:rPr>
-        <w:t xml:space="preserve">                  },</w:t>
-      </w:r>
-    </w:p>
-    <w:p>
-      <w:pPr>
-        <w:spacing w:line="190" w:lineRule="exact" w:after="0"/>
-        <w:jc w:val="left"/>
-      </w:pPr>
-      <w:r>
-        <w:rPr>
-          <w:rFonts w:ascii="Cascadia Mono" w:hAnsi="Cascadia Mono" w:cs="Cascadia Mono"/>
-          <w:b w:val="0"/>
-          <w:sz w:val="19"/>
-        </w:rPr>
-        <w:t xml:space="preserve">                  child: const Text(</w:t>
-      </w:r>
-    </w:p>
-    <w:p>
-      <w:pPr>
-        <w:spacing w:line="190" w:lineRule="exact" w:after="0"/>
-        <w:jc w:val="left"/>
-      </w:pPr>
-      <w:r>
-        <w:rPr>
-          <w:rFonts w:ascii="Cascadia Mono" w:hAnsi="Cascadia Mono" w:cs="Cascadia Mono"/>
-          <w:b w:val="0"/>
-          <w:sz w:val="19"/>
-        </w:rPr>
-        <w:t xml:space="preserve">                    'Додати',</w:t>
-      </w:r>
-    </w:p>
-    <w:p>
-      <w:pPr>
-        <w:spacing w:line="190" w:lineRule="exact" w:after="0"/>
-        <w:jc w:val="left"/>
-      </w:pPr>
-      <w:r>
-        <w:rPr>
-          <w:rFonts w:ascii="Cascadia Mono" w:hAnsi="Cascadia Mono" w:cs="Cascadia Mono"/>
-          <w:b w:val="0"/>
-          <w:sz w:val="19"/>
-        </w:rPr>
-        <w:t xml:space="preserve">                    style: TextStyle(fontWeight: FontWeight.bold),</w:t>
-      </w:r>
-    </w:p>
-    <w:p>
-      <w:pPr>
-        <w:spacing w:line="190" w:lineRule="exact" w:after="0"/>
-        <w:jc w:val="left"/>
-      </w:pPr>
-      <w:r>
-        <w:rPr>
-          <w:rFonts w:ascii="Cascadia Mono" w:hAnsi="Cascadia Mono" w:cs="Cascadia Mono"/>
-          <w:b w:val="0"/>
-          <w:sz w:val="19"/>
-        </w:rPr>
-        <w:t xml:space="preserve">                  ),</w:t>
-      </w:r>
-    </w:p>
-    <w:p>
-      <w:pPr>
-        <w:spacing w:line="190" w:lineRule="exact" w:after="0"/>
-        <w:jc w:val="left"/>
-      </w:pPr>
-      <w:r>
-        <w:rPr>
-          <w:rFonts w:ascii="Cascadia Mono" w:hAnsi="Cascadia Mono" w:cs="Cascadia Mono"/>
-          <w:b w:val="0"/>
-          <w:sz w:val="19"/>
-        </w:rPr>
-        <w:t xml:space="preserve">                ),</w:t>
-      </w:r>
-    </w:p>
-    <w:p>
-      <w:pPr>
-        <w:spacing w:line="190" w:lineRule="exact" w:after="0"/>
-        <w:jc w:val="left"/>
-      </w:pPr>
-      <w:r>
-        <w:rPr>
-          <w:rFonts w:ascii="Cascadia Mono" w:hAnsi="Cascadia Mono" w:cs="Cascadia Mono"/>
-          <w:b w:val="0"/>
-          <w:sz w:val="19"/>
-        </w:rPr>
-        <w:t xml:space="preserve">              ],</w:t>
-      </w:r>
-    </w:p>
-    <w:p>
-      <w:pPr>
-        <w:spacing w:line="190" w:lineRule="exact" w:after="0"/>
-        <w:jc w:val="left"/>
-      </w:pPr>
-      <w:r>
-        <w:rPr>
-          <w:rFonts w:ascii="Cascadia Mono" w:hAnsi="Cascadia Mono" w:cs="Cascadia Mono"/>
-          <w:b w:val="0"/>
-          <w:sz w:val="19"/>
-        </w:rPr>
-        <w:t xml:space="preserve">            );</w:t>
-      </w:r>
-    </w:p>
-    <w:p>
-      <w:pPr>
-        <w:spacing w:line="190" w:lineRule="exact" w:after="0"/>
-        <w:jc w:val="left"/>
-      </w:pPr>
-      <w:r>
-        <w:rPr>
-          <w:rFonts w:ascii="Cascadia Mono" w:hAnsi="Cascadia Mono" w:cs="Cascadia Mono"/>
-          <w:b w:val="0"/>
-          <w:sz w:val="19"/>
-        </w:rPr>
-        <w:t xml:space="preserve">          },</w:t>
-      </w:r>
-    </w:p>
-    <w:p>
-      <w:pPr>
-        <w:spacing w:line="190" w:lineRule="exact" w:after="0"/>
-        <w:jc w:val="left"/>
-      </w:pPr>
-      <w:r>
-        <w:rPr>
-          <w:rFonts w:ascii="Cascadia Mono" w:hAnsi="Cascadia Mono" w:cs="Cascadia Mono"/>
-          <w:b w:val="0"/>
-          <w:sz w:val="19"/>
-        </w:rPr>
-        <w:t xml:space="preserve">        );</w:t>
-      </w:r>
-    </w:p>
-    <w:p>
-      <w:pPr>
-        <w:spacing w:line="190" w:lineRule="exact" w:after="0"/>
-        <w:jc w:val="left"/>
-      </w:pPr>
-      <w:r>
-        <w:rPr>
-          <w:rFonts w:ascii="Cascadia Mono" w:hAnsi="Cascadia Mono" w:cs="Cascadia Mono"/>
-          <w:b w:val="0"/>
-          <w:sz w:val="19"/>
-        </w:rPr>
-        <w:t xml:space="preserve">      },</w:t>
-      </w:r>
-    </w:p>
-    <w:p>
-      <w:pPr>
-        <w:spacing w:line="190" w:lineRule="exact" w:after="0"/>
-        <w:jc w:val="left"/>
-      </w:pPr>
-      <w:r>
-        <w:rPr>
-          <w:rFonts w:ascii="Cascadia Mono" w:hAnsi="Cascadia Mono" w:cs="Cascadia Mono"/>
-          <w:b w:val="0"/>
-          <w:sz w:val="19"/>
-        </w:rPr>
-        <w:t xml:space="preserve">    );</w:t>
-      </w:r>
-    </w:p>
-    <w:p>
-      <w:pPr>
-        <w:spacing w:line="190" w:lineRule="exact" w:after="0"/>
-        <w:jc w:val="left"/>
-      </w:pPr>
-      <w:r>
-        <w:rPr>
-          <w:rFonts w:ascii="Cascadia Mono" w:hAnsi="Cascadia Mono" w:cs="Cascadia Mono"/>
-          <w:b w:val="0"/>
-          <w:sz w:val="19"/>
-        </w:rPr>
-        <w:t xml:space="preserve">  }</w:t>
-      </w:r>
-    </w:p>
-    <w:p>
-      <w:pPr>
-        <w:spacing w:line="190" w:lineRule="exact" w:after="0"/>
-        <w:jc w:val="left"/>
-      </w:pPr>
-    </w:p>
-    <w:p>
-      <w:pPr>
-        <w:spacing w:line="190" w:lineRule="exact" w:after="0"/>
-        <w:jc w:val="left"/>
-      </w:pPr>
-      <w:r>
-        <w:rPr>
-          <w:rFonts w:ascii="Cascadia Mono" w:hAnsi="Cascadia Mono" w:cs="Cascadia Mono"/>
-          <w:b w:val="0"/>
-          <w:sz w:val="19"/>
-        </w:rPr>
-        <w:t xml:space="preserve">  void _showSnackBar(String text) {</w:t>
-      </w:r>
-    </w:p>
-    <w:p>
-      <w:pPr>
-        <w:spacing w:line="190" w:lineRule="exact" w:after="0"/>
-        <w:jc w:val="left"/>
-      </w:pPr>
-      <w:r>
-        <w:rPr>
-          <w:rFonts w:ascii="Cascadia Mono" w:hAnsi="Cascadia Mono" w:cs="Cascadia Mono"/>
-          <w:b w:val="0"/>
-          <w:sz w:val="19"/>
-        </w:rPr>
-        <w:t xml:space="preserve">    final messenger = ScaffoldMessenger.of(context);</w:t>
-      </w:r>
-    </w:p>
-    <w:p>
-      <w:pPr>
-        <w:spacing w:line="190" w:lineRule="exact" w:after="0"/>
-        <w:jc w:val="left"/>
-      </w:pPr>
-      <w:r>
-        <w:rPr>
-          <w:rFonts w:ascii="Cascadia Mono" w:hAnsi="Cascadia Mono" w:cs="Cascadia Mono"/>
-          <w:b w:val="0"/>
-          <w:sz w:val="19"/>
-        </w:rPr>
-        <w:t xml:space="preserve">    messenger.hideCurrentSnackBar();</w:t>
-      </w:r>
-    </w:p>
-    <w:p>
-      <w:pPr>
-        <w:spacing w:line="190" w:lineRule="exact" w:after="0"/>
-        <w:jc w:val="left"/>
-      </w:pPr>
-      <w:r>
-        <w:rPr>
-          <w:rFonts w:ascii="Cascadia Mono" w:hAnsi="Cascadia Mono" w:cs="Cascadia Mono"/>
-          <w:b w:val="0"/>
-          <w:sz w:val="19"/>
-        </w:rPr>
-        <w:t xml:space="preserve">    messenger.showSnackBar(</w:t>
-      </w:r>
-    </w:p>
-    <w:p>
-      <w:pPr>
-        <w:spacing w:line="190" w:lineRule="exact" w:after="0"/>
-        <w:jc w:val="left"/>
-      </w:pPr>
-      <w:r>
-        <w:rPr>
-          <w:rFonts w:ascii="Cascadia Mono" w:hAnsi="Cascadia Mono" w:cs="Cascadia Mono"/>
-          <w:b w:val="0"/>
-          <w:sz w:val="19"/>
-        </w:rPr>
-        <w:t xml:space="preserve">      SnackBar(</w:t>
-      </w:r>
-    </w:p>
-    <w:p>
-      <w:pPr>
-        <w:spacing w:line="190" w:lineRule="exact" w:after="0"/>
-        <w:jc w:val="left"/>
-      </w:pPr>
-      <w:r>
-        <w:rPr>
-          <w:rFonts w:ascii="Cascadia Mono" w:hAnsi="Cascadia Mono" w:cs="Cascadia Mono"/>
-          <w:b w:val="0"/>
-          <w:sz w:val="19"/>
-        </w:rPr>
-        <w:t xml:space="preserve">        content: Text(</w:t>
-      </w:r>
-    </w:p>
-    <w:p>
-      <w:pPr>
-        <w:spacing w:line="190" w:lineRule="exact" w:after="0"/>
-        <w:jc w:val="left"/>
-      </w:pPr>
-      <w:r>
-        <w:rPr>
-          <w:rFonts w:ascii="Cascadia Mono" w:hAnsi="Cascadia Mono" w:cs="Cascadia Mono"/>
-          <w:b w:val="0"/>
-          <w:sz w:val="19"/>
-        </w:rPr>
-        <w:t xml:space="preserve">          text,</w:t>
-      </w:r>
-    </w:p>
-    <w:p>
-      <w:pPr>
-        <w:spacing w:line="190" w:lineRule="exact" w:after="0"/>
-        <w:jc w:val="left"/>
-      </w:pPr>
-      <w:r>
-        <w:rPr>
-          <w:rFonts w:ascii="Cascadia Mono" w:hAnsi="Cascadia Mono" w:cs="Cascadia Mono"/>
-          <w:b w:val="0"/>
-          <w:sz w:val="19"/>
-        </w:rPr>
-        <w:t xml:space="preserve">          style: const TextStyle(</w:t>
-      </w:r>
-    </w:p>
-    <w:p>
-      <w:pPr>
-        <w:spacing w:line="190" w:lineRule="exact" w:after="0"/>
-        <w:jc w:val="left"/>
-      </w:pPr>
-      <w:r>
-        <w:rPr>
-          <w:rFonts w:ascii="Cascadia Mono" w:hAnsi="Cascadia Mono" w:cs="Cascadia Mono"/>
-          <w:b w:val="0"/>
-          <w:sz w:val="19"/>
-        </w:rPr>
-        <w:t xml:space="preserve">            color: Color(0xFF0D0F13),</w:t>
-      </w:r>
-    </w:p>
-    <w:p>
-      <w:pPr>
-        <w:spacing w:line="190" w:lineRule="exact" w:after="0"/>
-        <w:jc w:val="left"/>
-      </w:pPr>
-      <w:r>
-        <w:rPr>
-          <w:rFonts w:ascii="Cascadia Mono" w:hAnsi="Cascadia Mono" w:cs="Cascadia Mono"/>
-          <w:b w:val="0"/>
-          <w:sz w:val="19"/>
-        </w:rPr>
-        <w:t xml:space="preserve">            fontWeight: FontWeight.bold,</w:t>
-      </w:r>
-    </w:p>
-    <w:p>
-      <w:pPr>
-        <w:spacing w:line="190" w:lineRule="exact" w:after="0"/>
-        <w:jc w:val="left"/>
-      </w:pPr>
-      <w:r>
-        <w:rPr>
-          <w:rFonts w:ascii="Cascadia Mono" w:hAnsi="Cascadia Mono" w:cs="Cascadia Mono"/>
-          <w:b w:val="0"/>
-          <w:sz w:val="19"/>
-        </w:rPr>
-        <w:t xml:space="preserve">          ),</w:t>
-      </w:r>
-    </w:p>
-    <w:p>
-      <w:pPr>
-        <w:spacing w:line="190" w:lineRule="exact" w:after="0"/>
-        <w:jc w:val="left"/>
-      </w:pPr>
-      <w:r>
-        <w:rPr>
-          <w:rFonts w:ascii="Cascadia Mono" w:hAnsi="Cascadia Mono" w:cs="Cascadia Mono"/>
-          <w:b w:val="0"/>
-          <w:sz w:val="19"/>
-        </w:rPr>
-        <w:t xml:space="preserve">        ),</w:t>
-      </w:r>
-    </w:p>
-    <w:p>
-      <w:pPr>
-        <w:spacing w:line="190" w:lineRule="exact" w:after="0"/>
-        <w:jc w:val="left"/>
-      </w:pPr>
-      <w:r>
-        <w:rPr>
-          <w:rFonts w:ascii="Cascadia Mono" w:hAnsi="Cascadia Mono" w:cs="Cascadia Mono"/>
-          <w:b w:val="0"/>
-          <w:sz w:val="19"/>
-        </w:rPr>
-        <w:t xml:space="preserve">        backgroundColor: const Color(0xFFD4FF00),</w:t>
-      </w:r>
-    </w:p>
-    <w:p>
-      <w:pPr>
-        <w:spacing w:line="190" w:lineRule="exact" w:after="0"/>
-        <w:jc w:val="left"/>
-      </w:pPr>
-      <w:r>
-        <w:rPr>
-          <w:rFonts w:ascii="Cascadia Mono" w:hAnsi="Cascadia Mono" w:cs="Cascadia Mono"/>
-          <w:b w:val="0"/>
-          <w:sz w:val="19"/>
-        </w:rPr>
-        <w:t xml:space="preserve">        behavior: SnackBarBehavior.floating,</w:t>
-      </w:r>
-    </w:p>
-    <w:p>
-      <w:pPr>
-        <w:spacing w:line="190" w:lineRule="exact" w:after="0"/>
-        <w:jc w:val="left"/>
-      </w:pPr>
-      <w:r>
-        <w:rPr>
-          <w:rFonts w:ascii="Cascadia Mono" w:hAnsi="Cascadia Mono" w:cs="Cascadia Mono"/>
-          <w:b w:val="0"/>
-          <w:sz w:val="19"/>
-        </w:rPr>
-        <w:t xml:space="preserve">        shape: RoundedRectangleBorder(borderRadius: BorderRadius.circular(10)),</w:t>
-      </w:r>
-    </w:p>
-    <w:p>
-      <w:pPr>
-        <w:spacing w:line="190" w:lineRule="exact" w:after="0"/>
-        <w:jc w:val="left"/>
-      </w:pPr>
-      <w:r>
-        <w:rPr>
-          <w:rFonts w:ascii="Cascadia Mono" w:hAnsi="Cascadia Mono" w:cs="Cascadia Mono"/>
-          <w:b w:val="0"/>
-          <w:sz w:val="19"/>
-        </w:rPr>
-        <w:t xml:space="preserve">        duration: const Duration(seconds: 2),</w:t>
-      </w:r>
-    </w:p>
-    <w:p>
-      <w:pPr>
-        <w:spacing w:line="190" w:lineRule="exact" w:after="0"/>
-        <w:jc w:val="left"/>
-      </w:pPr>
-      <w:r>
-        <w:rPr>
-          <w:rFonts w:ascii="Cascadia Mono" w:hAnsi="Cascadia Mono" w:cs="Cascadia Mono"/>
-          <w:b w:val="0"/>
-          <w:sz w:val="19"/>
-        </w:rPr>
-        <w:t xml:space="preserve">      ),</w:t>
-      </w:r>
-    </w:p>
-    <w:p>
-      <w:pPr>
-        <w:spacing w:line="190" w:lineRule="exact" w:after="0"/>
-        <w:jc w:val="left"/>
-      </w:pPr>
-      <w:r>
-        <w:rPr>
-          <w:rFonts w:ascii="Cascadia Mono" w:hAnsi="Cascadia Mono" w:cs="Cascadia Mono"/>
-          <w:b w:val="0"/>
-          <w:sz w:val="19"/>
-        </w:rPr>
-        <w:t xml:space="preserve">    );</w:t>
-      </w:r>
-    </w:p>
-    <w:p>
-      <w:pPr>
-        <w:spacing w:line="190" w:lineRule="exact" w:after="0"/>
-        <w:jc w:val="left"/>
-      </w:pPr>
-      <w:r>
-        <w:rPr>
-          <w:rFonts w:ascii="Cascadia Mono" w:hAnsi="Cascadia Mono" w:cs="Cascadia Mono"/>
-          <w:b w:val="0"/>
-          <w:sz w:val="19"/>
-        </w:rPr>
-        <w:t xml:space="preserve">  }</w:t>
-      </w:r>
-    </w:p>
-    <w:p>
-      <w:pPr>
-        <w:spacing w:line="190" w:lineRule="exact" w:after="0"/>
-        <w:jc w:val="left"/>
-      </w:pPr>
-    </w:p>
-    <w:p>
-      <w:pPr>
-        <w:spacing w:line="190" w:lineRule="exact" w:after="0"/>
-        <w:jc w:val="left"/>
-      </w:pPr>
-      <w:r>
-        <w:rPr>
-          <w:rFonts w:ascii="Cascadia Mono" w:hAnsi="Cascadia Mono" w:cs="Cascadia Mono"/>
-          <w:b w:val="0"/>
-          <w:sz w:val="19"/>
-        </w:rPr>
-        <w:t xml:space="preserve">  @override</w:t>
-      </w:r>
-    </w:p>
-    <w:p>
-      <w:pPr>
-        <w:spacing w:line="190" w:lineRule="exact" w:after="0"/>
-        <w:jc w:val="left"/>
-      </w:pPr>
-      <w:r>
-        <w:rPr>
-          <w:rFonts w:ascii="Cascadia Mono" w:hAnsi="Cascadia Mono" w:cs="Cascadia Mono"/>
-          <w:b w:val="0"/>
-          <w:sz w:val="19"/>
-        </w:rPr>
-        <w:t xml:space="preserve">  Widget build(BuildContext context) {</w:t>
-      </w:r>
-    </w:p>
-    <w:p>
-      <w:pPr>
-        <w:spacing w:line="190" w:lineRule="exact" w:after="0"/>
-        <w:jc w:val="left"/>
-      </w:pPr>
-      <w:r>
-        <w:rPr>
-          <w:rFonts w:ascii="Cascadia Mono" w:hAnsi="Cascadia Mono" w:cs="Cascadia Mono"/>
-          <w:b w:val="0"/>
-          <w:sz w:val="19"/>
-        </w:rPr>
-        <w:t xml:space="preserve">    final filtered = _filteredTasks;</w:t>
-      </w:r>
-    </w:p>
-    <w:p>
-      <w:pPr>
-        <w:spacing w:line="190" w:lineRule="exact" w:after="0"/>
-        <w:jc w:val="left"/>
-      </w:pPr>
-    </w:p>
-    <w:p>
-      <w:pPr>
-        <w:spacing w:line="190" w:lineRule="exact" w:after="0"/>
-        <w:jc w:val="left"/>
-      </w:pPr>
-      <w:r>
-        <w:rPr>
-          <w:rFonts w:ascii="Cascadia Mono" w:hAnsi="Cascadia Mono" w:cs="Cascadia Mono"/>
-          <w:b w:val="0"/>
-          <w:sz w:val="19"/>
-        </w:rPr>
-        <w:t xml:space="preserve">    return Scaffold(</w:t>
-      </w:r>
-    </w:p>
-    <w:p>
-      <w:pPr>
-        <w:spacing w:line="190" w:lineRule="exact" w:after="0"/>
-        <w:jc w:val="left"/>
-      </w:pPr>
-      <w:r>
-        <w:rPr>
-          <w:rFonts w:ascii="Cascadia Mono" w:hAnsi="Cascadia Mono" w:cs="Cascadia Mono"/>
-          <w:b w:val="0"/>
-          <w:sz w:val="19"/>
-        </w:rPr>
-        <w:t xml:space="preserve">      appBar: AppBar(</w:t>
-      </w:r>
-    </w:p>
-    <w:p>
-      <w:pPr>
-        <w:spacing w:line="190" w:lineRule="exact" w:after="0"/>
-        <w:jc w:val="left"/>
-      </w:pPr>
-      <w:r>
-        <w:rPr>
-          <w:rFonts w:ascii="Cascadia Mono" w:hAnsi="Cascadia Mono" w:cs="Cascadia Mono"/>
-          <w:b w:val="0"/>
-          <w:sz w:val="19"/>
-        </w:rPr>
-        <w:t xml:space="preserve">        title: const Text('Лабораторна робота №6'),</w:t>
-      </w:r>
-    </w:p>
-    <w:p>
-      <w:pPr>
-        <w:spacing w:line="190" w:lineRule="exact" w:after="0"/>
-        <w:jc w:val="left"/>
-      </w:pPr>
-      <w:r>
-        <w:rPr>
-          <w:rFonts w:ascii="Cascadia Mono" w:hAnsi="Cascadia Mono" w:cs="Cascadia Mono"/>
-          <w:b w:val="0"/>
-          <w:sz w:val="19"/>
-        </w:rPr>
-        <w:t xml:space="preserve">        centerTitle: true,</w:t>
-      </w:r>
-    </w:p>
-    <w:p>
-      <w:pPr>
-        <w:spacing w:line="190" w:lineRule="exact" w:after="0"/>
-        <w:jc w:val="left"/>
-      </w:pPr>
-      <w:r>
-        <w:rPr>
-          <w:rFonts w:ascii="Cascadia Mono" w:hAnsi="Cascadia Mono" w:cs="Cascadia Mono"/>
-          <w:b w:val="0"/>
-          <w:sz w:val="19"/>
-        </w:rPr>
-        <w:t xml:space="preserve">        backgroundColor: const Color(0xFF15181F),</w:t>
-      </w:r>
-    </w:p>
-    <w:p>
-      <w:pPr>
-        <w:spacing w:line="190" w:lineRule="exact" w:after="0"/>
-        <w:jc w:val="left"/>
-      </w:pPr>
-      <w:r>
-        <w:rPr>
-          <w:rFonts w:ascii="Cascadia Mono" w:hAnsi="Cascadia Mono" w:cs="Cascadia Mono"/>
-          <w:b w:val="0"/>
-          <w:sz w:val="19"/>
-        </w:rPr>
-        <w:t xml:space="preserve">        actions: [</w:t>
-      </w:r>
-    </w:p>
-    <w:p>
-      <w:pPr>
-        <w:spacing w:line="190" w:lineRule="exact" w:after="0"/>
-        <w:jc w:val="left"/>
-      </w:pPr>
-      <w:r>
-        <w:rPr>
-          <w:rFonts w:ascii="Cascadia Mono" w:hAnsi="Cascadia Mono" w:cs="Cascadia Mono"/>
-          <w:b w:val="0"/>
-          <w:sz w:val="19"/>
-        </w:rPr>
-        <w:t xml:space="preserve">          IconButton(</w:t>
-      </w:r>
-    </w:p>
-    <w:p>
-      <w:pPr>
-        <w:spacing w:line="190" w:lineRule="exact" w:after="0"/>
-        <w:jc w:val="left"/>
-      </w:pPr>
-      <w:r>
-        <w:rPr>
-          <w:rFonts w:ascii="Cascadia Mono" w:hAnsi="Cascadia Mono" w:cs="Cascadia Mono"/>
-          <w:b w:val="0"/>
-          <w:sz w:val="19"/>
-        </w:rPr>
-        <w:t xml:space="preserve">            tooltip: 'Додати завдання',</w:t>
-      </w:r>
-    </w:p>
-    <w:p>
-      <w:pPr>
-        <w:spacing w:line="190" w:lineRule="exact" w:after="0"/>
-        <w:jc w:val="left"/>
-      </w:pPr>
-      <w:r>
-        <w:rPr>
-          <w:rFonts w:ascii="Cascadia Mono" w:hAnsi="Cascadia Mono" w:cs="Cascadia Mono"/>
-          <w:b w:val="0"/>
-          <w:sz w:val="19"/>
-        </w:rPr>
-        <w:t xml:space="preserve">            icon: const Icon(Icons.add_circle_outline, color: Color(0xFFD4FF00)),</w:t>
-      </w:r>
-    </w:p>
-    <w:p>
-      <w:pPr>
-        <w:spacing w:line="190" w:lineRule="exact" w:after="0"/>
-        <w:jc w:val="left"/>
-      </w:pPr>
-      <w:r>
-        <w:rPr>
-          <w:rFonts w:ascii="Cascadia Mono" w:hAnsi="Cascadia Mono" w:cs="Cascadia Mono"/>
-          <w:b w:val="0"/>
-          <w:sz w:val="19"/>
-        </w:rPr>
-        <w:t xml:space="preserve">            onPressed: _showAddTaskDialog,</w:t>
-      </w:r>
-    </w:p>
-    <w:p>
-      <w:pPr>
-        <w:spacing w:line="190" w:lineRule="exact" w:after="0"/>
-        <w:jc w:val="left"/>
-      </w:pPr>
-      <w:r>
-        <w:rPr>
-          <w:rFonts w:ascii="Cascadia Mono" w:hAnsi="Cascadia Mono" w:cs="Cascadia Mono"/>
-          <w:b w:val="0"/>
-          <w:sz w:val="19"/>
-        </w:rPr>
-        <w:t xml:space="preserve">          ),</w:t>
-      </w:r>
-    </w:p>
-    <w:p>
-      <w:pPr>
-        <w:spacing w:line="190" w:lineRule="exact" w:after="0"/>
-        <w:jc w:val="left"/>
-      </w:pPr>
-      <w:r>
-        <w:rPr>
-          <w:rFonts w:ascii="Cascadia Mono" w:hAnsi="Cascadia Mono" w:cs="Cascadia Mono"/>
-          <w:b w:val="0"/>
-          <w:sz w:val="19"/>
-        </w:rPr>
-        <w:t xml:space="preserve">        ],</w:t>
-      </w:r>
-    </w:p>
-    <w:p>
-      <w:pPr>
-        <w:spacing w:line="190" w:lineRule="exact" w:after="0"/>
-        <w:jc w:val="left"/>
-      </w:pPr>
-      <w:r>
-        <w:rPr>
-          <w:rFonts w:ascii="Cascadia Mono" w:hAnsi="Cascadia Mono" w:cs="Cascadia Mono"/>
-          <w:b w:val="0"/>
-          <w:sz w:val="19"/>
-        </w:rPr>
-        <w:t xml:space="preserve">      ),</w:t>
-      </w:r>
-    </w:p>
-    <w:p>
-      <w:pPr>
-        <w:spacing w:line="190" w:lineRule="exact" w:after="0"/>
-        <w:jc w:val="left"/>
-      </w:pPr>
-      <w:r>
-        <w:rPr>
-          <w:rFonts w:ascii="Cascadia Mono" w:hAnsi="Cascadia Mono" w:cs="Cascadia Mono"/>
-          <w:b w:val="0"/>
-          <w:sz w:val="19"/>
-        </w:rPr>
-        <w:t xml:space="preserve">      body: SafeArea(</w:t>
-      </w:r>
-    </w:p>
-    <w:p>
-      <w:pPr>
-        <w:spacing w:line="190" w:lineRule="exact" w:after="0"/>
-        <w:jc w:val="left"/>
-      </w:pPr>
-      <w:r>
-        <w:rPr>
-          <w:rFonts w:ascii="Cascadia Mono" w:hAnsi="Cascadia Mono" w:cs="Cascadia Mono"/>
-          <w:b w:val="0"/>
-          <w:sz w:val="19"/>
-        </w:rPr>
-        <w:t xml:space="preserve">        child: Padding(</w:t>
-      </w:r>
-    </w:p>
-    <w:p>
-      <w:pPr>
-        <w:spacing w:line="190" w:lineRule="exact" w:after="0"/>
-        <w:jc w:val="left"/>
-      </w:pPr>
-      <w:r>
-        <w:rPr>
-          <w:rFonts w:ascii="Cascadia Mono" w:hAnsi="Cascadia Mono" w:cs="Cascadia Mono"/>
-          <w:b w:val="0"/>
-          <w:sz w:val="19"/>
-        </w:rPr>
-        <w:t xml:space="preserve">          padding: const EdgeInsets.symmetric(horizontal: 16.0),</w:t>
-      </w:r>
-    </w:p>
-    <w:p>
-      <w:pPr>
-        <w:spacing w:line="190" w:lineRule="exact" w:after="0"/>
-        <w:jc w:val="left"/>
-      </w:pPr>
-      <w:r>
-        <w:rPr>
-          <w:rFonts w:ascii="Cascadia Mono" w:hAnsi="Cascadia Mono" w:cs="Cascadia Mono"/>
-          <w:b w:val="0"/>
-          <w:sz w:val="19"/>
-        </w:rPr>
-        <w:t xml:space="preserve">          child: Column(</w:t>
-      </w:r>
-    </w:p>
-    <w:p>
-      <w:pPr>
-        <w:spacing w:line="190" w:lineRule="exact" w:after="0"/>
-        <w:jc w:val="left"/>
-      </w:pPr>
-      <w:r>
-        <w:rPr>
-          <w:rFonts w:ascii="Cascadia Mono" w:hAnsi="Cascadia Mono" w:cs="Cascadia Mono"/>
-          <w:b w:val="0"/>
-          <w:sz w:val="19"/>
-        </w:rPr>
-        <w:t xml:space="preserve">            crossAxisAlignment: CrossAxisAlignment.stretch,</w:t>
-      </w:r>
-    </w:p>
-    <w:p>
-      <w:pPr>
-        <w:spacing w:line="190" w:lineRule="exact" w:after="0"/>
-        <w:jc w:val="left"/>
-      </w:pPr>
-      <w:r>
-        <w:rPr>
-          <w:rFonts w:ascii="Cascadia Mono" w:hAnsi="Cascadia Mono" w:cs="Cascadia Mono"/>
-          <w:b w:val="0"/>
-          <w:sz w:val="19"/>
-        </w:rPr>
-        <w:t xml:space="preserve">            children: [</w:t>
-      </w:r>
-    </w:p>
-    <w:p>
-      <w:pPr>
-        <w:spacing w:line="190" w:lineRule="exact" w:after="0"/>
-        <w:jc w:val="left"/>
-      </w:pPr>
-      <w:r>
-        <w:rPr>
-          <w:rFonts w:ascii="Cascadia Mono" w:hAnsi="Cascadia Mono" w:cs="Cascadia Mono"/>
-          <w:b w:val="0"/>
-          <w:sz w:val="19"/>
-        </w:rPr>
-        <w:t xml:space="preserve">              const SizedBox(height: 12),</w:t>
-      </w:r>
-    </w:p>
-    <w:p>
-      <w:pPr>
-        <w:spacing w:line="190" w:lineRule="exact" w:after="0"/>
-        <w:jc w:val="left"/>
-      </w:pPr>
-      <w:r>
-        <w:rPr>
-          <w:rFonts w:ascii="Cascadia Mono" w:hAnsi="Cascadia Mono" w:cs="Cascadia Mono"/>
-          <w:b w:val="0"/>
-          <w:sz w:val="19"/>
-        </w:rPr>
-        <w:t xml:space="preserve">              // 1. Статистика у вигляді Map&lt;String, int&gt;</w:t>
-      </w:r>
-    </w:p>
-    <w:p>
-      <w:pPr>
-        <w:spacing w:line="190" w:lineRule="exact" w:after="0"/>
-        <w:jc w:val="left"/>
-      </w:pPr>
-      <w:r>
-        <w:rPr>
-          <w:rFonts w:ascii="Cascadia Mono" w:hAnsi="Cascadia Mono" w:cs="Cascadia Mono"/>
-          <w:b w:val="0"/>
-          <w:sz w:val="19"/>
-        </w:rPr>
-        <w:t xml:space="preserve">              StatsSummaryCard(stats: _statistics),</w:t>
-      </w:r>
-    </w:p>
-    <w:p>
-      <w:pPr>
-        <w:spacing w:line="190" w:lineRule="exact" w:after="0"/>
-        <w:jc w:val="left"/>
-      </w:pPr>
-      <w:r>
-        <w:rPr>
-          <w:rFonts w:ascii="Cascadia Mono" w:hAnsi="Cascadia Mono" w:cs="Cascadia Mono"/>
-          <w:b w:val="0"/>
-          <w:sz w:val="19"/>
-        </w:rPr>
-        <w:t xml:space="preserve">              const SizedBox(height: 14),</w:t>
-      </w:r>
-    </w:p>
-    <w:p>
-      <w:pPr>
-        <w:spacing w:line="190" w:lineRule="exact" w:after="0"/>
-        <w:jc w:val="left"/>
-      </w:pPr>
-    </w:p>
-    <w:p>
-      <w:pPr>
-        <w:spacing w:line="190" w:lineRule="exact" w:after="0"/>
-        <w:jc w:val="left"/>
-      </w:pPr>
-      <w:r>
-        <w:rPr>
-          <w:rFonts w:ascii="Cascadia Mono" w:hAnsi="Cascadia Mono" w:cs="Cascadia Mono"/>
-          <w:b w:val="0"/>
-          <w:sz w:val="19"/>
-        </w:rPr>
-        <w:t xml:space="preserve">              // 2. Фільтри завдань</w:t>
-      </w:r>
-    </w:p>
-    <w:p>
-      <w:pPr>
-        <w:spacing w:line="190" w:lineRule="exact" w:after="0"/>
-        <w:jc w:val="left"/>
-      </w:pPr>
-      <w:r>
-        <w:rPr>
-          <w:rFonts w:ascii="Cascadia Mono" w:hAnsi="Cascadia Mono" w:cs="Cascadia Mono"/>
-          <w:b w:val="0"/>
-          <w:sz w:val="19"/>
-        </w:rPr>
-        <w:t xml:space="preserve">              SingleChildScrollView(</w:t>
-      </w:r>
-    </w:p>
-    <w:p>
-      <w:pPr>
-        <w:spacing w:line="190" w:lineRule="exact" w:after="0"/>
-        <w:jc w:val="left"/>
-      </w:pPr>
-      <w:r>
-        <w:rPr>
-          <w:rFonts w:ascii="Cascadia Mono" w:hAnsi="Cascadia Mono" w:cs="Cascadia Mono"/>
-          <w:b w:val="0"/>
-          <w:sz w:val="19"/>
-        </w:rPr>
-        <w:t xml:space="preserve">                scrollDirection: Axis.horizontal,</w:t>
-      </w:r>
-    </w:p>
-    <w:p>
-      <w:pPr>
-        <w:spacing w:line="190" w:lineRule="exact" w:after="0"/>
-        <w:jc w:val="left"/>
-      </w:pPr>
-      <w:r>
-        <w:rPr>
-          <w:rFonts w:ascii="Cascadia Mono" w:hAnsi="Cascadia Mono" w:cs="Cascadia Mono"/>
-          <w:b w:val="0"/>
-          <w:sz w:val="19"/>
-        </w:rPr>
-        <w:t xml:space="preserve">                child: Row(</w:t>
-      </w:r>
-    </w:p>
-    <w:p>
-      <w:pPr>
-        <w:spacing w:line="190" w:lineRule="exact" w:after="0"/>
-        <w:jc w:val="left"/>
-      </w:pPr>
-      <w:r>
-        <w:rPr>
-          <w:rFonts w:ascii="Cascadia Mono" w:hAnsi="Cascadia Mono" w:cs="Cascadia Mono"/>
-          <w:b w:val="0"/>
-          <w:sz w:val="19"/>
-        </w:rPr>
-        <w:t xml:space="preserve">                  children: [</w:t>
-      </w:r>
-    </w:p>
-    <w:p>
-      <w:pPr>
-        <w:spacing w:line="190" w:lineRule="exact" w:after="0"/>
-        <w:jc w:val="left"/>
-      </w:pPr>
-      <w:r>
-        <w:rPr>
-          <w:rFonts w:ascii="Cascadia Mono" w:hAnsi="Cascadia Mono" w:cs="Cascadia Mono"/>
-          <w:b w:val="0"/>
-          <w:sz w:val="19"/>
-        </w:rPr>
-        <w:t xml:space="preserve">                    _buildFilterChip('Всі (${_tasks.length})', TaskFilter.all),</w:t>
-      </w:r>
-    </w:p>
-    <w:p>
-      <w:pPr>
-        <w:spacing w:line="190" w:lineRule="exact" w:after="0"/>
-        <w:jc w:val="left"/>
-      </w:pPr>
-      <w:r>
-        <w:rPr>
-          <w:rFonts w:ascii="Cascadia Mono" w:hAnsi="Cascadia Mono" w:cs="Cascadia Mono"/>
-          <w:b w:val="0"/>
-          <w:sz w:val="19"/>
-        </w:rPr>
-        <w:t xml:space="preserve">                    const SizedBox(width: 8),</w:t>
-      </w:r>
-    </w:p>
-    <w:p>
-      <w:pPr>
-        <w:spacing w:line="190" w:lineRule="exact" w:after="0"/>
-        <w:jc w:val="left"/>
-      </w:pPr>
-      <w:r>
-        <w:rPr>
-          <w:rFonts w:ascii="Cascadia Mono" w:hAnsi="Cascadia Mono" w:cs="Cascadia Mono"/>
-          <w:b w:val="0"/>
-          <w:sz w:val="19"/>
-        </w:rPr>
-        <w:t xml:space="preserve">                    _buildFilterChip(</w:t>
-      </w:r>
-    </w:p>
-    <w:p>
-      <w:pPr>
-        <w:spacing w:line="190" w:lineRule="exact" w:after="0"/>
-        <w:jc w:val="left"/>
-      </w:pPr>
-      <w:r>
-        <w:rPr>
-          <w:rFonts w:ascii="Cascadia Mono" w:hAnsi="Cascadia Mono" w:cs="Cascadia Mono"/>
-          <w:b w:val="0"/>
-          <w:sz w:val="19"/>
-        </w:rPr>
-        <w:t xml:space="preserve">                      'Активні (${_statistics['active']})',</w:t>
-      </w:r>
-    </w:p>
-    <w:p>
-      <w:pPr>
-        <w:spacing w:line="190" w:lineRule="exact" w:after="0"/>
-        <w:jc w:val="left"/>
-      </w:pPr>
-      <w:r>
-        <w:rPr>
-          <w:rFonts w:ascii="Cascadia Mono" w:hAnsi="Cascadia Mono" w:cs="Cascadia Mono"/>
-          <w:b w:val="0"/>
-          <w:sz w:val="19"/>
-        </w:rPr>
-        <w:t xml:space="preserve">                      TaskFilter.active,</w:t>
-      </w:r>
-    </w:p>
-    <w:p>
-      <w:pPr>
-        <w:spacing w:line="190" w:lineRule="exact" w:after="0"/>
-        <w:jc w:val="left"/>
-      </w:pPr>
-      <w:r>
-        <w:rPr>
-          <w:rFonts w:ascii="Cascadia Mono" w:hAnsi="Cascadia Mono" w:cs="Cascadia Mono"/>
-          <w:b w:val="0"/>
-          <w:sz w:val="19"/>
-        </w:rPr>
-        <w:t xml:space="preserve">                    ),</w:t>
-      </w:r>
-    </w:p>
-    <w:p>
-      <w:pPr>
-        <w:spacing w:line="190" w:lineRule="exact" w:after="0"/>
-        <w:jc w:val="left"/>
-      </w:pPr>
-      <w:r>
-        <w:rPr>
-          <w:rFonts w:ascii="Cascadia Mono" w:hAnsi="Cascadia Mono" w:cs="Cascadia Mono"/>
-          <w:b w:val="0"/>
-          <w:sz w:val="19"/>
-        </w:rPr>
-        <w:t xml:space="preserve">                    const SizedBox(width: 8),</w:t>
-      </w:r>
-    </w:p>
-    <w:p>
-      <w:pPr>
-        <w:spacing w:line="190" w:lineRule="exact" w:after="0"/>
-        <w:jc w:val="left"/>
-      </w:pPr>
-      <w:r>
-        <w:rPr>
-          <w:rFonts w:ascii="Cascadia Mono" w:hAnsi="Cascadia Mono" w:cs="Cascadia Mono"/>
-          <w:b w:val="0"/>
-          <w:sz w:val="19"/>
-        </w:rPr>
-        <w:t xml:space="preserve">                    _buildFilterChip(</w:t>
-      </w:r>
-    </w:p>
-    <w:p>
-      <w:pPr>
-        <w:spacing w:line="190" w:lineRule="exact" w:after="0"/>
-        <w:jc w:val="left"/>
-      </w:pPr>
-      <w:r>
-        <w:rPr>
-          <w:rFonts w:ascii="Cascadia Mono" w:hAnsi="Cascadia Mono" w:cs="Cascadia Mono"/>
-          <w:b w:val="0"/>
-          <w:sz w:val="19"/>
-        </w:rPr>
-        <w:t xml:space="preserve">                      'Виконані (${_statistics['done']})',</w:t>
-      </w:r>
-    </w:p>
-    <w:p>
-      <w:pPr>
-        <w:spacing w:line="190" w:lineRule="exact" w:after="0"/>
-        <w:jc w:val="left"/>
-      </w:pPr>
-      <w:r>
-        <w:rPr>
-          <w:rFonts w:ascii="Cascadia Mono" w:hAnsi="Cascadia Mono" w:cs="Cascadia Mono"/>
-          <w:b w:val="0"/>
-          <w:sz w:val="19"/>
-        </w:rPr>
-        <w:t xml:space="preserve">                      TaskFilter.done,</w:t>
-      </w:r>
-    </w:p>
-    <w:p>
-      <w:pPr>
-        <w:spacing w:line="190" w:lineRule="exact" w:after="0"/>
-        <w:jc w:val="left"/>
-      </w:pPr>
-      <w:r>
-        <w:rPr>
-          <w:rFonts w:ascii="Cascadia Mono" w:hAnsi="Cascadia Mono" w:cs="Cascadia Mono"/>
-          <w:b w:val="0"/>
-          <w:sz w:val="19"/>
-        </w:rPr>
-        <w:t xml:space="preserve">                    ),</w:t>
-      </w:r>
-    </w:p>
-    <w:p>
-      <w:pPr>
-        <w:spacing w:line="190" w:lineRule="exact" w:after="0"/>
-        <w:jc w:val="left"/>
-      </w:pPr>
-      <w:r>
-        <w:rPr>
-          <w:rFonts w:ascii="Cascadia Mono" w:hAnsi="Cascadia Mono" w:cs="Cascadia Mono"/>
-          <w:b w:val="0"/>
-          <w:sz w:val="19"/>
-        </w:rPr>
-        <w:t xml:space="preserve">                    const SizedBox(width: 8),</w:t>
-      </w:r>
-    </w:p>
-    <w:p>
-      <w:pPr>
-        <w:spacing w:line="190" w:lineRule="exact" w:after="0"/>
-        <w:jc w:val="left"/>
-      </w:pPr>
-      <w:r>
-        <w:rPr>
-          <w:rFonts w:ascii="Cascadia Mono" w:hAnsi="Cascadia Mono" w:cs="Cascadia Mono"/>
-          <w:b w:val="0"/>
-          <w:sz w:val="19"/>
-        </w:rPr>
-        <w:t xml:space="preserve">                    _buildFilterChip(</w:t>
-      </w:r>
-    </w:p>
-    <w:p>
-      <w:pPr>
-        <w:spacing w:line="190" w:lineRule="exact" w:after="0"/>
-        <w:jc w:val="left"/>
-      </w:pPr>
-      <w:r>
-        <w:rPr>
-          <w:rFonts w:ascii="Cascadia Mono" w:hAnsi="Cascadia Mono" w:cs="Cascadia Mono"/>
-          <w:b w:val="0"/>
-          <w:sz w:val="19"/>
-        </w:rPr>
-        <w:t xml:space="preserve">                      'Обрані (${_statistics['favorites']})',</w:t>
-      </w:r>
-    </w:p>
-    <w:p>
-      <w:pPr>
-        <w:spacing w:line="190" w:lineRule="exact" w:after="0"/>
-        <w:jc w:val="left"/>
-      </w:pPr>
-      <w:r>
-        <w:rPr>
-          <w:rFonts w:ascii="Cascadia Mono" w:hAnsi="Cascadia Mono" w:cs="Cascadia Mono"/>
-          <w:b w:val="0"/>
-          <w:sz w:val="19"/>
-        </w:rPr>
-        <w:t xml:space="preserve">                      TaskFilter.favorites,</w:t>
-      </w:r>
-    </w:p>
-    <w:p>
-      <w:pPr>
-        <w:spacing w:line="190" w:lineRule="exact" w:after="0"/>
-        <w:jc w:val="left"/>
-      </w:pPr>
-      <w:r>
-        <w:rPr>
-          <w:rFonts w:ascii="Cascadia Mono" w:hAnsi="Cascadia Mono" w:cs="Cascadia Mono"/>
-          <w:b w:val="0"/>
-          <w:sz w:val="19"/>
-        </w:rPr>
-        <w:t xml:space="preserve">                    ),</w:t>
-      </w:r>
-    </w:p>
-    <w:p>
-      <w:pPr>
-        <w:spacing w:line="190" w:lineRule="exact" w:after="0"/>
-        <w:jc w:val="left"/>
-      </w:pPr>
-      <w:r>
-        <w:rPr>
-          <w:rFonts w:ascii="Cascadia Mono" w:hAnsi="Cascadia Mono" w:cs="Cascadia Mono"/>
-          <w:b w:val="0"/>
-          <w:sz w:val="19"/>
-        </w:rPr>
-        <w:t xml:space="preserve">                  ],</w:t>
-      </w:r>
-    </w:p>
-    <w:p>
-      <w:pPr>
-        <w:spacing w:line="190" w:lineRule="exact" w:after="0"/>
-        <w:jc w:val="left"/>
-      </w:pPr>
-      <w:r>
-        <w:rPr>
-          <w:rFonts w:ascii="Cascadia Mono" w:hAnsi="Cascadia Mono" w:cs="Cascadia Mono"/>
-          <w:b w:val="0"/>
-          <w:sz w:val="19"/>
-        </w:rPr>
-        <w:t xml:space="preserve">                ),</w:t>
-      </w:r>
-    </w:p>
-    <w:p>
-      <w:pPr>
-        <w:spacing w:line="190" w:lineRule="exact" w:after="0"/>
-        <w:jc w:val="left"/>
-      </w:pPr>
-      <w:r>
-        <w:rPr>
-          <w:rFonts w:ascii="Cascadia Mono" w:hAnsi="Cascadia Mono" w:cs="Cascadia Mono"/>
-          <w:b w:val="0"/>
-          <w:sz w:val="19"/>
-        </w:rPr>
-        <w:t xml:space="preserve">              ),</w:t>
-      </w:r>
-    </w:p>
-    <w:p>
-      <w:pPr>
-        <w:spacing w:line="190" w:lineRule="exact" w:after="0"/>
-        <w:jc w:val="left"/>
-      </w:pPr>
-      <w:r>
-        <w:rPr>
-          <w:rFonts w:ascii="Cascadia Mono" w:hAnsi="Cascadia Mono" w:cs="Cascadia Mono"/>
-          <w:b w:val="0"/>
-          <w:sz w:val="19"/>
-        </w:rPr>
-        <w:t xml:space="preserve">              const SizedBox(height: 12),</w:t>
-      </w:r>
-    </w:p>
-    <w:p>
-      <w:pPr>
-        <w:spacing w:line="190" w:lineRule="exact" w:after="0"/>
-        <w:jc w:val="left"/>
-      </w:pPr>
-    </w:p>
-    <w:p>
-      <w:pPr>
-        <w:spacing w:line="190" w:lineRule="exact" w:after="0"/>
-        <w:jc w:val="left"/>
-      </w:pPr>
-      <w:r>
-        <w:rPr>
-          <w:rFonts w:ascii="Cascadia Mono" w:hAnsi="Cascadia Mono" w:cs="Cascadia Mono"/>
-          <w:b w:val="0"/>
-          <w:sz w:val="19"/>
-        </w:rPr>
-        <w:t xml:space="preserve">              // 3. Основний список завдань ListView.builder (п. 5 ТЗ)</w:t>
-      </w:r>
-    </w:p>
-    <w:p>
-      <w:pPr>
-        <w:spacing w:line="190" w:lineRule="exact" w:after="0"/>
-        <w:jc w:val="left"/>
-      </w:pPr>
-      <w:r>
-        <w:rPr>
-          <w:rFonts w:ascii="Cascadia Mono" w:hAnsi="Cascadia Mono" w:cs="Cascadia Mono"/>
-          <w:b w:val="0"/>
-          <w:sz w:val="19"/>
-        </w:rPr>
-        <w:t xml:space="preserve">              Expanded(</w:t>
-      </w:r>
-    </w:p>
-    <w:p>
-      <w:pPr>
-        <w:spacing w:line="190" w:lineRule="exact" w:after="0"/>
-        <w:jc w:val="left"/>
-      </w:pPr>
-      <w:r>
-        <w:rPr>
-          <w:rFonts w:ascii="Cascadia Mono" w:hAnsi="Cascadia Mono" w:cs="Cascadia Mono"/>
-          <w:b w:val="0"/>
-          <w:sz w:val="19"/>
-        </w:rPr>
-        <w:t xml:space="preserve">                child: filtered.isEmpty</w:t>
-      </w:r>
-    </w:p>
-    <w:p>
-      <w:pPr>
-        <w:spacing w:line="190" w:lineRule="exact" w:after="0"/>
-        <w:jc w:val="left"/>
-      </w:pPr>
-      <w:r>
-        <w:rPr>
-          <w:rFonts w:ascii="Cascadia Mono" w:hAnsi="Cascadia Mono" w:cs="Cascadia Mono"/>
-          <w:b w:val="0"/>
-          <w:sz w:val="19"/>
-        </w:rPr>
-        <w:t xml:space="preserve">                    ? Center(</w:t>
-      </w:r>
-    </w:p>
-    <w:p>
-      <w:pPr>
-        <w:spacing w:line="190" w:lineRule="exact" w:after="0"/>
-        <w:jc w:val="left"/>
-      </w:pPr>
-      <w:r>
-        <w:rPr>
-          <w:rFonts w:ascii="Cascadia Mono" w:hAnsi="Cascadia Mono" w:cs="Cascadia Mono"/>
-          <w:b w:val="0"/>
-          <w:sz w:val="19"/>
-        </w:rPr>
-        <w:t xml:space="preserve">                        child: Column(</w:t>
-      </w:r>
-    </w:p>
-    <w:p>
-      <w:pPr>
-        <w:spacing w:line="190" w:lineRule="exact" w:after="0"/>
-        <w:jc w:val="left"/>
-      </w:pPr>
-      <w:r>
-        <w:rPr>
-          <w:rFonts w:ascii="Cascadia Mono" w:hAnsi="Cascadia Mono" w:cs="Cascadia Mono"/>
-          <w:b w:val="0"/>
-          <w:sz w:val="19"/>
-        </w:rPr>
-        <w:t xml:space="preserve">                          mainAxisAlignment: MainAxisAlignment.center,</w:t>
-      </w:r>
-    </w:p>
-    <w:p>
-      <w:pPr>
-        <w:spacing w:line="190" w:lineRule="exact" w:after="0"/>
-        <w:jc w:val="left"/>
-      </w:pPr>
-      <w:r>
-        <w:rPr>
-          <w:rFonts w:ascii="Cascadia Mono" w:hAnsi="Cascadia Mono" w:cs="Cascadia Mono"/>
-          <w:b w:val="0"/>
-          <w:sz w:val="19"/>
-        </w:rPr>
-        <w:t xml:space="preserve">                          children: [</w:t>
-      </w:r>
-    </w:p>
-    <w:p>
-      <w:pPr>
-        <w:spacing w:line="190" w:lineRule="exact" w:after="0"/>
-        <w:jc w:val="left"/>
-      </w:pPr>
-      <w:r>
-        <w:rPr>
-          <w:rFonts w:ascii="Cascadia Mono" w:hAnsi="Cascadia Mono" w:cs="Cascadia Mono"/>
-          <w:b w:val="0"/>
-          <w:sz w:val="19"/>
-        </w:rPr>
-        <w:t xml:space="preserve">                            const Icon(</w:t>
-      </w:r>
-    </w:p>
-    <w:p>
-      <w:pPr>
-        <w:spacing w:line="190" w:lineRule="exact" w:after="0"/>
-        <w:jc w:val="left"/>
-      </w:pPr>
-      <w:r>
-        <w:rPr>
-          <w:rFonts w:ascii="Cascadia Mono" w:hAnsi="Cascadia Mono" w:cs="Cascadia Mono"/>
-          <w:b w:val="0"/>
-          <w:sz w:val="19"/>
-        </w:rPr>
-        <w:t xml:space="preserve">                              Icons.inbox_outlined,</w:t>
-      </w:r>
-    </w:p>
-    <w:p>
-      <w:pPr>
-        <w:spacing w:line="190" w:lineRule="exact" w:after="0"/>
-        <w:jc w:val="left"/>
-      </w:pPr>
-      <w:r>
-        <w:rPr>
-          <w:rFonts w:ascii="Cascadia Mono" w:hAnsi="Cascadia Mono" w:cs="Cascadia Mono"/>
-          <w:b w:val="0"/>
-          <w:sz w:val="19"/>
-        </w:rPr>
-        <w:t xml:space="preserve">                              size: 48,</w:t>
-      </w:r>
-    </w:p>
-    <w:p>
-      <w:pPr>
-        <w:spacing w:line="190" w:lineRule="exact" w:after="0"/>
-        <w:jc w:val="left"/>
-      </w:pPr>
-      <w:r>
-        <w:rPr>
-          <w:rFonts w:ascii="Cascadia Mono" w:hAnsi="Cascadia Mono" w:cs="Cascadia Mono"/>
-          <w:b w:val="0"/>
-          <w:sz w:val="19"/>
-        </w:rPr>
-        <w:t xml:space="preserve">                              color: Color(0xFF555F70),</w:t>
-      </w:r>
-    </w:p>
-    <w:p>
-      <w:pPr>
-        <w:spacing w:line="190" w:lineRule="exact" w:after="0"/>
-        <w:jc w:val="left"/>
-      </w:pPr>
-      <w:r>
-        <w:rPr>
-          <w:rFonts w:ascii="Cascadia Mono" w:hAnsi="Cascadia Mono" w:cs="Cascadia Mono"/>
-          <w:b w:val="0"/>
-          <w:sz w:val="19"/>
-        </w:rPr>
-        <w:t xml:space="preserve">                            ),</w:t>
-      </w:r>
-    </w:p>
-    <w:p>
-      <w:pPr>
-        <w:spacing w:line="190" w:lineRule="exact" w:after="0"/>
-        <w:jc w:val="left"/>
-      </w:pPr>
-      <w:r>
-        <w:rPr>
-          <w:rFonts w:ascii="Cascadia Mono" w:hAnsi="Cascadia Mono" w:cs="Cascadia Mono"/>
-          <w:b w:val="0"/>
-          <w:sz w:val="19"/>
-        </w:rPr>
-        <w:t xml:space="preserve">                            const SizedBox(height: 12),</w:t>
-      </w:r>
-    </w:p>
-    <w:p>
-      <w:pPr>
-        <w:spacing w:line="190" w:lineRule="exact" w:after="0"/>
-        <w:jc w:val="left"/>
-      </w:pPr>
-      <w:r>
-        <w:rPr>
-          <w:rFonts w:ascii="Cascadia Mono" w:hAnsi="Cascadia Mono" w:cs="Cascadia Mono"/>
-          <w:b w:val="0"/>
-          <w:sz w:val="19"/>
-        </w:rPr>
-        <w:t xml:space="preserve">                            Text(</w:t>
-      </w:r>
-    </w:p>
-    <w:p>
-      <w:pPr>
-        <w:spacing w:line="190" w:lineRule="exact" w:after="0"/>
-        <w:jc w:val="left"/>
-      </w:pPr>
-      <w:r>
-        <w:rPr>
-          <w:rFonts w:ascii="Cascadia Mono" w:hAnsi="Cascadia Mono" w:cs="Cascadia Mono"/>
-          <w:b w:val="0"/>
-          <w:sz w:val="19"/>
-        </w:rPr>
-        <w:t xml:space="preserve">                              _currentFilter == TaskFilter.favorites</w:t>
-      </w:r>
-    </w:p>
-    <w:p>
-      <w:pPr>
-        <w:spacing w:line="190" w:lineRule="exact" w:after="0"/>
-        <w:jc w:val="left"/>
-      </w:pPr>
-      <w:r>
-        <w:rPr>
-          <w:rFonts w:ascii="Cascadia Mono" w:hAnsi="Cascadia Mono" w:cs="Cascadia Mono"/>
-          <w:b w:val="0"/>
-          <w:sz w:val="19"/>
-        </w:rPr>
-        <w:t xml:space="preserve">                                  ? 'Немає обраних завдань'</w:t>
-      </w:r>
-    </w:p>
-    <w:p>
-      <w:pPr>
-        <w:spacing w:line="190" w:lineRule="exact" w:after="0"/>
-        <w:jc w:val="left"/>
-      </w:pPr>
-      <w:r>
-        <w:rPr>
-          <w:rFonts w:ascii="Cascadia Mono" w:hAnsi="Cascadia Mono" w:cs="Cascadia Mono"/>
-          <w:b w:val="0"/>
-          <w:sz w:val="19"/>
-        </w:rPr>
-        <w:t xml:space="preserve">                                  : 'Список порожній',</w:t>
-      </w:r>
-    </w:p>
-    <w:p>
-      <w:pPr>
-        <w:spacing w:line="190" w:lineRule="exact" w:after="0"/>
-        <w:jc w:val="left"/>
-      </w:pPr>
-      <w:r>
-        <w:rPr>
-          <w:rFonts w:ascii="Cascadia Mono" w:hAnsi="Cascadia Mono" w:cs="Cascadia Mono"/>
-          <w:b w:val="0"/>
-          <w:sz w:val="19"/>
-        </w:rPr>
-        <w:t xml:space="preserve">                              style: const TextStyle(</w:t>
-      </w:r>
-    </w:p>
-    <w:p>
-      <w:pPr>
-        <w:spacing w:line="190" w:lineRule="exact" w:after="0"/>
-        <w:jc w:val="left"/>
-      </w:pPr>
-      <w:r>
-        <w:rPr>
-          <w:rFonts w:ascii="Cascadia Mono" w:hAnsi="Cascadia Mono" w:cs="Cascadia Mono"/>
-          <w:b w:val="0"/>
-          <w:sz w:val="19"/>
-        </w:rPr>
-        <w:t xml:space="preserve">                                color: Color(0xFF8B949E),</w:t>
-      </w:r>
-    </w:p>
-    <w:p>
-      <w:pPr>
-        <w:spacing w:line="190" w:lineRule="exact" w:after="0"/>
-        <w:jc w:val="left"/>
-      </w:pPr>
-      <w:r>
-        <w:rPr>
-          <w:rFonts w:ascii="Cascadia Mono" w:hAnsi="Cascadia Mono" w:cs="Cascadia Mono"/>
-          <w:b w:val="0"/>
-          <w:sz w:val="19"/>
-        </w:rPr>
-        <w:t xml:space="preserve">                                fontSize: 15,</w:t>
-      </w:r>
-    </w:p>
-    <w:p>
-      <w:pPr>
-        <w:spacing w:line="190" w:lineRule="exact" w:after="0"/>
-        <w:jc w:val="left"/>
-      </w:pPr>
-      <w:r>
-        <w:rPr>
-          <w:rFonts w:ascii="Cascadia Mono" w:hAnsi="Cascadia Mono" w:cs="Cascadia Mono"/>
-          <w:b w:val="0"/>
-          <w:sz w:val="19"/>
-        </w:rPr>
-        <w:t xml:space="preserve">                              ),</w:t>
-      </w:r>
-    </w:p>
-    <w:p>
-      <w:pPr>
-        <w:spacing w:line="190" w:lineRule="exact" w:after="0"/>
-        <w:jc w:val="left"/>
-      </w:pPr>
-      <w:r>
-        <w:rPr>
-          <w:rFonts w:ascii="Cascadia Mono" w:hAnsi="Cascadia Mono" w:cs="Cascadia Mono"/>
-          <w:b w:val="0"/>
-          <w:sz w:val="19"/>
-        </w:rPr>
-        <w:t xml:space="preserve">                            ),</w:t>
-      </w:r>
-    </w:p>
-    <w:p>
-      <w:pPr>
-        <w:spacing w:line="190" w:lineRule="exact" w:after="0"/>
-        <w:jc w:val="left"/>
-      </w:pPr>
-      <w:r>
-        <w:rPr>
-          <w:rFonts w:ascii="Cascadia Mono" w:hAnsi="Cascadia Mono" w:cs="Cascadia Mono"/>
-          <w:b w:val="0"/>
-          <w:sz w:val="19"/>
-        </w:rPr>
-        <w:t xml:space="preserve">                          ],</w:t>
-      </w:r>
-    </w:p>
-    <w:p>
-      <w:pPr>
-        <w:spacing w:line="190" w:lineRule="exact" w:after="0"/>
-        <w:jc w:val="left"/>
-      </w:pPr>
-      <w:r>
-        <w:rPr>
-          <w:rFonts w:ascii="Cascadia Mono" w:hAnsi="Cascadia Mono" w:cs="Cascadia Mono"/>
-          <w:b w:val="0"/>
-          <w:sz w:val="19"/>
-        </w:rPr>
-        <w:t xml:space="preserve">                        ),</w:t>
-      </w:r>
-    </w:p>
-    <w:p>
-      <w:pPr>
-        <w:spacing w:line="190" w:lineRule="exact" w:after="0"/>
-        <w:jc w:val="left"/>
-      </w:pPr>
-      <w:r>
-        <w:rPr>
-          <w:rFonts w:ascii="Cascadia Mono" w:hAnsi="Cascadia Mono" w:cs="Cascadia Mono"/>
-          <w:b w:val="0"/>
-          <w:sz w:val="19"/>
-        </w:rPr>
-        <w:t xml:space="preserve">                      )</w:t>
-      </w:r>
-    </w:p>
-    <w:p>
-      <w:pPr>
-        <w:spacing w:line="190" w:lineRule="exact" w:after="0"/>
-        <w:jc w:val="left"/>
-      </w:pPr>
-      <w:r>
-        <w:rPr>
-          <w:rFonts w:ascii="Cascadia Mono" w:hAnsi="Cascadia Mono" w:cs="Cascadia Mono"/>
-          <w:b w:val="0"/>
-          <w:sz w:val="19"/>
-        </w:rPr>
-        <w:t xml:space="preserve">                    : ListView.builder(</w:t>
-      </w:r>
-    </w:p>
-    <w:p>
-      <w:pPr>
-        <w:spacing w:line="190" w:lineRule="exact" w:after="0"/>
-        <w:jc w:val="left"/>
-      </w:pPr>
-      <w:r>
-        <w:rPr>
-          <w:rFonts w:ascii="Cascadia Mono" w:hAnsi="Cascadia Mono" w:cs="Cascadia Mono"/>
-          <w:b w:val="0"/>
-          <w:sz w:val="19"/>
-        </w:rPr>
-        <w:t xml:space="preserve">                        padding: const EdgeInsets.only(bottom: 80),</w:t>
-      </w:r>
-    </w:p>
-    <w:p>
-      <w:pPr>
-        <w:spacing w:line="190" w:lineRule="exact" w:after="0"/>
-        <w:jc w:val="left"/>
-      </w:pPr>
-      <w:r>
-        <w:rPr>
-          <w:rFonts w:ascii="Cascadia Mono" w:hAnsi="Cascadia Mono" w:cs="Cascadia Mono"/>
-          <w:b w:val="0"/>
-          <w:sz w:val="19"/>
-        </w:rPr>
-        <w:t xml:space="preserve">                        itemCount: filtered.length,</w:t>
-      </w:r>
-    </w:p>
-    <w:p>
-      <w:pPr>
-        <w:spacing w:line="190" w:lineRule="exact" w:after="0"/>
-        <w:jc w:val="left"/>
-      </w:pPr>
-      <w:r>
-        <w:rPr>
-          <w:rFonts w:ascii="Cascadia Mono" w:hAnsi="Cascadia Mono" w:cs="Cascadia Mono"/>
-          <w:b w:val="0"/>
-          <w:sz w:val="19"/>
-        </w:rPr>
-        <w:t xml:space="preserve">                        itemBuilder: (context, index) {</w:t>
-      </w:r>
-    </w:p>
-    <w:p>
-      <w:pPr>
-        <w:spacing w:line="190" w:lineRule="exact" w:after="0"/>
-        <w:jc w:val="left"/>
-      </w:pPr>
-      <w:r>
-        <w:rPr>
-          <w:rFonts w:ascii="Cascadia Mono" w:hAnsi="Cascadia Mono" w:cs="Cascadia Mono"/>
-          <w:b w:val="0"/>
-          <w:sz w:val="19"/>
-        </w:rPr>
-        <w:t xml:space="preserve">                          final task = filtered[index];</w:t>
-      </w:r>
-    </w:p>
-    <w:p>
-      <w:pPr>
-        <w:spacing w:line="190" w:lineRule="exact" w:after="0"/>
-        <w:jc w:val="left"/>
-      </w:pPr>
-      <w:r>
-        <w:rPr>
-          <w:rFonts w:ascii="Cascadia Mono" w:hAnsi="Cascadia Mono" w:cs="Cascadia Mono"/>
-          <w:b w:val="0"/>
-          <w:sz w:val="19"/>
-        </w:rPr>
-        <w:t xml:space="preserve">                          return TaskListItem(</w:t>
-      </w:r>
-    </w:p>
-    <w:p>
-      <w:pPr>
-        <w:spacing w:line="190" w:lineRule="exact" w:after="0"/>
-        <w:jc w:val="left"/>
-      </w:pPr>
-      <w:r>
-        <w:rPr>
-          <w:rFonts w:ascii="Cascadia Mono" w:hAnsi="Cascadia Mono" w:cs="Cascadia Mono"/>
-          <w:b w:val="0"/>
-          <w:sz w:val="19"/>
-        </w:rPr>
-        <w:t xml:space="preserve">                            task: task,</w:t>
-      </w:r>
-    </w:p>
-    <w:p>
-      <w:pPr>
-        <w:spacing w:line="190" w:lineRule="exact" w:after="0"/>
-        <w:jc w:val="left"/>
-      </w:pPr>
-      <w:r>
-        <w:rPr>
-          <w:rFonts w:ascii="Cascadia Mono" w:hAnsi="Cascadia Mono" w:cs="Cascadia Mono"/>
-          <w:b w:val="0"/>
-          <w:sz w:val="19"/>
-        </w:rPr>
-        <w:t xml:space="preserve">                            onToggleFavorite: () =&gt; _toggleFavorite(task),</w:t>
-      </w:r>
-    </w:p>
-    <w:p>
-      <w:pPr>
-        <w:spacing w:line="190" w:lineRule="exact" w:after="0"/>
-        <w:jc w:val="left"/>
-      </w:pPr>
-      <w:r>
-        <w:rPr>
-          <w:rFonts w:ascii="Cascadia Mono" w:hAnsi="Cascadia Mono" w:cs="Cascadia Mono"/>
-          <w:b w:val="0"/>
-          <w:sz w:val="19"/>
-        </w:rPr>
-        <w:t xml:space="preserve">                            onToggleStatus: () =&gt; _toggleStatus(task),</w:t>
-      </w:r>
-    </w:p>
-    <w:p>
-      <w:pPr>
-        <w:spacing w:line="190" w:lineRule="exact" w:after="0"/>
-        <w:jc w:val="left"/>
-      </w:pPr>
-      <w:r>
-        <w:rPr>
-          <w:rFonts w:ascii="Cascadia Mono" w:hAnsi="Cascadia Mono" w:cs="Cascadia Mono"/>
-          <w:b w:val="0"/>
-          <w:sz w:val="19"/>
-        </w:rPr>
-        <w:t xml:space="preserve">                            onDelete: () =&gt; _deleteTask(task),</w:t>
-      </w:r>
-    </w:p>
-    <w:p>
-      <w:pPr>
-        <w:spacing w:line="190" w:lineRule="exact" w:after="0"/>
-        <w:jc w:val="left"/>
-      </w:pPr>
-      <w:r>
-        <w:rPr>
-          <w:rFonts w:ascii="Cascadia Mono" w:hAnsi="Cascadia Mono" w:cs="Cascadia Mono"/>
-          <w:b w:val="0"/>
-          <w:sz w:val="19"/>
-        </w:rPr>
-        <w:t xml:space="preserve">                          );</w:t>
-      </w:r>
-    </w:p>
-    <w:p>
-      <w:pPr>
-        <w:spacing w:line="190" w:lineRule="exact" w:after="0"/>
-        <w:jc w:val="left"/>
-      </w:pPr>
-      <w:r>
-        <w:rPr>
-          <w:rFonts w:ascii="Cascadia Mono" w:hAnsi="Cascadia Mono" w:cs="Cascadia Mono"/>
-          <w:b w:val="0"/>
-          <w:sz w:val="19"/>
-        </w:rPr>
-        <w:t xml:space="preserve">                        },</w:t>
-      </w:r>
-    </w:p>
-    <w:p>
-      <w:pPr>
-        <w:spacing w:line="190" w:lineRule="exact" w:after="0"/>
-        <w:jc w:val="left"/>
-      </w:pPr>
-      <w:r>
-        <w:rPr>
-          <w:rFonts w:ascii="Cascadia Mono" w:hAnsi="Cascadia Mono" w:cs="Cascadia Mono"/>
-          <w:b w:val="0"/>
-          <w:sz w:val="19"/>
-        </w:rPr>
-        <w:t xml:space="preserve">                      ),</w:t>
-      </w:r>
-    </w:p>
-    <w:p>
-      <w:pPr>
-        <w:spacing w:line="190" w:lineRule="exact" w:after="0"/>
-        <w:jc w:val="left"/>
-      </w:pPr>
-      <w:r>
-        <w:rPr>
-          <w:rFonts w:ascii="Cascadia Mono" w:hAnsi="Cascadia Mono" w:cs="Cascadia Mono"/>
-          <w:b w:val="0"/>
-          <w:sz w:val="19"/>
-        </w:rPr>
-        <w:t xml:space="preserve">              ),</w:t>
-      </w:r>
-    </w:p>
-    <w:p>
-      <w:pPr>
-        <w:spacing w:line="190" w:lineRule="exact" w:after="0"/>
-        <w:jc w:val="left"/>
-      </w:pPr>
-      <w:r>
-        <w:rPr>
-          <w:rFonts w:ascii="Cascadia Mono" w:hAnsi="Cascadia Mono" w:cs="Cascadia Mono"/>
-          <w:b w:val="0"/>
-          <w:sz w:val="19"/>
-        </w:rPr>
-        <w:t xml:space="preserve">            ],</w:t>
-      </w:r>
-    </w:p>
-    <w:p>
-      <w:pPr>
-        <w:spacing w:line="190" w:lineRule="exact" w:after="0"/>
-        <w:jc w:val="left"/>
-      </w:pPr>
-      <w:r>
-        <w:rPr>
-          <w:rFonts w:ascii="Cascadia Mono" w:hAnsi="Cascadia Mono" w:cs="Cascadia Mono"/>
-          <w:b w:val="0"/>
-          <w:sz w:val="19"/>
-        </w:rPr>
-        <w:t xml:space="preserve">          ),</w:t>
-      </w:r>
-    </w:p>
-    <w:p>
-      <w:pPr>
-        <w:spacing w:line="190" w:lineRule="exact" w:after="0"/>
-        <w:jc w:val="left"/>
-      </w:pPr>
-      <w:r>
-        <w:rPr>
-          <w:rFonts w:ascii="Cascadia Mono" w:hAnsi="Cascadia Mono" w:cs="Cascadia Mono"/>
-          <w:b w:val="0"/>
-          <w:sz w:val="19"/>
-        </w:rPr>
-        <w:t xml:space="preserve">        ),</w:t>
-      </w:r>
-    </w:p>
-    <w:p>
-      <w:pPr>
-        <w:spacing w:line="190" w:lineRule="exact" w:after="0"/>
-        <w:jc w:val="left"/>
-      </w:pPr>
-      <w:r>
-        <w:rPr>
-          <w:rFonts w:ascii="Cascadia Mono" w:hAnsi="Cascadia Mono" w:cs="Cascadia Mono"/>
-          <w:b w:val="0"/>
-          <w:sz w:val="19"/>
-        </w:rPr>
-        <w:t xml:space="preserve">      ),</w:t>
-      </w:r>
-    </w:p>
-    <w:p>
-      <w:pPr>
-        <w:spacing w:line="190" w:lineRule="exact" w:after="0"/>
-        <w:jc w:val="left"/>
-      </w:pPr>
-      <w:r>
-        <w:rPr>
-          <w:rFonts w:ascii="Cascadia Mono" w:hAnsi="Cascadia Mono" w:cs="Cascadia Mono"/>
-          <w:b w:val="0"/>
-          <w:sz w:val="19"/>
-        </w:rPr>
-        <w:t xml:space="preserve">      floatingActionButtonLocation: FloatingActionButtonLocation.centerFloat,</w:t>
-      </w:r>
-    </w:p>
-    <w:p>
-      <w:pPr>
-        <w:spacing w:line="190" w:lineRule="exact" w:after="0"/>
-        <w:jc w:val="left"/>
-      </w:pPr>
-      <w:r>
-        <w:rPr>
-          <w:rFonts w:ascii="Cascadia Mono" w:hAnsi="Cascadia Mono" w:cs="Cascadia Mono"/>
-          <w:b w:val="0"/>
-          <w:sz w:val="19"/>
-        </w:rPr>
-        <w:t xml:space="preserve">      floatingActionButton: FloatingActionButton.extended(</w:t>
-      </w:r>
-    </w:p>
-    <w:p>
-      <w:pPr>
-        <w:spacing w:line="190" w:lineRule="exact" w:after="0"/>
-        <w:jc w:val="left"/>
-      </w:pPr>
-      <w:r>
-        <w:rPr>
-          <w:rFonts w:ascii="Cascadia Mono" w:hAnsi="Cascadia Mono" w:cs="Cascadia Mono"/>
-          <w:b w:val="0"/>
-          <w:sz w:val="19"/>
-        </w:rPr>
-        <w:t xml:space="preserve">        backgroundColor: const Color(0xFFD4FF00),</w:t>
-      </w:r>
-    </w:p>
-    <w:p>
-      <w:pPr>
-        <w:spacing w:line="190" w:lineRule="exact" w:after="0"/>
-        <w:jc w:val="left"/>
-      </w:pPr>
-      <w:r>
-        <w:rPr>
-          <w:rFonts w:ascii="Cascadia Mono" w:hAnsi="Cascadia Mono" w:cs="Cascadia Mono"/>
-          <w:b w:val="0"/>
-          <w:sz w:val="19"/>
-        </w:rPr>
-        <w:t xml:space="preserve">        foregroundColor: const Color(0xFF0D0F13),</w:t>
-      </w:r>
-    </w:p>
-    <w:p>
-      <w:pPr>
-        <w:spacing w:line="190" w:lineRule="exact" w:after="0"/>
-        <w:jc w:val="left"/>
-      </w:pPr>
-      <w:r>
-        <w:rPr>
-          <w:rFonts w:ascii="Cascadia Mono" w:hAnsi="Cascadia Mono" w:cs="Cascadia Mono"/>
-          <w:b w:val="0"/>
-          <w:sz w:val="19"/>
-        </w:rPr>
-        <w:t xml:space="preserve">        icon: const Icon(Icons.add),</w:t>
-      </w:r>
-    </w:p>
-    <w:p>
-      <w:pPr>
-        <w:spacing w:line="190" w:lineRule="exact" w:after="0"/>
-        <w:jc w:val="left"/>
-      </w:pPr>
-      <w:r>
-        <w:rPr>
-          <w:rFonts w:ascii="Cascadia Mono" w:hAnsi="Cascadia Mono" w:cs="Cascadia Mono"/>
-          <w:b w:val="0"/>
-          <w:sz w:val="19"/>
-        </w:rPr>
-        <w:t xml:space="preserve">        label: const Text(</w:t>
-      </w:r>
-    </w:p>
-    <w:p>
-      <w:pPr>
-        <w:spacing w:line="190" w:lineRule="exact" w:after="0"/>
-        <w:jc w:val="left"/>
-      </w:pPr>
-      <w:r>
-        <w:rPr>
-          <w:rFonts w:ascii="Cascadia Mono" w:hAnsi="Cascadia Mono" w:cs="Cascadia Mono"/>
-          <w:b w:val="0"/>
-          <w:sz w:val="19"/>
-        </w:rPr>
-        <w:t xml:space="preserve">          'Нове завдання',</w:t>
-      </w:r>
-    </w:p>
-    <w:p>
-      <w:pPr>
-        <w:spacing w:line="190" w:lineRule="exact" w:after="0"/>
-        <w:jc w:val="left"/>
-      </w:pPr>
-      <w:r>
-        <w:rPr>
-          <w:rFonts w:ascii="Cascadia Mono" w:hAnsi="Cascadia Mono" w:cs="Cascadia Mono"/>
-          <w:b w:val="0"/>
-          <w:sz w:val="19"/>
-        </w:rPr>
-        <w:t xml:space="preserve">          style: TextStyle(fontWeight: FontWeight.bold),</w:t>
-      </w:r>
-    </w:p>
-    <w:p>
-      <w:pPr>
-        <w:spacing w:line="190" w:lineRule="exact" w:after="0"/>
-        <w:jc w:val="left"/>
-      </w:pPr>
-      <w:r>
-        <w:rPr>
-          <w:rFonts w:ascii="Cascadia Mono" w:hAnsi="Cascadia Mono" w:cs="Cascadia Mono"/>
-          <w:b w:val="0"/>
-          <w:sz w:val="19"/>
-        </w:rPr>
-        <w:t xml:space="preserve">        ),</w:t>
-      </w:r>
-    </w:p>
-    <w:p>
-      <w:pPr>
-        <w:spacing w:line="190" w:lineRule="exact" w:after="0"/>
-        <w:jc w:val="left"/>
-      </w:pPr>
-      <w:r>
-        <w:rPr>
-          <w:rFonts w:ascii="Cascadia Mono" w:hAnsi="Cascadia Mono" w:cs="Cascadia Mono"/>
-          <w:b w:val="0"/>
-          <w:sz w:val="19"/>
-        </w:rPr>
-        <w:t xml:space="preserve">        onPressed: _showAddTaskDialog,</w:t>
-      </w:r>
-    </w:p>
-    <w:p>
-      <w:pPr>
-        <w:spacing w:line="190" w:lineRule="exact" w:after="0"/>
-        <w:jc w:val="left"/>
-      </w:pPr>
-      <w:r>
-        <w:rPr>
-          <w:rFonts w:ascii="Cascadia Mono" w:hAnsi="Cascadia Mono" w:cs="Cascadia Mono"/>
-          <w:b w:val="0"/>
-          <w:sz w:val="19"/>
-        </w:rPr>
-        <w:t xml:space="preserve">      ),</w:t>
-      </w:r>
-    </w:p>
-    <w:p>
-      <w:pPr>
-        <w:spacing w:line="190" w:lineRule="exact" w:after="0"/>
-        <w:jc w:val="left"/>
-      </w:pPr>
-      <w:r>
-        <w:rPr>
-          <w:rFonts w:ascii="Cascadia Mono" w:hAnsi="Cascadia Mono" w:cs="Cascadia Mono"/>
-          <w:b w:val="0"/>
-          <w:sz w:val="19"/>
-        </w:rPr>
-        <w:t xml:space="preserve">    );</w:t>
-      </w:r>
-    </w:p>
-    <w:p>
-      <w:pPr>
-        <w:spacing w:line="190" w:lineRule="exact" w:after="0"/>
-        <w:jc w:val="left"/>
-      </w:pPr>
-      <w:r>
-        <w:rPr>
-          <w:rFonts w:ascii="Cascadia Mono" w:hAnsi="Cascadia Mono" w:cs="Cascadia Mono"/>
-          <w:b w:val="0"/>
-          <w:sz w:val="19"/>
-        </w:rPr>
-        <w:t xml:space="preserve">  }</w:t>
-      </w:r>
-    </w:p>
-    <w:p>
-      <w:pPr>
-        <w:spacing w:line="190" w:lineRule="exact" w:after="0"/>
-        <w:jc w:val="left"/>
-      </w:pPr>
-    </w:p>
-    <w:p>
-      <w:pPr>
-        <w:spacing w:line="190" w:lineRule="exact" w:after="0"/>
-        <w:jc w:val="left"/>
-      </w:pPr>
-      <w:r>
-        <w:rPr>
-          <w:rFonts w:ascii="Cascadia Mono" w:hAnsi="Cascadia Mono" w:cs="Cascadia Mono"/>
-          <w:b w:val="0"/>
-          <w:sz w:val="19"/>
-        </w:rPr>
-        <w:t xml:space="preserve">  Widget _buildFilterChip(String label, TaskFilter filter) {</w:t>
-      </w:r>
-    </w:p>
-    <w:p>
-      <w:pPr>
-        <w:spacing w:line="190" w:lineRule="exact" w:after="0"/>
-        <w:jc w:val="left"/>
-      </w:pPr>
-      <w:r>
-        <w:rPr>
-          <w:rFonts w:ascii="Cascadia Mono" w:hAnsi="Cascadia Mono" w:cs="Cascadia Mono"/>
-          <w:b w:val="0"/>
-          <w:sz w:val="19"/>
-        </w:rPr>
-        <w:t xml:space="preserve">    final isSelected = _currentFilter == filter;</w:t>
-      </w:r>
-    </w:p>
-    <w:p>
-      <w:pPr>
-        <w:spacing w:line="190" w:lineRule="exact" w:after="0"/>
-        <w:jc w:val="left"/>
-      </w:pPr>
-      <w:r>
-        <w:rPr>
-          <w:rFonts w:ascii="Cascadia Mono" w:hAnsi="Cascadia Mono" w:cs="Cascadia Mono"/>
-          <w:b w:val="0"/>
-          <w:sz w:val="19"/>
-        </w:rPr>
-        <w:t xml:space="preserve">    return ChoiceChip(</w:t>
-      </w:r>
-    </w:p>
-    <w:p>
-      <w:pPr>
-        <w:spacing w:line="190" w:lineRule="exact" w:after="0"/>
-        <w:jc w:val="left"/>
-      </w:pPr>
-      <w:r>
-        <w:rPr>
-          <w:rFonts w:ascii="Cascadia Mono" w:hAnsi="Cascadia Mono" w:cs="Cascadia Mono"/>
-          <w:b w:val="0"/>
-          <w:sz w:val="19"/>
-        </w:rPr>
-        <w:t xml:space="preserve">      label: Text(label),</w:t>
-      </w:r>
-    </w:p>
-    <w:p>
-      <w:pPr>
-        <w:spacing w:line="190" w:lineRule="exact" w:after="0"/>
-        <w:jc w:val="left"/>
-      </w:pPr>
-      <w:r>
-        <w:rPr>
-          <w:rFonts w:ascii="Cascadia Mono" w:hAnsi="Cascadia Mono" w:cs="Cascadia Mono"/>
-          <w:b w:val="0"/>
-          <w:sz w:val="19"/>
-        </w:rPr>
-        <w:t xml:space="preserve">      selected: isSelected,</w:t>
-      </w:r>
-    </w:p>
-    <w:p>
-      <w:pPr>
-        <w:spacing w:line="190" w:lineRule="exact" w:after="0"/>
-        <w:jc w:val="left"/>
-      </w:pPr>
-      <w:r>
-        <w:rPr>
-          <w:rFonts w:ascii="Cascadia Mono" w:hAnsi="Cascadia Mono" w:cs="Cascadia Mono"/>
-          <w:b w:val="0"/>
-          <w:sz w:val="19"/>
-        </w:rPr>
-        <w:t xml:space="preserve">      onSelected: (selected) {</w:t>
-      </w:r>
-    </w:p>
-    <w:p>
-      <w:pPr>
-        <w:spacing w:line="190" w:lineRule="exact" w:after="0"/>
-        <w:jc w:val="left"/>
-      </w:pPr>
-      <w:r>
-        <w:rPr>
-          <w:rFonts w:ascii="Cascadia Mono" w:hAnsi="Cascadia Mono" w:cs="Cascadia Mono"/>
-          <w:b w:val="0"/>
-          <w:sz w:val="19"/>
-        </w:rPr>
-        <w:t xml:space="preserve">        if (selected) {</w:t>
-      </w:r>
-    </w:p>
-    <w:p>
-      <w:pPr>
-        <w:spacing w:line="190" w:lineRule="exact" w:after="0"/>
-        <w:jc w:val="left"/>
-      </w:pPr>
-      <w:r>
-        <w:rPr>
-          <w:rFonts w:ascii="Cascadia Mono" w:hAnsi="Cascadia Mono" w:cs="Cascadia Mono"/>
-          <w:b w:val="0"/>
-          <w:sz w:val="19"/>
-        </w:rPr>
-        <w:t xml:space="preserve">          setState(() {</w:t>
-      </w:r>
-    </w:p>
-    <w:p>
-      <w:pPr>
-        <w:spacing w:line="190" w:lineRule="exact" w:after="0"/>
-        <w:jc w:val="left"/>
-      </w:pPr>
-      <w:r>
-        <w:rPr>
-          <w:rFonts w:ascii="Cascadia Mono" w:hAnsi="Cascadia Mono" w:cs="Cascadia Mono"/>
-          <w:b w:val="0"/>
-          <w:sz w:val="19"/>
-        </w:rPr>
-        <w:t xml:space="preserve">            _currentFilter = filter;</w:t>
-      </w:r>
-    </w:p>
-    <w:p>
-      <w:pPr>
-        <w:spacing w:line="190" w:lineRule="exact" w:after="0"/>
-        <w:jc w:val="left"/>
-      </w:pPr>
-      <w:r>
-        <w:rPr>
-          <w:rFonts w:ascii="Cascadia Mono" w:hAnsi="Cascadia Mono" w:cs="Cascadia Mono"/>
-          <w:b w:val="0"/>
-          <w:sz w:val="19"/>
-        </w:rPr>
-        <w:t xml:space="preserve">          });</w:t>
-      </w:r>
-    </w:p>
-    <w:p>
-      <w:pPr>
-        <w:spacing w:line="190" w:lineRule="exact" w:after="0"/>
-        <w:jc w:val="left"/>
-      </w:pPr>
-      <w:r>
-        <w:rPr>
-          <w:rFonts w:ascii="Cascadia Mono" w:hAnsi="Cascadia Mono" w:cs="Cascadia Mono"/>
-          <w:b w:val="0"/>
-          <w:sz w:val="19"/>
-        </w:rPr>
-        <w:t xml:space="preserve">        }</w:t>
-      </w:r>
-    </w:p>
-    <w:p>
-      <w:pPr>
-        <w:spacing w:line="190" w:lineRule="exact" w:after="0"/>
-        <w:jc w:val="left"/>
-      </w:pPr>
-      <w:r>
-        <w:rPr>
-          <w:rFonts w:ascii="Cascadia Mono" w:hAnsi="Cascadia Mono" w:cs="Cascadia Mono"/>
-          <w:b w:val="0"/>
-          <w:sz w:val="19"/>
-        </w:rPr>
-        <w:t xml:space="preserve">      },</w:t>
-      </w:r>
-    </w:p>
-    <w:p>
-      <w:pPr>
-        <w:spacing w:line="190" w:lineRule="exact" w:after="0"/>
-        <w:jc w:val="left"/>
-      </w:pPr>
-      <w:r>
-        <w:rPr>
-          <w:rFonts w:ascii="Cascadia Mono" w:hAnsi="Cascadia Mono" w:cs="Cascadia Mono"/>
-          <w:b w:val="0"/>
-          <w:sz w:val="19"/>
-        </w:rPr>
-        <w:t xml:space="preserve">      selectedColor: const Color(0xFFD4FF00),</w:t>
-      </w:r>
-    </w:p>
-    <w:p>
-      <w:pPr>
-        <w:spacing w:line="190" w:lineRule="exact" w:after="0"/>
-        <w:jc w:val="left"/>
-      </w:pPr>
-      <w:r>
-        <w:rPr>
-          <w:rFonts w:ascii="Cascadia Mono" w:hAnsi="Cascadia Mono" w:cs="Cascadia Mono"/>
-          <w:b w:val="0"/>
-          <w:sz w:val="19"/>
-        </w:rPr>
-        <w:t xml:space="preserve">      backgroundColor: const Color(0xFF15181F),</w:t>
-      </w:r>
-    </w:p>
-    <w:p>
-      <w:pPr>
-        <w:spacing w:line="190" w:lineRule="exact" w:after="0"/>
-        <w:jc w:val="left"/>
-      </w:pPr>
-      <w:r>
-        <w:rPr>
-          <w:rFonts w:ascii="Cascadia Mono" w:hAnsi="Cascadia Mono" w:cs="Cascadia Mono"/>
-          <w:b w:val="0"/>
-          <w:sz w:val="19"/>
-        </w:rPr>
-        <w:t xml:space="preserve">      labelStyle: TextStyle(</w:t>
-      </w:r>
-    </w:p>
-    <w:p>
-      <w:pPr>
-        <w:spacing w:line="190" w:lineRule="exact" w:after="0"/>
-        <w:jc w:val="left"/>
-      </w:pPr>
-      <w:r>
-        <w:rPr>
-          <w:rFonts w:ascii="Cascadia Mono" w:hAnsi="Cascadia Mono" w:cs="Cascadia Mono"/>
-          <w:b w:val="0"/>
-          <w:sz w:val="19"/>
-        </w:rPr>
-        <w:t xml:space="preserve">        color: isSelected ? const Color(0xFF0D0F13) : const Color(0xFF8B949E),</w:t>
-      </w:r>
-    </w:p>
-    <w:p>
-      <w:pPr>
-        <w:spacing w:line="190" w:lineRule="exact" w:after="0"/>
-        <w:jc w:val="left"/>
-      </w:pPr>
-      <w:r>
-        <w:rPr>
-          <w:rFonts w:ascii="Cascadia Mono" w:hAnsi="Cascadia Mono" w:cs="Cascadia Mono"/>
-          <w:b w:val="0"/>
-          <w:sz w:val="19"/>
-        </w:rPr>
-        <w:t xml:space="preserve">        fontWeight: isSelected ? FontWeight.bold : FontWeight.w500,</w:t>
-      </w:r>
-    </w:p>
-    <w:p>
-      <w:pPr>
-        <w:spacing w:line="190" w:lineRule="exact" w:after="0"/>
-        <w:jc w:val="left"/>
-      </w:pPr>
-      <w:r>
-        <w:rPr>
-          <w:rFonts w:ascii="Cascadia Mono" w:hAnsi="Cascadia Mono" w:cs="Cascadia Mono"/>
-          <w:b w:val="0"/>
-          <w:sz w:val="19"/>
-        </w:rPr>
-        <w:t xml:space="preserve">        fontSize: 12,</w:t>
-      </w:r>
-    </w:p>
-    <w:p>
-      <w:pPr>
-        <w:spacing w:line="190" w:lineRule="exact" w:after="0"/>
-        <w:jc w:val="left"/>
-      </w:pPr>
-      <w:r>
-        <w:rPr>
-          <w:rFonts w:ascii="Cascadia Mono" w:hAnsi="Cascadia Mono" w:cs="Cascadia Mono"/>
-          <w:b w:val="0"/>
-          <w:sz w:val="19"/>
-        </w:rPr>
-        <w:t xml:space="preserve">      ),</w:t>
-      </w:r>
-    </w:p>
-    <w:p>
-      <w:pPr>
-        <w:spacing w:line="190" w:lineRule="exact" w:after="0"/>
-        <w:jc w:val="left"/>
-      </w:pPr>
-      <w:r>
-        <w:rPr>
-          <w:rFonts w:ascii="Cascadia Mono" w:hAnsi="Cascadia Mono" w:cs="Cascadia Mono"/>
-          <w:b w:val="0"/>
-          <w:sz w:val="19"/>
-        </w:rPr>
-        <w:t xml:space="preserve">      side: BorderSide(</w:t>
-      </w:r>
-    </w:p>
-    <w:p>
-      <w:pPr>
-        <w:spacing w:line="190" w:lineRule="exact" w:after="0"/>
-        <w:jc w:val="left"/>
-      </w:pPr>
-      <w:r>
-        <w:rPr>
-          <w:rFonts w:ascii="Cascadia Mono" w:hAnsi="Cascadia Mono" w:cs="Cascadia Mono"/>
-          <w:b w:val="0"/>
-          <w:sz w:val="19"/>
-        </w:rPr>
-        <w:t xml:space="preserve">        color: isSelected ? const Color(0xFFD4FF00) : const Color(0xFF2A3142),</w:t>
-      </w:r>
-    </w:p>
-    <w:p>
-      <w:pPr>
-        <w:spacing w:line="190" w:lineRule="exact" w:after="0"/>
-        <w:jc w:val="left"/>
-      </w:pPr>
-      <w:r>
-        <w:rPr>
-          <w:rFonts w:ascii="Cascadia Mono" w:hAnsi="Cascadia Mono" w:cs="Cascadia Mono"/>
-          <w:b w:val="0"/>
-          <w:sz w:val="19"/>
-        </w:rPr>
-        <w:t xml:space="preserve">      ),</w:t>
-      </w:r>
-    </w:p>
-    <w:p>
-      <w:pPr>
-        <w:spacing w:line="190" w:lineRule="exact" w:after="0"/>
-        <w:jc w:val="left"/>
-      </w:pPr>
-      <w:r>
-        <w:rPr>
-          <w:rFonts w:ascii="Cascadia Mono" w:hAnsi="Cascadia Mono" w:cs="Cascadia Mono"/>
-          <w:b w:val="0"/>
-          <w:sz w:val="19"/>
-        </w:rPr>
-        <w:t xml:space="preserve">      showCheckmark: false,</w:t>
-      </w:r>
-    </w:p>
-    <w:p>
-      <w:pPr>
-        <w:spacing w:line="190" w:lineRule="exact" w:after="0"/>
-        <w:jc w:val="left"/>
-      </w:pPr>
-      <w:r>
-        <w:rPr>
-          <w:rFonts w:ascii="Cascadia Mono" w:hAnsi="Cascadia Mono" w:cs="Cascadia Mono"/>
-          <w:b w:val="0"/>
-          <w:sz w:val="19"/>
-        </w:rPr>
-        <w:t xml:space="preserve">    );</w:t>
-      </w:r>
-    </w:p>
-    <w:p>
-      <w:pPr>
-        <w:spacing w:line="190" w:lineRule="exact" w:after="0"/>
-        <w:jc w:val="left"/>
-      </w:pPr>
-      <w:r>
-        <w:rPr>
-          <w:rFonts w:ascii="Cascadia Mono" w:hAnsi="Cascadia Mono" w:cs="Cascadia Mono"/>
-          <w:b w:val="0"/>
-          <w:sz w:val="19"/>
-        </w:rPr>
-        <w:t xml:space="preserve">  }</w:t>
+        <w:t xml:space="preserve">  // ... (пропуск неістотних рядків)</w:t>
       </w:r>
     </w:p>
     <w:p>
@@ -7099,3632 +2967,6 @@
         </w:rPr>
         <w:t>}</w:t>
       </w:r>
-    </w:p>
-    <w:p>
-      <w:pPr>
-        <w:spacing w:line="190" w:lineRule="exact" w:after="0"/>
-        <w:jc w:val="left"/>
-      </w:pPr>
-    </w:p>
-    <w:p>
-      <w:pPr>
-        <w:spacing w:line="190" w:lineRule="exact" w:after="0"/>
-        <w:jc w:val="left"/>
-      </w:pPr>
-    </w:p>
-    <w:p>
-      <w:pPr>
-        <w:spacing w:line="190" w:lineRule="exact" w:after="0"/>
-        <w:jc w:val="left"/>
-      </w:pPr>
-      <w:r>
-        <w:rPr>
-          <w:rFonts w:ascii="Cascadia Mono" w:hAnsi="Cascadia Mono" w:cs="Cascadia Mono"/>
-          <w:b w:val="0"/>
-          <w:sz w:val="19"/>
-        </w:rPr>
-        <w:t>// === lib/widgets/stats_summary_card.dart ===</w:t>
-      </w:r>
-    </w:p>
-    <w:p>
-      <w:pPr>
-        <w:spacing w:line="190" w:lineRule="exact" w:after="0"/>
-        <w:jc w:val="left"/>
-      </w:pPr>
-      <w:r>
-        <w:rPr>
-          <w:rFonts w:ascii="Cascadia Mono" w:hAnsi="Cascadia Mono" w:cs="Cascadia Mono"/>
-          <w:b w:val="0"/>
-          <w:sz w:val="19"/>
-        </w:rPr>
-        <w:t>import 'package:flutter/material.dart';</w:t>
-      </w:r>
-    </w:p>
-    <w:p>
-      <w:pPr>
-        <w:spacing w:line="190" w:lineRule="exact" w:after="0"/>
-        <w:jc w:val="left"/>
-      </w:pPr>
-    </w:p>
-    <w:p>
-      <w:pPr>
-        <w:spacing w:line="190" w:lineRule="exact" w:after="0"/>
-        <w:jc w:val="left"/>
-      </w:pPr>
-      <w:r>
-        <w:rPr>
-          <w:rFonts w:ascii="Cascadia Mono" w:hAnsi="Cascadia Mono" w:cs="Cascadia Mono"/>
-          <w:b w:val="0"/>
-          <w:sz w:val="19"/>
-        </w:rPr>
-        <w:t>/// Віджет для відображення статистики завдань на основі `Map&lt;String, int&gt;`</w:t>
-      </w:r>
-    </w:p>
-    <w:p>
-      <w:pPr>
-        <w:spacing w:line="190" w:lineRule="exact" w:after="0"/>
-        <w:jc w:val="left"/>
-      </w:pPr>
-      <w:r>
-        <w:rPr>
-          <w:rFonts w:ascii="Cascadia Mono" w:hAnsi="Cascadia Mono" w:cs="Cascadia Mono"/>
-          <w:b w:val="0"/>
-          <w:sz w:val="19"/>
-        </w:rPr>
-        <w:t>class StatsSummaryCard extends StatelessWidget {</w:t>
-      </w:r>
-    </w:p>
-    <w:p>
-      <w:pPr>
-        <w:spacing w:line="190" w:lineRule="exact" w:after="0"/>
-        <w:jc w:val="left"/>
-      </w:pPr>
-      <w:r>
-        <w:rPr>
-          <w:rFonts w:ascii="Cascadia Mono" w:hAnsi="Cascadia Mono" w:cs="Cascadia Mono"/>
-          <w:b w:val="0"/>
-          <w:sz w:val="19"/>
-        </w:rPr>
-        <w:t xml:space="preserve">  final Map&lt;String, int&gt; stats;</w:t>
-      </w:r>
-    </w:p>
-    <w:p>
-      <w:pPr>
-        <w:spacing w:line="190" w:lineRule="exact" w:after="0"/>
-        <w:jc w:val="left"/>
-      </w:pPr>
-    </w:p>
-    <w:p>
-      <w:pPr>
-        <w:spacing w:line="190" w:lineRule="exact" w:after="0"/>
-        <w:jc w:val="left"/>
-      </w:pPr>
-      <w:r>
-        <w:rPr>
-          <w:rFonts w:ascii="Cascadia Mono" w:hAnsi="Cascadia Mono" w:cs="Cascadia Mono"/>
-          <w:b w:val="0"/>
-          <w:sz w:val="19"/>
-        </w:rPr>
-        <w:t xml:space="preserve">  const StatsSummaryCard({</w:t>
-      </w:r>
-    </w:p>
-    <w:p>
-      <w:pPr>
-        <w:spacing w:line="190" w:lineRule="exact" w:after="0"/>
-        <w:jc w:val="left"/>
-      </w:pPr>
-      <w:r>
-        <w:rPr>
-          <w:rFonts w:ascii="Cascadia Mono" w:hAnsi="Cascadia Mono" w:cs="Cascadia Mono"/>
-          <w:b w:val="0"/>
-          <w:sz w:val="19"/>
-        </w:rPr>
-        <w:t xml:space="preserve">    super.key,</w:t>
-      </w:r>
-    </w:p>
-    <w:p>
-      <w:pPr>
-        <w:spacing w:line="190" w:lineRule="exact" w:after="0"/>
-        <w:jc w:val="left"/>
-      </w:pPr>
-      <w:r>
-        <w:rPr>
-          <w:rFonts w:ascii="Cascadia Mono" w:hAnsi="Cascadia Mono" w:cs="Cascadia Mono"/>
-          <w:b w:val="0"/>
-          <w:sz w:val="19"/>
-        </w:rPr>
-        <w:t xml:space="preserve">    required this.stats,</w:t>
-      </w:r>
-    </w:p>
-    <w:p>
-      <w:pPr>
-        <w:spacing w:line="190" w:lineRule="exact" w:after="0"/>
-        <w:jc w:val="left"/>
-      </w:pPr>
-      <w:r>
-        <w:rPr>
-          <w:rFonts w:ascii="Cascadia Mono" w:hAnsi="Cascadia Mono" w:cs="Cascadia Mono"/>
-          <w:b w:val="0"/>
-          <w:sz w:val="19"/>
-        </w:rPr>
-        <w:t xml:space="preserve">  });</w:t>
-      </w:r>
-    </w:p>
-    <w:p>
-      <w:pPr>
-        <w:spacing w:line="190" w:lineRule="exact" w:after="0"/>
-        <w:jc w:val="left"/>
-      </w:pPr>
-    </w:p>
-    <w:p>
-      <w:pPr>
-        <w:spacing w:line="190" w:lineRule="exact" w:after="0"/>
-        <w:jc w:val="left"/>
-      </w:pPr>
-      <w:r>
-        <w:rPr>
-          <w:rFonts w:ascii="Cascadia Mono" w:hAnsi="Cascadia Mono" w:cs="Cascadia Mono"/>
-          <w:b w:val="0"/>
-          <w:sz w:val="19"/>
-        </w:rPr>
-        <w:t xml:space="preserve">  @override</w:t>
-      </w:r>
-    </w:p>
-    <w:p>
-      <w:pPr>
-        <w:spacing w:line="190" w:lineRule="exact" w:after="0"/>
-        <w:jc w:val="left"/>
-      </w:pPr>
-      <w:r>
-        <w:rPr>
-          <w:rFonts w:ascii="Cascadia Mono" w:hAnsi="Cascadia Mono" w:cs="Cascadia Mono"/>
-          <w:b w:val="0"/>
-          <w:sz w:val="19"/>
-        </w:rPr>
-        <w:t xml:space="preserve">  Widget build(BuildContext context) {</w:t>
-      </w:r>
-    </w:p>
-    <w:p>
-      <w:pPr>
-        <w:spacing w:line="190" w:lineRule="exact" w:after="0"/>
-        <w:jc w:val="left"/>
-      </w:pPr>
-      <w:r>
-        <w:rPr>
-          <w:rFonts w:ascii="Cascadia Mono" w:hAnsi="Cascadia Mono" w:cs="Cascadia Mono"/>
-          <w:b w:val="0"/>
-          <w:sz w:val="19"/>
-        </w:rPr>
-        <w:t xml:space="preserve">    final total = stats['total'] ?? 0;</w:t>
-      </w:r>
-    </w:p>
-    <w:p>
-      <w:pPr>
-        <w:spacing w:line="190" w:lineRule="exact" w:after="0"/>
-        <w:jc w:val="left"/>
-      </w:pPr>
-      <w:r>
-        <w:rPr>
-          <w:rFonts w:ascii="Cascadia Mono" w:hAnsi="Cascadia Mono" w:cs="Cascadia Mono"/>
-          <w:b w:val="0"/>
-          <w:sz w:val="19"/>
-        </w:rPr>
-        <w:t xml:space="preserve">    final favorites = stats['favorites'] ?? 0;</w:t>
-      </w:r>
-    </w:p>
-    <w:p>
-      <w:pPr>
-        <w:spacing w:line="190" w:lineRule="exact" w:after="0"/>
-        <w:jc w:val="left"/>
-      </w:pPr>
-      <w:r>
-        <w:rPr>
-          <w:rFonts w:ascii="Cascadia Mono" w:hAnsi="Cascadia Mono" w:cs="Cascadia Mono"/>
-          <w:b w:val="0"/>
-          <w:sz w:val="19"/>
-        </w:rPr>
-        <w:t xml:space="preserve">    final done = stats['done'] ?? 0;</w:t>
-      </w:r>
-    </w:p>
-    <w:p>
-      <w:pPr>
-        <w:spacing w:line="190" w:lineRule="exact" w:after="0"/>
-        <w:jc w:val="left"/>
-      </w:pPr>
-      <w:r>
-        <w:rPr>
-          <w:rFonts w:ascii="Cascadia Mono" w:hAnsi="Cascadia Mono" w:cs="Cascadia Mono"/>
-          <w:b w:val="0"/>
-          <w:sz w:val="19"/>
-        </w:rPr>
-        <w:t xml:space="preserve">    final active = stats['active'] ?? 0;</w:t>
-      </w:r>
-    </w:p>
-    <w:p>
-      <w:pPr>
-        <w:spacing w:line="190" w:lineRule="exact" w:after="0"/>
-        <w:jc w:val="left"/>
-      </w:pPr>
-    </w:p>
-    <w:p>
-      <w:pPr>
-        <w:spacing w:line="190" w:lineRule="exact" w:after="0"/>
-        <w:jc w:val="left"/>
-      </w:pPr>
-      <w:r>
-        <w:rPr>
-          <w:rFonts w:ascii="Cascadia Mono" w:hAnsi="Cascadia Mono" w:cs="Cascadia Mono"/>
-          <w:b w:val="0"/>
-          <w:sz w:val="19"/>
-        </w:rPr>
-        <w:t xml:space="preserve">    return Container(</w:t>
-      </w:r>
-    </w:p>
-    <w:p>
-      <w:pPr>
-        <w:spacing w:line="190" w:lineRule="exact" w:after="0"/>
-        <w:jc w:val="left"/>
-      </w:pPr>
-      <w:r>
-        <w:rPr>
-          <w:rFonts w:ascii="Cascadia Mono" w:hAnsi="Cascadia Mono" w:cs="Cascadia Mono"/>
-          <w:b w:val="0"/>
-          <w:sz w:val="19"/>
-        </w:rPr>
-        <w:t xml:space="preserve">      padding: const EdgeInsets.symmetric(horizontal: 14, vertical: 12),</w:t>
-      </w:r>
-    </w:p>
-    <w:p>
-      <w:pPr>
-        <w:spacing w:line="190" w:lineRule="exact" w:after="0"/>
-        <w:jc w:val="left"/>
-      </w:pPr>
-      <w:r>
-        <w:rPr>
-          <w:rFonts w:ascii="Cascadia Mono" w:hAnsi="Cascadia Mono" w:cs="Cascadia Mono"/>
-          <w:b w:val="0"/>
-          <w:sz w:val="19"/>
-        </w:rPr>
-        <w:t xml:space="preserve">      decoration: BoxDecoration(</w:t>
-      </w:r>
-    </w:p>
-    <w:p>
-      <w:pPr>
-        <w:spacing w:line="190" w:lineRule="exact" w:after="0"/>
-        <w:jc w:val="left"/>
-      </w:pPr>
-      <w:r>
-        <w:rPr>
-          <w:rFonts w:ascii="Cascadia Mono" w:hAnsi="Cascadia Mono" w:cs="Cascadia Mono"/>
-          <w:b w:val="0"/>
-          <w:sz w:val="19"/>
-        </w:rPr>
-        <w:t xml:space="preserve">        color: const Color(0xFF15181F),</w:t>
-      </w:r>
-    </w:p>
-    <w:p>
-      <w:pPr>
-        <w:spacing w:line="190" w:lineRule="exact" w:after="0"/>
-        <w:jc w:val="left"/>
-      </w:pPr>
-      <w:r>
-        <w:rPr>
-          <w:rFonts w:ascii="Cascadia Mono" w:hAnsi="Cascadia Mono" w:cs="Cascadia Mono"/>
-          <w:b w:val="0"/>
-          <w:sz w:val="19"/>
-        </w:rPr>
-        <w:t xml:space="preserve">        borderRadius: BorderRadius.circular(14),</w:t>
-      </w:r>
-    </w:p>
-    <w:p>
-      <w:pPr>
-        <w:spacing w:line="190" w:lineRule="exact" w:after="0"/>
-        <w:jc w:val="left"/>
-      </w:pPr>
-      <w:r>
-        <w:rPr>
-          <w:rFonts w:ascii="Cascadia Mono" w:hAnsi="Cascadia Mono" w:cs="Cascadia Mono"/>
-          <w:b w:val="0"/>
-          <w:sz w:val="19"/>
-        </w:rPr>
-        <w:t xml:space="preserve">        border: Border.all(</w:t>
-      </w:r>
-    </w:p>
-    <w:p>
-      <w:pPr>
-        <w:spacing w:line="190" w:lineRule="exact" w:after="0"/>
-        <w:jc w:val="left"/>
-      </w:pPr>
-      <w:r>
-        <w:rPr>
-          <w:rFonts w:ascii="Cascadia Mono" w:hAnsi="Cascadia Mono" w:cs="Cascadia Mono"/>
-          <w:b w:val="0"/>
-          <w:sz w:val="19"/>
-        </w:rPr>
-        <w:t xml:space="preserve">          color: const Color(0xFF2A3142),</w:t>
-      </w:r>
-    </w:p>
-    <w:p>
-      <w:pPr>
-        <w:spacing w:line="190" w:lineRule="exact" w:after="0"/>
-        <w:jc w:val="left"/>
-      </w:pPr>
-      <w:r>
-        <w:rPr>
-          <w:rFonts w:ascii="Cascadia Mono" w:hAnsi="Cascadia Mono" w:cs="Cascadia Mono"/>
-          <w:b w:val="0"/>
-          <w:sz w:val="19"/>
-        </w:rPr>
-        <w:t xml:space="preserve">          width: 1,</w:t>
-      </w:r>
-    </w:p>
-    <w:p>
-      <w:pPr>
-        <w:spacing w:line="190" w:lineRule="exact" w:after="0"/>
-        <w:jc w:val="left"/>
-      </w:pPr>
-      <w:r>
-        <w:rPr>
-          <w:rFonts w:ascii="Cascadia Mono" w:hAnsi="Cascadia Mono" w:cs="Cascadia Mono"/>
-          <w:b w:val="0"/>
-          <w:sz w:val="19"/>
-        </w:rPr>
-        <w:t xml:space="preserve">        ),</w:t>
-      </w:r>
-    </w:p>
-    <w:p>
-      <w:pPr>
-        <w:spacing w:line="190" w:lineRule="exact" w:after="0"/>
-        <w:jc w:val="left"/>
-      </w:pPr>
-      <w:r>
-        <w:rPr>
-          <w:rFonts w:ascii="Cascadia Mono" w:hAnsi="Cascadia Mono" w:cs="Cascadia Mono"/>
-          <w:b w:val="0"/>
-          <w:sz w:val="19"/>
-        </w:rPr>
-        <w:t xml:space="preserve">      ),</w:t>
-      </w:r>
-    </w:p>
-    <w:p>
-      <w:pPr>
-        <w:spacing w:line="190" w:lineRule="exact" w:after="0"/>
-        <w:jc w:val="left"/>
-      </w:pPr>
-      <w:r>
-        <w:rPr>
-          <w:rFonts w:ascii="Cascadia Mono" w:hAnsi="Cascadia Mono" w:cs="Cascadia Mono"/>
-          <w:b w:val="0"/>
-          <w:sz w:val="19"/>
-        </w:rPr>
-        <w:t xml:space="preserve">      child: Column(</w:t>
-      </w:r>
-    </w:p>
-    <w:p>
-      <w:pPr>
-        <w:spacing w:line="190" w:lineRule="exact" w:after="0"/>
-        <w:jc w:val="left"/>
-      </w:pPr>
-      <w:r>
-        <w:rPr>
-          <w:rFonts w:ascii="Cascadia Mono" w:hAnsi="Cascadia Mono" w:cs="Cascadia Mono"/>
-          <w:b w:val="0"/>
-          <w:sz w:val="19"/>
-        </w:rPr>
-        <w:t xml:space="preserve">        crossAxisAlignment: CrossAxisAlignment.start,</w:t>
-      </w:r>
-    </w:p>
-    <w:p>
-      <w:pPr>
-        <w:spacing w:line="190" w:lineRule="exact" w:after="0"/>
-        <w:jc w:val="left"/>
-      </w:pPr>
-      <w:r>
-        <w:rPr>
-          <w:rFonts w:ascii="Cascadia Mono" w:hAnsi="Cascadia Mono" w:cs="Cascadia Mono"/>
-          <w:b w:val="0"/>
-          <w:sz w:val="19"/>
-        </w:rPr>
-        <w:t xml:space="preserve">        children: [</w:t>
-      </w:r>
-    </w:p>
-    <w:p>
-      <w:pPr>
-        <w:spacing w:line="190" w:lineRule="exact" w:after="0"/>
-        <w:jc w:val="left"/>
-      </w:pPr>
-      <w:r>
-        <w:rPr>
-          <w:rFonts w:ascii="Cascadia Mono" w:hAnsi="Cascadia Mono" w:cs="Cascadia Mono"/>
-          <w:b w:val="0"/>
-          <w:sz w:val="19"/>
-        </w:rPr>
-        <w:t xml:space="preserve">          const Row(</w:t>
-      </w:r>
-    </w:p>
-    <w:p>
-      <w:pPr>
-        <w:spacing w:line="190" w:lineRule="exact" w:after="0"/>
-        <w:jc w:val="left"/>
-      </w:pPr>
-      <w:r>
-        <w:rPr>
-          <w:rFonts w:ascii="Cascadia Mono" w:hAnsi="Cascadia Mono" w:cs="Cascadia Mono"/>
-          <w:b w:val="0"/>
-          <w:sz w:val="19"/>
-        </w:rPr>
-        <w:t xml:space="preserve">            children: [</w:t>
-      </w:r>
-    </w:p>
-    <w:p>
-      <w:pPr>
-        <w:spacing w:line="190" w:lineRule="exact" w:after="0"/>
-        <w:jc w:val="left"/>
-      </w:pPr>
-      <w:r>
-        <w:rPr>
-          <w:rFonts w:ascii="Cascadia Mono" w:hAnsi="Cascadia Mono" w:cs="Cascadia Mono"/>
-          <w:b w:val="0"/>
-          <w:sz w:val="19"/>
-        </w:rPr>
-        <w:t xml:space="preserve">              Icon(</w:t>
-      </w:r>
-    </w:p>
-    <w:p>
-      <w:pPr>
-        <w:spacing w:line="190" w:lineRule="exact" w:after="0"/>
-        <w:jc w:val="left"/>
-      </w:pPr>
-      <w:r>
-        <w:rPr>
-          <w:rFonts w:ascii="Cascadia Mono" w:hAnsi="Cascadia Mono" w:cs="Cascadia Mono"/>
-          <w:b w:val="0"/>
-          <w:sz w:val="19"/>
-        </w:rPr>
-        <w:t xml:space="preserve">                Icons.analytics_outlined,</w:t>
-      </w:r>
-    </w:p>
-    <w:p>
-      <w:pPr>
-        <w:spacing w:line="190" w:lineRule="exact" w:after="0"/>
-        <w:jc w:val="left"/>
-      </w:pPr>
-      <w:r>
-        <w:rPr>
-          <w:rFonts w:ascii="Cascadia Mono" w:hAnsi="Cascadia Mono" w:cs="Cascadia Mono"/>
-          <w:b w:val="0"/>
-          <w:sz w:val="19"/>
-        </w:rPr>
-        <w:t xml:space="preserve">                color: Color(0xFFD4FF00),</w:t>
-      </w:r>
-    </w:p>
-    <w:p>
-      <w:pPr>
-        <w:spacing w:line="190" w:lineRule="exact" w:after="0"/>
-        <w:jc w:val="left"/>
-      </w:pPr>
-      <w:r>
-        <w:rPr>
-          <w:rFonts w:ascii="Cascadia Mono" w:hAnsi="Cascadia Mono" w:cs="Cascadia Mono"/>
-          <w:b w:val="0"/>
-          <w:sz w:val="19"/>
-        </w:rPr>
-        <w:t xml:space="preserve">                size: 18,</w:t>
-      </w:r>
-    </w:p>
-    <w:p>
-      <w:pPr>
-        <w:spacing w:line="190" w:lineRule="exact" w:after="0"/>
-        <w:jc w:val="left"/>
-      </w:pPr>
-      <w:r>
-        <w:rPr>
-          <w:rFonts w:ascii="Cascadia Mono" w:hAnsi="Cascadia Mono" w:cs="Cascadia Mono"/>
-          <w:b w:val="0"/>
-          <w:sz w:val="19"/>
-        </w:rPr>
-        <w:t xml:space="preserve">              ),</w:t>
-      </w:r>
-    </w:p>
-    <w:p>
-      <w:pPr>
-        <w:spacing w:line="190" w:lineRule="exact" w:after="0"/>
-        <w:jc w:val="left"/>
-      </w:pPr>
-      <w:r>
-        <w:rPr>
-          <w:rFonts w:ascii="Cascadia Mono" w:hAnsi="Cascadia Mono" w:cs="Cascadia Mono"/>
-          <w:b w:val="0"/>
-          <w:sz w:val="19"/>
-        </w:rPr>
-        <w:t xml:space="preserve">              SizedBox(width: 8),</w:t>
-      </w:r>
-    </w:p>
-    <w:p>
-      <w:pPr>
-        <w:spacing w:line="190" w:lineRule="exact" w:after="0"/>
-        <w:jc w:val="left"/>
-      </w:pPr>
-      <w:r>
-        <w:rPr>
-          <w:rFonts w:ascii="Cascadia Mono" w:hAnsi="Cascadia Mono" w:cs="Cascadia Mono"/>
-          <w:b w:val="0"/>
-          <w:sz w:val="19"/>
-        </w:rPr>
-        <w:t xml:space="preserve">              Text(</w:t>
-      </w:r>
-    </w:p>
-    <w:p>
-      <w:pPr>
-        <w:spacing w:line="190" w:lineRule="exact" w:after="0"/>
-        <w:jc w:val="left"/>
-      </w:pPr>
-      <w:r>
-        <w:rPr>
-          <w:rFonts w:ascii="Cascadia Mono" w:hAnsi="Cascadia Mono" w:cs="Cascadia Mono"/>
-          <w:b w:val="0"/>
-          <w:sz w:val="19"/>
-        </w:rPr>
-        <w:t xml:space="preserve">                'Статистика завдань (Map&lt;String, int&gt;)',</w:t>
-      </w:r>
-    </w:p>
-    <w:p>
-      <w:pPr>
-        <w:spacing w:line="190" w:lineRule="exact" w:after="0"/>
-        <w:jc w:val="left"/>
-      </w:pPr>
-      <w:r>
-        <w:rPr>
-          <w:rFonts w:ascii="Cascadia Mono" w:hAnsi="Cascadia Mono" w:cs="Cascadia Mono"/>
-          <w:b w:val="0"/>
-          <w:sz w:val="19"/>
-        </w:rPr>
-        <w:t xml:space="preserve">                style: TextStyle(</w:t>
-      </w:r>
-    </w:p>
-    <w:p>
-      <w:pPr>
-        <w:spacing w:line="190" w:lineRule="exact" w:after="0"/>
-        <w:jc w:val="left"/>
-      </w:pPr>
-      <w:r>
-        <w:rPr>
-          <w:rFonts w:ascii="Cascadia Mono" w:hAnsi="Cascadia Mono" w:cs="Cascadia Mono"/>
-          <w:b w:val="0"/>
-          <w:sz w:val="19"/>
-        </w:rPr>
-        <w:t xml:space="preserve">                  color: Colors.white,</w:t>
-      </w:r>
-    </w:p>
-    <w:p>
-      <w:pPr>
-        <w:spacing w:line="190" w:lineRule="exact" w:after="0"/>
-        <w:jc w:val="left"/>
-      </w:pPr>
-      <w:r>
-        <w:rPr>
-          <w:rFonts w:ascii="Cascadia Mono" w:hAnsi="Cascadia Mono" w:cs="Cascadia Mono"/>
-          <w:b w:val="0"/>
-          <w:sz w:val="19"/>
-        </w:rPr>
-        <w:t xml:space="preserve">                  fontWeight: FontWeight.bold,</w:t>
-      </w:r>
-    </w:p>
-    <w:p>
-      <w:pPr>
-        <w:spacing w:line="190" w:lineRule="exact" w:after="0"/>
-        <w:jc w:val="left"/>
-      </w:pPr>
-      <w:r>
-        <w:rPr>
-          <w:rFonts w:ascii="Cascadia Mono" w:hAnsi="Cascadia Mono" w:cs="Cascadia Mono"/>
-          <w:b w:val="0"/>
-          <w:sz w:val="19"/>
-        </w:rPr>
-        <w:t xml:space="preserve">                  fontSize: 13,</w:t>
-      </w:r>
-    </w:p>
-    <w:p>
-      <w:pPr>
-        <w:spacing w:line="190" w:lineRule="exact" w:after="0"/>
-        <w:jc w:val="left"/>
-      </w:pPr>
-      <w:r>
-        <w:rPr>
-          <w:rFonts w:ascii="Cascadia Mono" w:hAnsi="Cascadia Mono" w:cs="Cascadia Mono"/>
-          <w:b w:val="0"/>
-          <w:sz w:val="19"/>
-        </w:rPr>
-        <w:t xml:space="preserve">                  letterSpacing: 0.3,</w:t>
-      </w:r>
-    </w:p>
-    <w:p>
-      <w:pPr>
-        <w:spacing w:line="190" w:lineRule="exact" w:after="0"/>
-        <w:jc w:val="left"/>
-      </w:pPr>
-      <w:r>
-        <w:rPr>
-          <w:rFonts w:ascii="Cascadia Mono" w:hAnsi="Cascadia Mono" w:cs="Cascadia Mono"/>
-          <w:b w:val="0"/>
-          <w:sz w:val="19"/>
-        </w:rPr>
-        <w:t xml:space="preserve">                ),</w:t>
-      </w:r>
-    </w:p>
-    <w:p>
-      <w:pPr>
-        <w:spacing w:line="190" w:lineRule="exact" w:after="0"/>
-        <w:jc w:val="left"/>
-      </w:pPr>
-      <w:r>
-        <w:rPr>
-          <w:rFonts w:ascii="Cascadia Mono" w:hAnsi="Cascadia Mono" w:cs="Cascadia Mono"/>
-          <w:b w:val="0"/>
-          <w:sz w:val="19"/>
-        </w:rPr>
-        <w:t xml:space="preserve">              ),</w:t>
-      </w:r>
-    </w:p>
-    <w:p>
-      <w:pPr>
-        <w:spacing w:line="190" w:lineRule="exact" w:after="0"/>
-        <w:jc w:val="left"/>
-      </w:pPr>
-      <w:r>
-        <w:rPr>
-          <w:rFonts w:ascii="Cascadia Mono" w:hAnsi="Cascadia Mono" w:cs="Cascadia Mono"/>
-          <w:b w:val="0"/>
-          <w:sz w:val="19"/>
-        </w:rPr>
-        <w:t xml:space="preserve">            ],</w:t>
-      </w:r>
-    </w:p>
-    <w:p>
-      <w:pPr>
-        <w:spacing w:line="190" w:lineRule="exact" w:after="0"/>
-        <w:jc w:val="left"/>
-      </w:pPr>
-      <w:r>
-        <w:rPr>
-          <w:rFonts w:ascii="Cascadia Mono" w:hAnsi="Cascadia Mono" w:cs="Cascadia Mono"/>
-          <w:b w:val="0"/>
-          <w:sz w:val="19"/>
-        </w:rPr>
-        <w:t xml:space="preserve">          ),</w:t>
-      </w:r>
-    </w:p>
-    <w:p>
-      <w:pPr>
-        <w:spacing w:line="190" w:lineRule="exact" w:after="0"/>
-        <w:jc w:val="left"/>
-      </w:pPr>
-      <w:r>
-        <w:rPr>
-          <w:rFonts w:ascii="Cascadia Mono" w:hAnsi="Cascadia Mono" w:cs="Cascadia Mono"/>
-          <w:b w:val="0"/>
-          <w:sz w:val="19"/>
-        </w:rPr>
-        <w:t xml:space="preserve">          const SizedBox(height: 12),</w:t>
-      </w:r>
-    </w:p>
-    <w:p>
-      <w:pPr>
-        <w:spacing w:line="190" w:lineRule="exact" w:after="0"/>
-        <w:jc w:val="left"/>
-      </w:pPr>
-      <w:r>
-        <w:rPr>
-          <w:rFonts w:ascii="Cascadia Mono" w:hAnsi="Cascadia Mono" w:cs="Cascadia Mono"/>
-          <w:b w:val="0"/>
-          <w:sz w:val="19"/>
-        </w:rPr>
-        <w:t xml:space="preserve">          Row(</w:t>
-      </w:r>
-    </w:p>
-    <w:p>
-      <w:pPr>
-        <w:spacing w:line="190" w:lineRule="exact" w:after="0"/>
-        <w:jc w:val="left"/>
-      </w:pPr>
-      <w:r>
-        <w:rPr>
-          <w:rFonts w:ascii="Cascadia Mono" w:hAnsi="Cascadia Mono" w:cs="Cascadia Mono"/>
-          <w:b w:val="0"/>
-          <w:sz w:val="19"/>
-        </w:rPr>
-        <w:t xml:space="preserve">            children: [</w:t>
-      </w:r>
-    </w:p>
-    <w:p>
-      <w:pPr>
-        <w:spacing w:line="190" w:lineRule="exact" w:after="0"/>
-        <w:jc w:val="left"/>
-      </w:pPr>
-      <w:r>
-        <w:rPr>
-          <w:rFonts w:ascii="Cascadia Mono" w:hAnsi="Cascadia Mono" w:cs="Cascadia Mono"/>
-          <w:b w:val="0"/>
-          <w:sz w:val="19"/>
-        </w:rPr>
-        <w:t xml:space="preserve">              _buildStatItem(</w:t>
-      </w:r>
-    </w:p>
-    <w:p>
-      <w:pPr>
-        <w:spacing w:line="190" w:lineRule="exact" w:after="0"/>
-        <w:jc w:val="left"/>
-      </w:pPr>
-      <w:r>
-        <w:rPr>
-          <w:rFonts w:ascii="Cascadia Mono" w:hAnsi="Cascadia Mono" w:cs="Cascadia Mono"/>
-          <w:b w:val="0"/>
-          <w:sz w:val="19"/>
-        </w:rPr>
-        <w:t xml:space="preserve">                label: 'Всього',</w:t>
-      </w:r>
-    </w:p>
-    <w:p>
-      <w:pPr>
-        <w:spacing w:line="190" w:lineRule="exact" w:after="0"/>
-        <w:jc w:val="left"/>
-      </w:pPr>
-      <w:r>
-        <w:rPr>
-          <w:rFonts w:ascii="Cascadia Mono" w:hAnsi="Cascadia Mono" w:cs="Cascadia Mono"/>
-          <w:b w:val="0"/>
-          <w:sz w:val="19"/>
-        </w:rPr>
-        <w:t xml:space="preserve">                value: '$total',</w:t>
-      </w:r>
-    </w:p>
-    <w:p>
-      <w:pPr>
-        <w:spacing w:line="190" w:lineRule="exact" w:after="0"/>
-        <w:jc w:val="left"/>
-      </w:pPr>
-      <w:r>
-        <w:rPr>
-          <w:rFonts w:ascii="Cascadia Mono" w:hAnsi="Cascadia Mono" w:cs="Cascadia Mono"/>
-          <w:b w:val="0"/>
-          <w:sz w:val="19"/>
-        </w:rPr>
-        <w:t xml:space="preserve">                icon: Icons.format_list_bulleted,</w:t>
-      </w:r>
-    </w:p>
-    <w:p>
-      <w:pPr>
-        <w:spacing w:line="190" w:lineRule="exact" w:after="0"/>
-        <w:jc w:val="left"/>
-      </w:pPr>
-      <w:r>
-        <w:rPr>
-          <w:rFonts w:ascii="Cascadia Mono" w:hAnsi="Cascadia Mono" w:cs="Cascadia Mono"/>
-          <w:b w:val="0"/>
-          <w:sz w:val="19"/>
-        </w:rPr>
-        <w:t xml:space="preserve">                color: Colors.white,</w:t>
-      </w:r>
-    </w:p>
-    <w:p>
-      <w:pPr>
-        <w:spacing w:line="190" w:lineRule="exact" w:after="0"/>
-        <w:jc w:val="left"/>
-      </w:pPr>
-      <w:r>
-        <w:rPr>
-          <w:rFonts w:ascii="Cascadia Mono" w:hAnsi="Cascadia Mono" w:cs="Cascadia Mono"/>
-          <w:b w:val="0"/>
-          <w:sz w:val="19"/>
-        </w:rPr>
-        <w:t xml:space="preserve">              ),</w:t>
-      </w:r>
-    </w:p>
-    <w:p>
-      <w:pPr>
-        <w:spacing w:line="190" w:lineRule="exact" w:after="0"/>
-        <w:jc w:val="left"/>
-      </w:pPr>
-      <w:r>
-        <w:rPr>
-          <w:rFonts w:ascii="Cascadia Mono" w:hAnsi="Cascadia Mono" w:cs="Cascadia Mono"/>
-          <w:b w:val="0"/>
-          <w:sz w:val="19"/>
-        </w:rPr>
-        <w:t xml:space="preserve">              const SizedBox(width: 8),</w:t>
-      </w:r>
-    </w:p>
-    <w:p>
-      <w:pPr>
-        <w:spacing w:line="190" w:lineRule="exact" w:after="0"/>
-        <w:jc w:val="left"/>
-      </w:pPr>
-      <w:r>
-        <w:rPr>
-          <w:rFonts w:ascii="Cascadia Mono" w:hAnsi="Cascadia Mono" w:cs="Cascadia Mono"/>
-          <w:b w:val="0"/>
-          <w:sz w:val="19"/>
-        </w:rPr>
-        <w:t xml:space="preserve">              _buildStatItem(</w:t>
-      </w:r>
-    </w:p>
-    <w:p>
-      <w:pPr>
-        <w:spacing w:line="190" w:lineRule="exact" w:after="0"/>
-        <w:jc w:val="left"/>
-      </w:pPr>
-      <w:r>
-        <w:rPr>
-          <w:rFonts w:ascii="Cascadia Mono" w:hAnsi="Cascadia Mono" w:cs="Cascadia Mono"/>
-          <w:b w:val="0"/>
-          <w:sz w:val="19"/>
-        </w:rPr>
-        <w:t xml:space="preserve">                label: 'Активні',</w:t>
-      </w:r>
-    </w:p>
-    <w:p>
-      <w:pPr>
-        <w:spacing w:line="190" w:lineRule="exact" w:after="0"/>
-        <w:jc w:val="left"/>
-      </w:pPr>
-      <w:r>
-        <w:rPr>
-          <w:rFonts w:ascii="Cascadia Mono" w:hAnsi="Cascadia Mono" w:cs="Cascadia Mono"/>
-          <w:b w:val="0"/>
-          <w:sz w:val="19"/>
-        </w:rPr>
-        <w:t xml:space="preserve">                value: '$active',</w:t>
-      </w:r>
-    </w:p>
-    <w:p>
-      <w:pPr>
-        <w:spacing w:line="190" w:lineRule="exact" w:after="0"/>
-        <w:jc w:val="left"/>
-      </w:pPr>
-      <w:r>
-        <w:rPr>
-          <w:rFonts w:ascii="Cascadia Mono" w:hAnsi="Cascadia Mono" w:cs="Cascadia Mono"/>
-          <w:b w:val="0"/>
-          <w:sz w:val="19"/>
-        </w:rPr>
-        <w:t xml:space="preserve">                icon: Icons.bolt,</w:t>
-      </w:r>
-    </w:p>
-    <w:p>
-      <w:pPr>
-        <w:spacing w:line="190" w:lineRule="exact" w:after="0"/>
-        <w:jc w:val="left"/>
-      </w:pPr>
-      <w:r>
-        <w:rPr>
-          <w:rFonts w:ascii="Cascadia Mono" w:hAnsi="Cascadia Mono" w:cs="Cascadia Mono"/>
-          <w:b w:val="0"/>
-          <w:sz w:val="19"/>
-        </w:rPr>
-        <w:t xml:space="preserve">                color: const Color(0xFF4FC3F7),</w:t>
-      </w:r>
-    </w:p>
-    <w:p>
-      <w:pPr>
-        <w:spacing w:line="190" w:lineRule="exact" w:after="0"/>
-        <w:jc w:val="left"/>
-      </w:pPr>
-      <w:r>
-        <w:rPr>
-          <w:rFonts w:ascii="Cascadia Mono" w:hAnsi="Cascadia Mono" w:cs="Cascadia Mono"/>
-          <w:b w:val="0"/>
-          <w:sz w:val="19"/>
-        </w:rPr>
-        <w:t xml:space="preserve">              ),</w:t>
-      </w:r>
-    </w:p>
-    <w:p>
-      <w:pPr>
-        <w:spacing w:line="190" w:lineRule="exact" w:after="0"/>
-        <w:jc w:val="left"/>
-      </w:pPr>
-      <w:r>
-        <w:rPr>
-          <w:rFonts w:ascii="Cascadia Mono" w:hAnsi="Cascadia Mono" w:cs="Cascadia Mono"/>
-          <w:b w:val="0"/>
-          <w:sz w:val="19"/>
-        </w:rPr>
-        <w:t xml:space="preserve">              const SizedBox(width: 8),</w:t>
-      </w:r>
-    </w:p>
-    <w:p>
-      <w:pPr>
-        <w:spacing w:line="190" w:lineRule="exact" w:after="0"/>
-        <w:jc w:val="left"/>
-      </w:pPr>
-      <w:r>
-        <w:rPr>
-          <w:rFonts w:ascii="Cascadia Mono" w:hAnsi="Cascadia Mono" w:cs="Cascadia Mono"/>
-          <w:b w:val="0"/>
-          <w:sz w:val="19"/>
-        </w:rPr>
-        <w:t xml:space="preserve">              _buildStatItem(</w:t>
-      </w:r>
-    </w:p>
-    <w:p>
-      <w:pPr>
-        <w:spacing w:line="190" w:lineRule="exact" w:after="0"/>
-        <w:jc w:val="left"/>
-      </w:pPr>
-      <w:r>
-        <w:rPr>
-          <w:rFonts w:ascii="Cascadia Mono" w:hAnsi="Cascadia Mono" w:cs="Cascadia Mono"/>
-          <w:b w:val="0"/>
-          <w:sz w:val="19"/>
-        </w:rPr>
-        <w:t xml:space="preserve">                label: 'Виконано',</w:t>
-      </w:r>
-    </w:p>
-    <w:p>
-      <w:pPr>
-        <w:spacing w:line="190" w:lineRule="exact" w:after="0"/>
-        <w:jc w:val="left"/>
-      </w:pPr>
-      <w:r>
-        <w:rPr>
-          <w:rFonts w:ascii="Cascadia Mono" w:hAnsi="Cascadia Mono" w:cs="Cascadia Mono"/>
-          <w:b w:val="0"/>
-          <w:sz w:val="19"/>
-        </w:rPr>
-        <w:t xml:space="preserve">                value: '$done',</w:t>
-      </w:r>
-    </w:p>
-    <w:p>
-      <w:pPr>
-        <w:spacing w:line="190" w:lineRule="exact" w:after="0"/>
-        <w:jc w:val="left"/>
-      </w:pPr>
-      <w:r>
-        <w:rPr>
-          <w:rFonts w:ascii="Cascadia Mono" w:hAnsi="Cascadia Mono" w:cs="Cascadia Mono"/>
-          <w:b w:val="0"/>
-          <w:sz w:val="19"/>
-        </w:rPr>
-        <w:t xml:space="preserve">                icon: Icons.check_circle_outline,</w:t>
-      </w:r>
-    </w:p>
-    <w:p>
-      <w:pPr>
-        <w:spacing w:line="190" w:lineRule="exact" w:after="0"/>
-        <w:jc w:val="left"/>
-      </w:pPr>
-      <w:r>
-        <w:rPr>
-          <w:rFonts w:ascii="Cascadia Mono" w:hAnsi="Cascadia Mono" w:cs="Cascadia Mono"/>
-          <w:b w:val="0"/>
-          <w:sz w:val="19"/>
-        </w:rPr>
-        <w:t xml:space="preserve">                color: const Color(0xFFD4FF00),</w:t>
-      </w:r>
-    </w:p>
-    <w:p>
-      <w:pPr>
-        <w:spacing w:line="190" w:lineRule="exact" w:after="0"/>
-        <w:jc w:val="left"/>
-      </w:pPr>
-      <w:r>
-        <w:rPr>
-          <w:rFonts w:ascii="Cascadia Mono" w:hAnsi="Cascadia Mono" w:cs="Cascadia Mono"/>
-          <w:b w:val="0"/>
-          <w:sz w:val="19"/>
-        </w:rPr>
-        <w:t xml:space="preserve">              ),</w:t>
-      </w:r>
-    </w:p>
-    <w:p>
-      <w:pPr>
-        <w:spacing w:line="190" w:lineRule="exact" w:after="0"/>
-        <w:jc w:val="left"/>
-      </w:pPr>
-      <w:r>
-        <w:rPr>
-          <w:rFonts w:ascii="Cascadia Mono" w:hAnsi="Cascadia Mono" w:cs="Cascadia Mono"/>
-          <w:b w:val="0"/>
-          <w:sz w:val="19"/>
-        </w:rPr>
-        <w:t xml:space="preserve">              const SizedBox(width: 8),</w:t>
-      </w:r>
-    </w:p>
-    <w:p>
-      <w:pPr>
-        <w:spacing w:line="190" w:lineRule="exact" w:after="0"/>
-        <w:jc w:val="left"/>
-      </w:pPr>
-      <w:r>
-        <w:rPr>
-          <w:rFonts w:ascii="Cascadia Mono" w:hAnsi="Cascadia Mono" w:cs="Cascadia Mono"/>
-          <w:b w:val="0"/>
-          <w:sz w:val="19"/>
-        </w:rPr>
-        <w:t xml:space="preserve">              _buildStatItem(</w:t>
-      </w:r>
-    </w:p>
-    <w:p>
-      <w:pPr>
-        <w:spacing w:line="190" w:lineRule="exact" w:after="0"/>
-        <w:jc w:val="left"/>
-      </w:pPr>
-      <w:r>
-        <w:rPr>
-          <w:rFonts w:ascii="Cascadia Mono" w:hAnsi="Cascadia Mono" w:cs="Cascadia Mono"/>
-          <w:b w:val="0"/>
-          <w:sz w:val="19"/>
-        </w:rPr>
-        <w:t xml:space="preserve">                label: 'Обрані',</w:t>
-      </w:r>
-    </w:p>
-    <w:p>
-      <w:pPr>
-        <w:spacing w:line="190" w:lineRule="exact" w:after="0"/>
-        <w:jc w:val="left"/>
-      </w:pPr>
-      <w:r>
-        <w:rPr>
-          <w:rFonts w:ascii="Cascadia Mono" w:hAnsi="Cascadia Mono" w:cs="Cascadia Mono"/>
-          <w:b w:val="0"/>
-          <w:sz w:val="19"/>
-        </w:rPr>
-        <w:t xml:space="preserve">                value: '$favorites',</w:t>
-      </w:r>
-    </w:p>
-    <w:p>
-      <w:pPr>
-        <w:spacing w:line="190" w:lineRule="exact" w:after="0"/>
-        <w:jc w:val="left"/>
-      </w:pPr>
-      <w:r>
-        <w:rPr>
-          <w:rFonts w:ascii="Cascadia Mono" w:hAnsi="Cascadia Mono" w:cs="Cascadia Mono"/>
-          <w:b w:val="0"/>
-          <w:sz w:val="19"/>
-        </w:rPr>
-        <w:t xml:space="preserve">                icon: Icons.favorite,</w:t>
-      </w:r>
-    </w:p>
-    <w:p>
-      <w:pPr>
-        <w:spacing w:line="190" w:lineRule="exact" w:after="0"/>
-        <w:jc w:val="left"/>
-      </w:pPr>
-      <w:r>
-        <w:rPr>
-          <w:rFonts w:ascii="Cascadia Mono" w:hAnsi="Cascadia Mono" w:cs="Cascadia Mono"/>
-          <w:b w:val="0"/>
-          <w:sz w:val="19"/>
-        </w:rPr>
-        <w:t xml:space="preserve">                color: const Color(0xFFFF4B6E),</w:t>
-      </w:r>
-    </w:p>
-    <w:p>
-      <w:pPr>
-        <w:spacing w:line="190" w:lineRule="exact" w:after="0"/>
-        <w:jc w:val="left"/>
-      </w:pPr>
-      <w:r>
-        <w:rPr>
-          <w:rFonts w:ascii="Cascadia Mono" w:hAnsi="Cascadia Mono" w:cs="Cascadia Mono"/>
-          <w:b w:val="0"/>
-          <w:sz w:val="19"/>
-        </w:rPr>
-        <w:t xml:space="preserve">              ),</w:t>
-      </w:r>
-    </w:p>
-    <w:p>
-      <w:pPr>
-        <w:spacing w:line="190" w:lineRule="exact" w:after="0"/>
-        <w:jc w:val="left"/>
-      </w:pPr>
-      <w:r>
-        <w:rPr>
-          <w:rFonts w:ascii="Cascadia Mono" w:hAnsi="Cascadia Mono" w:cs="Cascadia Mono"/>
-          <w:b w:val="0"/>
-          <w:sz w:val="19"/>
-        </w:rPr>
-        <w:t xml:space="preserve">            ],</w:t>
-      </w:r>
-    </w:p>
-    <w:p>
-      <w:pPr>
-        <w:spacing w:line="190" w:lineRule="exact" w:after="0"/>
-        <w:jc w:val="left"/>
-      </w:pPr>
-      <w:r>
-        <w:rPr>
-          <w:rFonts w:ascii="Cascadia Mono" w:hAnsi="Cascadia Mono" w:cs="Cascadia Mono"/>
-          <w:b w:val="0"/>
-          <w:sz w:val="19"/>
-        </w:rPr>
-        <w:t xml:space="preserve">          ),</w:t>
-      </w:r>
-    </w:p>
-    <w:p>
-      <w:pPr>
-        <w:spacing w:line="190" w:lineRule="exact" w:after="0"/>
-        <w:jc w:val="left"/>
-      </w:pPr>
-      <w:r>
-        <w:rPr>
-          <w:rFonts w:ascii="Cascadia Mono" w:hAnsi="Cascadia Mono" w:cs="Cascadia Mono"/>
-          <w:b w:val="0"/>
-          <w:sz w:val="19"/>
-        </w:rPr>
-        <w:t xml:space="preserve">        ],</w:t>
-      </w:r>
-    </w:p>
-    <w:p>
-      <w:pPr>
-        <w:spacing w:line="190" w:lineRule="exact" w:after="0"/>
-        <w:jc w:val="left"/>
-      </w:pPr>
-      <w:r>
-        <w:rPr>
-          <w:rFonts w:ascii="Cascadia Mono" w:hAnsi="Cascadia Mono" w:cs="Cascadia Mono"/>
-          <w:b w:val="0"/>
-          <w:sz w:val="19"/>
-        </w:rPr>
-        <w:t xml:space="preserve">      ),</w:t>
-      </w:r>
-    </w:p>
-    <w:p>
-      <w:pPr>
-        <w:spacing w:line="190" w:lineRule="exact" w:after="0"/>
-        <w:jc w:val="left"/>
-      </w:pPr>
-      <w:r>
-        <w:rPr>
-          <w:rFonts w:ascii="Cascadia Mono" w:hAnsi="Cascadia Mono" w:cs="Cascadia Mono"/>
-          <w:b w:val="0"/>
-          <w:sz w:val="19"/>
-        </w:rPr>
-        <w:t xml:space="preserve">    );</w:t>
-      </w:r>
-    </w:p>
-    <w:p>
-      <w:pPr>
-        <w:spacing w:line="190" w:lineRule="exact" w:after="0"/>
-        <w:jc w:val="left"/>
-      </w:pPr>
-      <w:r>
-        <w:rPr>
-          <w:rFonts w:ascii="Cascadia Mono" w:hAnsi="Cascadia Mono" w:cs="Cascadia Mono"/>
-          <w:b w:val="0"/>
-          <w:sz w:val="19"/>
-        </w:rPr>
-        <w:t xml:space="preserve">  }</w:t>
-      </w:r>
-    </w:p>
-    <w:p>
-      <w:pPr>
-        <w:spacing w:line="190" w:lineRule="exact" w:after="0"/>
-        <w:jc w:val="left"/>
-      </w:pPr>
-    </w:p>
-    <w:p>
-      <w:pPr>
-        <w:spacing w:line="190" w:lineRule="exact" w:after="0"/>
-        <w:jc w:val="left"/>
-      </w:pPr>
-      <w:r>
-        <w:rPr>
-          <w:rFonts w:ascii="Cascadia Mono" w:hAnsi="Cascadia Mono" w:cs="Cascadia Mono"/>
-          <w:b w:val="0"/>
-          <w:sz w:val="19"/>
-        </w:rPr>
-        <w:t xml:space="preserve">  Widget _buildStatItem({</w:t>
-      </w:r>
-    </w:p>
-    <w:p>
-      <w:pPr>
-        <w:spacing w:line="190" w:lineRule="exact" w:after="0"/>
-        <w:jc w:val="left"/>
-      </w:pPr>
-      <w:r>
-        <w:rPr>
-          <w:rFonts w:ascii="Cascadia Mono" w:hAnsi="Cascadia Mono" w:cs="Cascadia Mono"/>
-          <w:b w:val="0"/>
-          <w:sz w:val="19"/>
-        </w:rPr>
-        <w:t xml:space="preserve">    required String label,</w:t>
-      </w:r>
-    </w:p>
-    <w:p>
-      <w:pPr>
-        <w:spacing w:line="190" w:lineRule="exact" w:after="0"/>
-        <w:jc w:val="left"/>
-      </w:pPr>
-      <w:r>
-        <w:rPr>
-          <w:rFonts w:ascii="Cascadia Mono" w:hAnsi="Cascadia Mono" w:cs="Cascadia Mono"/>
-          <w:b w:val="0"/>
-          <w:sz w:val="19"/>
-        </w:rPr>
-        <w:t xml:space="preserve">    required String value,</w:t>
-      </w:r>
-    </w:p>
-    <w:p>
-      <w:pPr>
-        <w:spacing w:line="190" w:lineRule="exact" w:after="0"/>
-        <w:jc w:val="left"/>
-      </w:pPr>
-      <w:r>
-        <w:rPr>
-          <w:rFonts w:ascii="Cascadia Mono" w:hAnsi="Cascadia Mono" w:cs="Cascadia Mono"/>
-          <w:b w:val="0"/>
-          <w:sz w:val="19"/>
-        </w:rPr>
-        <w:t xml:space="preserve">    required IconData icon,</w:t>
-      </w:r>
-    </w:p>
-    <w:p>
-      <w:pPr>
-        <w:spacing w:line="190" w:lineRule="exact" w:after="0"/>
-        <w:jc w:val="left"/>
-      </w:pPr>
-      <w:r>
-        <w:rPr>
-          <w:rFonts w:ascii="Cascadia Mono" w:hAnsi="Cascadia Mono" w:cs="Cascadia Mono"/>
-          <w:b w:val="0"/>
-          <w:sz w:val="19"/>
-        </w:rPr>
-        <w:t xml:space="preserve">    required Color color,</w:t>
-      </w:r>
-    </w:p>
-    <w:p>
-      <w:pPr>
-        <w:spacing w:line="190" w:lineRule="exact" w:after="0"/>
-        <w:jc w:val="left"/>
-      </w:pPr>
-      <w:r>
-        <w:rPr>
-          <w:rFonts w:ascii="Cascadia Mono" w:hAnsi="Cascadia Mono" w:cs="Cascadia Mono"/>
-          <w:b w:val="0"/>
-          <w:sz w:val="19"/>
-        </w:rPr>
-        <w:t xml:space="preserve">  }) {</w:t>
-      </w:r>
-    </w:p>
-    <w:p>
-      <w:pPr>
-        <w:spacing w:line="190" w:lineRule="exact" w:after="0"/>
-        <w:jc w:val="left"/>
-      </w:pPr>
-      <w:r>
-        <w:rPr>
-          <w:rFonts w:ascii="Cascadia Mono" w:hAnsi="Cascadia Mono" w:cs="Cascadia Mono"/>
-          <w:b w:val="0"/>
-          <w:sz w:val="19"/>
-        </w:rPr>
-        <w:t xml:space="preserve">    return Expanded(</w:t>
-      </w:r>
-    </w:p>
-    <w:p>
-      <w:pPr>
-        <w:spacing w:line="190" w:lineRule="exact" w:after="0"/>
-        <w:jc w:val="left"/>
-      </w:pPr>
-      <w:r>
-        <w:rPr>
-          <w:rFonts w:ascii="Cascadia Mono" w:hAnsi="Cascadia Mono" w:cs="Cascadia Mono"/>
-          <w:b w:val="0"/>
-          <w:sz w:val="19"/>
-        </w:rPr>
-        <w:t xml:space="preserve">      child: Container(</w:t>
-      </w:r>
-    </w:p>
-    <w:p>
-      <w:pPr>
-        <w:spacing w:line="190" w:lineRule="exact" w:after="0"/>
-        <w:jc w:val="left"/>
-      </w:pPr>
-      <w:r>
-        <w:rPr>
-          <w:rFonts w:ascii="Cascadia Mono" w:hAnsi="Cascadia Mono" w:cs="Cascadia Mono"/>
-          <w:b w:val="0"/>
-          <w:sz w:val="19"/>
-        </w:rPr>
-        <w:t xml:space="preserve">        padding: const EdgeInsets.symmetric(vertical: 8, horizontal: 6),</w:t>
-      </w:r>
-    </w:p>
-    <w:p>
-      <w:pPr>
-        <w:spacing w:line="190" w:lineRule="exact" w:after="0"/>
-        <w:jc w:val="left"/>
-      </w:pPr>
-      <w:r>
-        <w:rPr>
-          <w:rFonts w:ascii="Cascadia Mono" w:hAnsi="Cascadia Mono" w:cs="Cascadia Mono"/>
-          <w:b w:val="0"/>
-          <w:sz w:val="19"/>
-        </w:rPr>
-        <w:t xml:space="preserve">        decoration: BoxDecoration(</w:t>
-      </w:r>
-    </w:p>
-    <w:p>
-      <w:pPr>
-        <w:spacing w:line="190" w:lineRule="exact" w:after="0"/>
-        <w:jc w:val="left"/>
-      </w:pPr>
-      <w:r>
-        <w:rPr>
-          <w:rFonts w:ascii="Cascadia Mono" w:hAnsi="Cascadia Mono" w:cs="Cascadia Mono"/>
-          <w:b w:val="0"/>
-          <w:sz w:val="19"/>
-        </w:rPr>
-        <w:t xml:space="preserve">          color: const Color(0xFF1F2430),</w:t>
-      </w:r>
-    </w:p>
-    <w:p>
-      <w:pPr>
-        <w:spacing w:line="190" w:lineRule="exact" w:after="0"/>
-        <w:jc w:val="left"/>
-      </w:pPr>
-      <w:r>
-        <w:rPr>
-          <w:rFonts w:ascii="Cascadia Mono" w:hAnsi="Cascadia Mono" w:cs="Cascadia Mono"/>
-          <w:b w:val="0"/>
-          <w:sz w:val="19"/>
-        </w:rPr>
-        <w:t xml:space="preserve">          borderRadius: BorderRadius.circular(10),</w:t>
-      </w:r>
-    </w:p>
-    <w:p>
-      <w:pPr>
-        <w:spacing w:line="190" w:lineRule="exact" w:after="0"/>
-        <w:jc w:val="left"/>
-      </w:pPr>
-      <w:r>
-        <w:rPr>
-          <w:rFonts w:ascii="Cascadia Mono" w:hAnsi="Cascadia Mono" w:cs="Cascadia Mono"/>
-          <w:b w:val="0"/>
-          <w:sz w:val="19"/>
-        </w:rPr>
-        <w:t xml:space="preserve">          border: Border.all(</w:t>
-      </w:r>
-    </w:p>
-    <w:p>
-      <w:pPr>
-        <w:spacing w:line="190" w:lineRule="exact" w:after="0"/>
-        <w:jc w:val="left"/>
-      </w:pPr>
-      <w:r>
-        <w:rPr>
-          <w:rFonts w:ascii="Cascadia Mono" w:hAnsi="Cascadia Mono" w:cs="Cascadia Mono"/>
-          <w:b w:val="0"/>
-          <w:sz w:val="19"/>
-        </w:rPr>
-        <w:t xml:space="preserve">            color: color.withValues(alpha: 0.25),</w:t>
-      </w:r>
-    </w:p>
-    <w:p>
-      <w:pPr>
-        <w:spacing w:line="190" w:lineRule="exact" w:after="0"/>
-        <w:jc w:val="left"/>
-      </w:pPr>
-      <w:r>
-        <w:rPr>
-          <w:rFonts w:ascii="Cascadia Mono" w:hAnsi="Cascadia Mono" w:cs="Cascadia Mono"/>
-          <w:b w:val="0"/>
-          <w:sz w:val="19"/>
-        </w:rPr>
-        <w:t xml:space="preserve">            width: 1,</w:t>
-      </w:r>
-    </w:p>
-    <w:p>
-      <w:pPr>
-        <w:spacing w:line="190" w:lineRule="exact" w:after="0"/>
-        <w:jc w:val="left"/>
-      </w:pPr>
-      <w:r>
-        <w:rPr>
-          <w:rFonts w:ascii="Cascadia Mono" w:hAnsi="Cascadia Mono" w:cs="Cascadia Mono"/>
-          <w:b w:val="0"/>
-          <w:sz w:val="19"/>
-        </w:rPr>
-        <w:t xml:space="preserve">          ),</w:t>
-      </w:r>
-    </w:p>
-    <w:p>
-      <w:pPr>
-        <w:spacing w:line="190" w:lineRule="exact" w:after="0"/>
-        <w:jc w:val="left"/>
-      </w:pPr>
-      <w:r>
-        <w:rPr>
-          <w:rFonts w:ascii="Cascadia Mono" w:hAnsi="Cascadia Mono" w:cs="Cascadia Mono"/>
-          <w:b w:val="0"/>
-          <w:sz w:val="19"/>
-        </w:rPr>
-        <w:t xml:space="preserve">        ),</w:t>
-      </w:r>
-    </w:p>
-    <w:p>
-      <w:pPr>
-        <w:spacing w:line="190" w:lineRule="exact" w:after="0"/>
-        <w:jc w:val="left"/>
-      </w:pPr>
-      <w:r>
-        <w:rPr>
-          <w:rFonts w:ascii="Cascadia Mono" w:hAnsi="Cascadia Mono" w:cs="Cascadia Mono"/>
-          <w:b w:val="0"/>
-          <w:sz w:val="19"/>
-        </w:rPr>
-        <w:t xml:space="preserve">        child: Column(</w:t>
-      </w:r>
-    </w:p>
-    <w:p>
-      <w:pPr>
-        <w:spacing w:line="190" w:lineRule="exact" w:after="0"/>
-        <w:jc w:val="left"/>
-      </w:pPr>
-      <w:r>
-        <w:rPr>
-          <w:rFonts w:ascii="Cascadia Mono" w:hAnsi="Cascadia Mono" w:cs="Cascadia Mono"/>
-          <w:b w:val="0"/>
-          <w:sz w:val="19"/>
-        </w:rPr>
-        <w:t xml:space="preserve">          children: [</w:t>
-      </w:r>
-    </w:p>
-    <w:p>
-      <w:pPr>
-        <w:spacing w:line="190" w:lineRule="exact" w:after="0"/>
-        <w:jc w:val="left"/>
-      </w:pPr>
-      <w:r>
-        <w:rPr>
-          <w:rFonts w:ascii="Cascadia Mono" w:hAnsi="Cascadia Mono" w:cs="Cascadia Mono"/>
-          <w:b w:val="0"/>
-          <w:sz w:val="19"/>
-        </w:rPr>
-        <w:t xml:space="preserve">            Icon(icon, size: 16, color: color),</w:t>
-      </w:r>
-    </w:p>
-    <w:p>
-      <w:pPr>
-        <w:spacing w:line="190" w:lineRule="exact" w:after="0"/>
-        <w:jc w:val="left"/>
-      </w:pPr>
-      <w:r>
-        <w:rPr>
-          <w:rFonts w:ascii="Cascadia Mono" w:hAnsi="Cascadia Mono" w:cs="Cascadia Mono"/>
-          <w:b w:val="0"/>
-          <w:sz w:val="19"/>
-        </w:rPr>
-        <w:t xml:space="preserve">            const SizedBox(height: 4),</w:t>
-      </w:r>
-    </w:p>
-    <w:p>
-      <w:pPr>
-        <w:spacing w:line="190" w:lineRule="exact" w:after="0"/>
-        <w:jc w:val="left"/>
-      </w:pPr>
-      <w:r>
-        <w:rPr>
-          <w:rFonts w:ascii="Cascadia Mono" w:hAnsi="Cascadia Mono" w:cs="Cascadia Mono"/>
-          <w:b w:val="0"/>
-          <w:sz w:val="19"/>
-        </w:rPr>
-        <w:t xml:space="preserve">            Text(</w:t>
-      </w:r>
-    </w:p>
-    <w:p>
-      <w:pPr>
-        <w:spacing w:line="190" w:lineRule="exact" w:after="0"/>
-        <w:jc w:val="left"/>
-      </w:pPr>
-      <w:r>
-        <w:rPr>
-          <w:rFonts w:ascii="Cascadia Mono" w:hAnsi="Cascadia Mono" w:cs="Cascadia Mono"/>
-          <w:b w:val="0"/>
-          <w:sz w:val="19"/>
-        </w:rPr>
-        <w:t xml:space="preserve">              value,</w:t>
-      </w:r>
-    </w:p>
-    <w:p>
-      <w:pPr>
-        <w:spacing w:line="190" w:lineRule="exact" w:after="0"/>
-        <w:jc w:val="left"/>
-      </w:pPr>
-      <w:r>
-        <w:rPr>
-          <w:rFonts w:ascii="Cascadia Mono" w:hAnsi="Cascadia Mono" w:cs="Cascadia Mono"/>
-          <w:b w:val="0"/>
-          <w:sz w:val="19"/>
-        </w:rPr>
-        <w:t xml:space="preserve">              style: TextStyle(</w:t>
-      </w:r>
-    </w:p>
-    <w:p>
-      <w:pPr>
-        <w:spacing w:line="190" w:lineRule="exact" w:after="0"/>
-        <w:jc w:val="left"/>
-      </w:pPr>
-      <w:r>
-        <w:rPr>
-          <w:rFonts w:ascii="Cascadia Mono" w:hAnsi="Cascadia Mono" w:cs="Cascadia Mono"/>
-          <w:b w:val="0"/>
-          <w:sz w:val="19"/>
-        </w:rPr>
-        <w:t xml:space="preserve">                color: color,</w:t>
-      </w:r>
-    </w:p>
-    <w:p>
-      <w:pPr>
-        <w:spacing w:line="190" w:lineRule="exact" w:after="0"/>
-        <w:jc w:val="left"/>
-      </w:pPr>
-      <w:r>
-        <w:rPr>
-          <w:rFonts w:ascii="Cascadia Mono" w:hAnsi="Cascadia Mono" w:cs="Cascadia Mono"/>
-          <w:b w:val="0"/>
-          <w:sz w:val="19"/>
-        </w:rPr>
-        <w:t xml:space="preserve">                fontWeight: FontWeight.bold,</w:t>
-      </w:r>
-    </w:p>
-    <w:p>
-      <w:pPr>
-        <w:spacing w:line="190" w:lineRule="exact" w:after="0"/>
-        <w:jc w:val="left"/>
-      </w:pPr>
-      <w:r>
-        <w:rPr>
-          <w:rFonts w:ascii="Cascadia Mono" w:hAnsi="Cascadia Mono" w:cs="Cascadia Mono"/>
-          <w:b w:val="0"/>
-          <w:sz w:val="19"/>
-        </w:rPr>
-        <w:t xml:space="preserve">                fontSize: 16,</w:t>
-      </w:r>
-    </w:p>
-    <w:p>
-      <w:pPr>
-        <w:spacing w:line="190" w:lineRule="exact" w:after="0"/>
-        <w:jc w:val="left"/>
-      </w:pPr>
-      <w:r>
-        <w:rPr>
-          <w:rFonts w:ascii="Cascadia Mono" w:hAnsi="Cascadia Mono" w:cs="Cascadia Mono"/>
-          <w:b w:val="0"/>
-          <w:sz w:val="19"/>
-        </w:rPr>
-        <w:t xml:space="preserve">              ),</w:t>
-      </w:r>
-    </w:p>
-    <w:p>
-      <w:pPr>
-        <w:spacing w:line="190" w:lineRule="exact" w:after="0"/>
-        <w:jc w:val="left"/>
-      </w:pPr>
-      <w:r>
-        <w:rPr>
-          <w:rFonts w:ascii="Cascadia Mono" w:hAnsi="Cascadia Mono" w:cs="Cascadia Mono"/>
-          <w:b w:val="0"/>
-          <w:sz w:val="19"/>
-        </w:rPr>
-        <w:t xml:space="preserve">            ),</w:t>
-      </w:r>
-    </w:p>
-    <w:p>
-      <w:pPr>
-        <w:spacing w:line="190" w:lineRule="exact" w:after="0"/>
-        <w:jc w:val="left"/>
-      </w:pPr>
-      <w:r>
-        <w:rPr>
-          <w:rFonts w:ascii="Cascadia Mono" w:hAnsi="Cascadia Mono" w:cs="Cascadia Mono"/>
-          <w:b w:val="0"/>
-          <w:sz w:val="19"/>
-        </w:rPr>
-        <w:t xml:space="preserve">            const SizedBox(height: 2),</w:t>
-      </w:r>
-    </w:p>
-    <w:p>
-      <w:pPr>
-        <w:spacing w:line="190" w:lineRule="exact" w:after="0"/>
-        <w:jc w:val="left"/>
-      </w:pPr>
-      <w:r>
-        <w:rPr>
-          <w:rFonts w:ascii="Cascadia Mono" w:hAnsi="Cascadia Mono" w:cs="Cascadia Mono"/>
-          <w:b w:val="0"/>
-          <w:sz w:val="19"/>
-        </w:rPr>
-        <w:t xml:space="preserve">            Text(</w:t>
-      </w:r>
-    </w:p>
-    <w:p>
-      <w:pPr>
-        <w:spacing w:line="190" w:lineRule="exact" w:after="0"/>
-        <w:jc w:val="left"/>
-      </w:pPr>
-      <w:r>
-        <w:rPr>
-          <w:rFonts w:ascii="Cascadia Mono" w:hAnsi="Cascadia Mono" w:cs="Cascadia Mono"/>
-          <w:b w:val="0"/>
-          <w:sz w:val="19"/>
-        </w:rPr>
-        <w:t xml:space="preserve">              label,</w:t>
-      </w:r>
-    </w:p>
-    <w:p>
-      <w:pPr>
-        <w:spacing w:line="190" w:lineRule="exact" w:after="0"/>
-        <w:jc w:val="left"/>
-      </w:pPr>
-      <w:r>
-        <w:rPr>
-          <w:rFonts w:ascii="Cascadia Mono" w:hAnsi="Cascadia Mono" w:cs="Cascadia Mono"/>
-          <w:b w:val="0"/>
-          <w:sz w:val="19"/>
-        </w:rPr>
-        <w:t xml:space="preserve">              style: const TextStyle(</w:t>
-      </w:r>
-    </w:p>
-    <w:p>
-      <w:pPr>
-        <w:spacing w:line="190" w:lineRule="exact" w:after="0"/>
-        <w:jc w:val="left"/>
-      </w:pPr>
-      <w:r>
-        <w:rPr>
-          <w:rFonts w:ascii="Cascadia Mono" w:hAnsi="Cascadia Mono" w:cs="Cascadia Mono"/>
-          <w:b w:val="0"/>
-          <w:sz w:val="19"/>
-        </w:rPr>
-        <w:t xml:space="preserve">                color: Color(0xFF8B949E),</w:t>
-      </w:r>
-    </w:p>
-    <w:p>
-      <w:pPr>
-        <w:spacing w:line="190" w:lineRule="exact" w:after="0"/>
-        <w:jc w:val="left"/>
-      </w:pPr>
-      <w:r>
-        <w:rPr>
-          <w:rFonts w:ascii="Cascadia Mono" w:hAnsi="Cascadia Mono" w:cs="Cascadia Mono"/>
-          <w:b w:val="0"/>
-          <w:sz w:val="19"/>
-        </w:rPr>
-        <w:t xml:space="preserve">                fontSize: 10,</w:t>
-      </w:r>
-    </w:p>
-    <w:p>
-      <w:pPr>
-        <w:spacing w:line="190" w:lineRule="exact" w:after="0"/>
-        <w:jc w:val="left"/>
-      </w:pPr>
-      <w:r>
-        <w:rPr>
-          <w:rFonts w:ascii="Cascadia Mono" w:hAnsi="Cascadia Mono" w:cs="Cascadia Mono"/>
-          <w:b w:val="0"/>
-          <w:sz w:val="19"/>
-        </w:rPr>
-        <w:t xml:space="preserve">                fontWeight: FontWeight.w500,</w:t>
-      </w:r>
-    </w:p>
-    <w:p>
-      <w:pPr>
-        <w:spacing w:line="190" w:lineRule="exact" w:after="0"/>
-        <w:jc w:val="left"/>
-      </w:pPr>
-      <w:r>
-        <w:rPr>
-          <w:rFonts w:ascii="Cascadia Mono" w:hAnsi="Cascadia Mono" w:cs="Cascadia Mono"/>
-          <w:b w:val="0"/>
-          <w:sz w:val="19"/>
-        </w:rPr>
-        <w:t xml:space="preserve">              ),</w:t>
-      </w:r>
-    </w:p>
-    <w:p>
-      <w:pPr>
-        <w:spacing w:line="190" w:lineRule="exact" w:after="0"/>
-        <w:jc w:val="left"/>
-      </w:pPr>
-      <w:r>
-        <w:rPr>
-          <w:rFonts w:ascii="Cascadia Mono" w:hAnsi="Cascadia Mono" w:cs="Cascadia Mono"/>
-          <w:b w:val="0"/>
-          <w:sz w:val="19"/>
-        </w:rPr>
-        <w:t xml:space="preserve">              maxLines: 1,</w:t>
-      </w:r>
-    </w:p>
-    <w:p>
-      <w:pPr>
-        <w:spacing w:line="190" w:lineRule="exact" w:after="0"/>
-        <w:jc w:val="left"/>
-      </w:pPr>
-      <w:r>
-        <w:rPr>
-          <w:rFonts w:ascii="Cascadia Mono" w:hAnsi="Cascadia Mono" w:cs="Cascadia Mono"/>
-          <w:b w:val="0"/>
-          <w:sz w:val="19"/>
-        </w:rPr>
-        <w:t xml:space="preserve">              overflow: TextOverflow.ellipsis,</w:t>
-      </w:r>
-    </w:p>
-    <w:p>
-      <w:pPr>
-        <w:spacing w:line="190" w:lineRule="exact" w:after="0"/>
-        <w:jc w:val="left"/>
-      </w:pPr>
-      <w:r>
-        <w:rPr>
-          <w:rFonts w:ascii="Cascadia Mono" w:hAnsi="Cascadia Mono" w:cs="Cascadia Mono"/>
-          <w:b w:val="0"/>
-          <w:sz w:val="19"/>
-        </w:rPr>
-        <w:t xml:space="preserve">            ),</w:t>
-      </w:r>
-    </w:p>
-    <w:p>
-      <w:pPr>
-        <w:spacing w:line="190" w:lineRule="exact" w:after="0"/>
-        <w:jc w:val="left"/>
-      </w:pPr>
-      <w:r>
-        <w:rPr>
-          <w:rFonts w:ascii="Cascadia Mono" w:hAnsi="Cascadia Mono" w:cs="Cascadia Mono"/>
-          <w:b w:val="0"/>
-          <w:sz w:val="19"/>
-        </w:rPr>
-        <w:t xml:space="preserve">          ],</w:t>
-      </w:r>
-    </w:p>
-    <w:p>
-      <w:pPr>
-        <w:spacing w:line="190" w:lineRule="exact" w:after="0"/>
-        <w:jc w:val="left"/>
-      </w:pPr>
-      <w:r>
-        <w:rPr>
-          <w:rFonts w:ascii="Cascadia Mono" w:hAnsi="Cascadia Mono" w:cs="Cascadia Mono"/>
-          <w:b w:val="0"/>
-          <w:sz w:val="19"/>
-        </w:rPr>
-        <w:t xml:space="preserve">        ),</w:t>
-      </w:r>
-    </w:p>
-    <w:p>
-      <w:pPr>
-        <w:spacing w:line="190" w:lineRule="exact" w:after="0"/>
-        <w:jc w:val="left"/>
-      </w:pPr>
-      <w:r>
-        <w:rPr>
-          <w:rFonts w:ascii="Cascadia Mono" w:hAnsi="Cascadia Mono" w:cs="Cascadia Mono"/>
-          <w:b w:val="0"/>
-          <w:sz w:val="19"/>
-        </w:rPr>
-        <w:t xml:space="preserve">      ),</w:t>
-      </w:r>
-    </w:p>
-    <w:p>
-      <w:pPr>
-        <w:spacing w:line="190" w:lineRule="exact" w:after="0"/>
-        <w:jc w:val="left"/>
-      </w:pPr>
-      <w:r>
-        <w:rPr>
-          <w:rFonts w:ascii="Cascadia Mono" w:hAnsi="Cascadia Mono" w:cs="Cascadia Mono"/>
-          <w:b w:val="0"/>
-          <w:sz w:val="19"/>
-        </w:rPr>
-        <w:t xml:space="preserve">    );</w:t>
-      </w:r>
-    </w:p>
-    <w:p>
-      <w:pPr>
-        <w:spacing w:line="190" w:lineRule="exact" w:after="0"/>
-        <w:jc w:val="left"/>
-      </w:pPr>
-      <w:r>
-        <w:rPr>
-          <w:rFonts w:ascii="Cascadia Mono" w:hAnsi="Cascadia Mono" w:cs="Cascadia Mono"/>
-          <w:b w:val="0"/>
-          <w:sz w:val="19"/>
-        </w:rPr>
-        <w:t xml:space="preserve">  }</w:t>
-      </w:r>
-    </w:p>
-    <w:p>
-      <w:pPr>
-        <w:spacing w:line="190" w:lineRule="exact" w:after="0"/>
-        <w:jc w:val="left"/>
-      </w:pPr>
-      <w:r>
-        <w:rPr>
-          <w:rFonts w:ascii="Cascadia Mono" w:hAnsi="Cascadia Mono" w:cs="Cascadia Mono"/>
-          <w:b w:val="0"/>
-          <w:sz w:val="19"/>
-        </w:rPr>
-        <w:t>}</w:t>
-      </w:r>
-    </w:p>
-    <w:p>
-      <w:pPr>
-        <w:spacing w:line="190" w:lineRule="exact" w:after="0"/>
-        <w:jc w:val="left"/>
-      </w:pPr>
-    </w:p>
-    <w:p>
-      <w:pPr>
-        <w:spacing w:line="190" w:lineRule="exact" w:after="0"/>
-        <w:jc w:val="left"/>
-      </w:pPr>
-    </w:p>
-    <w:p>
-      <w:pPr>
-        <w:spacing w:line="190" w:lineRule="exact" w:after="0"/>
-        <w:jc w:val="left"/>
-      </w:pPr>
-      <w:r>
-        <w:rPr>
-          <w:rFonts w:ascii="Cascadia Mono" w:hAnsi="Cascadia Mono" w:cs="Cascadia Mono"/>
-          <w:b w:val="0"/>
-          <w:sz w:val="19"/>
-        </w:rPr>
-        <w:t>// === lib/widgets/task_list_item.dart ===</w:t>
-      </w:r>
-    </w:p>
-    <w:p>
-      <w:pPr>
-        <w:spacing w:line="190" w:lineRule="exact" w:after="0"/>
-        <w:jc w:val="left"/>
-      </w:pPr>
-      <w:r>
-        <w:rPr>
-          <w:rFonts w:ascii="Cascadia Mono" w:hAnsi="Cascadia Mono" w:cs="Cascadia Mono"/>
-          <w:b w:val="0"/>
-          <w:sz w:val="19"/>
-        </w:rPr>
-        <w:t>import 'package:flutter/material.dart';</w:t>
-      </w:r>
-    </w:p>
-    <w:p>
-      <w:pPr>
-        <w:spacing w:line="190" w:lineRule="exact" w:after="0"/>
-        <w:jc w:val="left"/>
-      </w:pPr>
-      <w:r>
-        <w:rPr>
-          <w:rFonts w:ascii="Cascadia Mono" w:hAnsi="Cascadia Mono" w:cs="Cascadia Mono"/>
-          <w:b w:val="0"/>
-          <w:sz w:val="19"/>
-        </w:rPr>
-        <w:t>import '../models/task_model.dart';</w:t>
-      </w:r>
-    </w:p>
-    <w:p>
-      <w:pPr>
-        <w:spacing w:line="190" w:lineRule="exact" w:after="0"/>
-        <w:jc w:val="left"/>
-      </w:pPr>
-    </w:p>
-    <w:p>
-      <w:pPr>
-        <w:spacing w:line="190" w:lineRule="exact" w:after="0"/>
-        <w:jc w:val="left"/>
-      </w:pPr>
-      <w:r>
-        <w:rPr>
-          <w:rFonts w:ascii="Cascadia Mono" w:hAnsi="Cascadia Mono" w:cs="Cascadia Mono"/>
-          <w:b w:val="0"/>
-          <w:sz w:val="19"/>
-        </w:rPr>
-        <w:t>/// Віджет для відображення одного рядка завдання за допомогою ListTile</w:t>
-      </w:r>
-    </w:p>
-    <w:p>
-      <w:pPr>
-        <w:spacing w:line="190" w:lineRule="exact" w:after="0"/>
-        <w:jc w:val="left"/>
-      </w:pPr>
-      <w:r>
-        <w:rPr>
-          <w:rFonts w:ascii="Cascadia Mono" w:hAnsi="Cascadia Mono" w:cs="Cascadia Mono"/>
-          <w:b w:val="0"/>
-          <w:sz w:val="19"/>
-        </w:rPr>
-        <w:t>class TaskListItem extends StatelessWidget {</w:t>
-      </w:r>
-    </w:p>
-    <w:p>
-      <w:pPr>
-        <w:spacing w:line="190" w:lineRule="exact" w:after="0"/>
-        <w:jc w:val="left"/>
-      </w:pPr>
-      <w:r>
-        <w:rPr>
-          <w:rFonts w:ascii="Cascadia Mono" w:hAnsi="Cascadia Mono" w:cs="Cascadia Mono"/>
-          <w:b w:val="0"/>
-          <w:sz w:val="19"/>
-        </w:rPr>
-        <w:t xml:space="preserve">  final TaskModel task;</w:t>
-      </w:r>
-    </w:p>
-    <w:p>
-      <w:pPr>
-        <w:spacing w:line="190" w:lineRule="exact" w:after="0"/>
-        <w:jc w:val="left"/>
-      </w:pPr>
-      <w:r>
-        <w:rPr>
-          <w:rFonts w:ascii="Cascadia Mono" w:hAnsi="Cascadia Mono" w:cs="Cascadia Mono"/>
-          <w:b w:val="0"/>
-          <w:sz w:val="19"/>
-        </w:rPr>
-        <w:t xml:space="preserve">  final VoidCallback onToggleFavorite;</w:t>
-      </w:r>
-    </w:p>
-    <w:p>
-      <w:pPr>
-        <w:spacing w:line="190" w:lineRule="exact" w:after="0"/>
-        <w:jc w:val="left"/>
-      </w:pPr>
-      <w:r>
-        <w:rPr>
-          <w:rFonts w:ascii="Cascadia Mono" w:hAnsi="Cascadia Mono" w:cs="Cascadia Mono"/>
-          <w:b w:val="0"/>
-          <w:sz w:val="19"/>
-        </w:rPr>
-        <w:t xml:space="preserve">  final VoidCallback onToggleStatus;</w:t>
-      </w:r>
-    </w:p>
-    <w:p>
-      <w:pPr>
-        <w:spacing w:line="190" w:lineRule="exact" w:after="0"/>
-        <w:jc w:val="left"/>
-      </w:pPr>
-      <w:r>
-        <w:rPr>
-          <w:rFonts w:ascii="Cascadia Mono" w:hAnsi="Cascadia Mono" w:cs="Cascadia Mono"/>
-          <w:b w:val="0"/>
-          <w:sz w:val="19"/>
-        </w:rPr>
-        <w:t xml:space="preserve">  final VoidCallback onDelete;</w:t>
-      </w:r>
-    </w:p>
-    <w:p>
-      <w:pPr>
-        <w:spacing w:line="190" w:lineRule="exact" w:after="0"/>
-        <w:jc w:val="left"/>
-      </w:pPr>
-    </w:p>
-    <w:p>
-      <w:pPr>
-        <w:spacing w:line="190" w:lineRule="exact" w:after="0"/>
-        <w:jc w:val="left"/>
-      </w:pPr>
-      <w:r>
-        <w:rPr>
-          <w:rFonts w:ascii="Cascadia Mono" w:hAnsi="Cascadia Mono" w:cs="Cascadia Mono"/>
-          <w:b w:val="0"/>
-          <w:sz w:val="19"/>
-        </w:rPr>
-        <w:t xml:space="preserve">  const TaskListItem({</w:t>
-      </w:r>
-    </w:p>
-    <w:p>
-      <w:pPr>
-        <w:spacing w:line="190" w:lineRule="exact" w:after="0"/>
-        <w:jc w:val="left"/>
-      </w:pPr>
-      <w:r>
-        <w:rPr>
-          <w:rFonts w:ascii="Cascadia Mono" w:hAnsi="Cascadia Mono" w:cs="Cascadia Mono"/>
-          <w:b w:val="0"/>
-          <w:sz w:val="19"/>
-        </w:rPr>
-        <w:t xml:space="preserve">    super.key,</w:t>
-      </w:r>
-    </w:p>
-    <w:p>
-      <w:pPr>
-        <w:spacing w:line="190" w:lineRule="exact" w:after="0"/>
-        <w:jc w:val="left"/>
-      </w:pPr>
-      <w:r>
-        <w:rPr>
-          <w:rFonts w:ascii="Cascadia Mono" w:hAnsi="Cascadia Mono" w:cs="Cascadia Mono"/>
-          <w:b w:val="0"/>
-          <w:sz w:val="19"/>
-        </w:rPr>
-        <w:t xml:space="preserve">    required this.task,</w:t>
-      </w:r>
-    </w:p>
-    <w:p>
-      <w:pPr>
-        <w:spacing w:line="190" w:lineRule="exact" w:after="0"/>
-        <w:jc w:val="left"/>
-      </w:pPr>
-      <w:r>
-        <w:rPr>
-          <w:rFonts w:ascii="Cascadia Mono" w:hAnsi="Cascadia Mono" w:cs="Cascadia Mono"/>
-          <w:b w:val="0"/>
-          <w:sz w:val="19"/>
-        </w:rPr>
-        <w:t xml:space="preserve">    required this.onToggleFavorite,</w:t>
-      </w:r>
-    </w:p>
-    <w:p>
-      <w:pPr>
-        <w:spacing w:line="190" w:lineRule="exact" w:after="0"/>
-        <w:jc w:val="left"/>
-      </w:pPr>
-      <w:r>
-        <w:rPr>
-          <w:rFonts w:ascii="Cascadia Mono" w:hAnsi="Cascadia Mono" w:cs="Cascadia Mono"/>
-          <w:b w:val="0"/>
-          <w:sz w:val="19"/>
-        </w:rPr>
-        <w:t xml:space="preserve">    required this.onToggleStatus,</w:t>
-      </w:r>
-    </w:p>
-    <w:p>
-      <w:pPr>
-        <w:spacing w:line="190" w:lineRule="exact" w:after="0"/>
-        <w:jc w:val="left"/>
-      </w:pPr>
-      <w:r>
-        <w:rPr>
-          <w:rFonts w:ascii="Cascadia Mono" w:hAnsi="Cascadia Mono" w:cs="Cascadia Mono"/>
-          <w:b w:val="0"/>
-          <w:sz w:val="19"/>
-        </w:rPr>
-        <w:t xml:space="preserve">    required this.onDelete,</w:t>
-      </w:r>
-    </w:p>
-    <w:p>
-      <w:pPr>
-        <w:spacing w:line="190" w:lineRule="exact" w:after="0"/>
-        <w:jc w:val="left"/>
-      </w:pPr>
-      <w:r>
-        <w:rPr>
-          <w:rFonts w:ascii="Cascadia Mono" w:hAnsi="Cascadia Mono" w:cs="Cascadia Mono"/>
-          <w:b w:val="0"/>
-          <w:sz w:val="19"/>
-        </w:rPr>
-        <w:t xml:space="preserve">  });</w:t>
-      </w:r>
-    </w:p>
-    <w:p>
-      <w:pPr>
-        <w:spacing w:line="190" w:lineRule="exact" w:after="0"/>
-        <w:jc w:val="left"/>
-      </w:pPr>
-    </w:p>
-    <w:p>
-      <w:pPr>
-        <w:spacing w:line="190" w:lineRule="exact" w:after="0"/>
-        <w:jc w:val="left"/>
-      </w:pPr>
-      <w:r>
-        <w:rPr>
-          <w:rFonts w:ascii="Cascadia Mono" w:hAnsi="Cascadia Mono" w:cs="Cascadia Mono"/>
-          <w:b w:val="0"/>
-          <w:sz w:val="19"/>
-        </w:rPr>
-        <w:t xml:space="preserve">  @override</w:t>
-      </w:r>
-    </w:p>
-    <w:p>
-      <w:pPr>
-        <w:spacing w:line="190" w:lineRule="exact" w:after="0"/>
-        <w:jc w:val="left"/>
-      </w:pPr>
-      <w:r>
-        <w:rPr>
-          <w:rFonts w:ascii="Cascadia Mono" w:hAnsi="Cascadia Mono" w:cs="Cascadia Mono"/>
-          <w:b w:val="0"/>
-          <w:sz w:val="19"/>
-        </w:rPr>
-        <w:t xml:space="preserve">  Widget build(BuildContext context) {</w:t>
-      </w:r>
-    </w:p>
-    <w:p>
-      <w:pPr>
-        <w:spacing w:line="190" w:lineRule="exact" w:after="0"/>
-        <w:jc w:val="left"/>
-      </w:pPr>
-      <w:r>
-        <w:rPr>
-          <w:rFonts w:ascii="Cascadia Mono" w:hAnsi="Cascadia Mono" w:cs="Cascadia Mono"/>
-          <w:b w:val="0"/>
-          <w:sz w:val="19"/>
-        </w:rPr>
-        <w:t xml:space="preserve">    final isDone = task.status == TaskStatus.done;</w:t>
-      </w:r>
-    </w:p>
-    <w:p>
-      <w:pPr>
-        <w:spacing w:line="190" w:lineRule="exact" w:after="0"/>
-        <w:jc w:val="left"/>
-      </w:pPr>
-    </w:p>
-    <w:p>
-      <w:pPr>
-        <w:spacing w:line="190" w:lineRule="exact" w:after="0"/>
-        <w:jc w:val="left"/>
-      </w:pPr>
-      <w:r>
-        <w:rPr>
-          <w:rFonts w:ascii="Cascadia Mono" w:hAnsi="Cascadia Mono" w:cs="Cascadia Mono"/>
-          <w:b w:val="0"/>
-          <w:sz w:val="19"/>
-        </w:rPr>
-        <w:t xml:space="preserve">    return Padding(</w:t>
-      </w:r>
-    </w:p>
-    <w:p>
-      <w:pPr>
-        <w:spacing w:line="190" w:lineRule="exact" w:after="0"/>
-        <w:jc w:val="left"/>
-      </w:pPr>
-      <w:r>
-        <w:rPr>
-          <w:rFonts w:ascii="Cascadia Mono" w:hAnsi="Cascadia Mono" w:cs="Cascadia Mono"/>
-          <w:b w:val="0"/>
-          <w:sz w:val="19"/>
-        </w:rPr>
-        <w:t xml:space="preserve">      padding: const EdgeInsets.only(bottom: 10),</w:t>
-      </w:r>
-    </w:p>
-    <w:p>
-      <w:pPr>
-        <w:spacing w:line="190" w:lineRule="exact" w:after="0"/>
-        <w:jc w:val="left"/>
-      </w:pPr>
-      <w:r>
-        <w:rPr>
-          <w:rFonts w:ascii="Cascadia Mono" w:hAnsi="Cascadia Mono" w:cs="Cascadia Mono"/>
-          <w:b w:val="0"/>
-          <w:sz w:val="19"/>
-        </w:rPr>
-        <w:t xml:space="preserve">      child: Material(</w:t>
-      </w:r>
-    </w:p>
-    <w:p>
-      <w:pPr>
-        <w:spacing w:line="190" w:lineRule="exact" w:after="0"/>
-        <w:jc w:val="left"/>
-      </w:pPr>
-      <w:r>
-        <w:rPr>
-          <w:rFonts w:ascii="Cascadia Mono" w:hAnsi="Cascadia Mono" w:cs="Cascadia Mono"/>
-          <w:b w:val="0"/>
-          <w:sz w:val="19"/>
-        </w:rPr>
-        <w:t xml:space="preserve">        color: const Color(0xFF15181F),</w:t>
-      </w:r>
-    </w:p>
-    <w:p>
-      <w:pPr>
-        <w:spacing w:line="190" w:lineRule="exact" w:after="0"/>
-        <w:jc w:val="left"/>
-      </w:pPr>
-      <w:r>
-        <w:rPr>
-          <w:rFonts w:ascii="Cascadia Mono" w:hAnsi="Cascadia Mono" w:cs="Cascadia Mono"/>
-          <w:b w:val="0"/>
-          <w:sz w:val="19"/>
-        </w:rPr>
-        <w:t xml:space="preserve">        shape: RoundedRectangleBorder(</w:t>
-      </w:r>
-    </w:p>
-    <w:p>
-      <w:pPr>
-        <w:spacing w:line="190" w:lineRule="exact" w:after="0"/>
-        <w:jc w:val="left"/>
-      </w:pPr>
-      <w:r>
-        <w:rPr>
-          <w:rFonts w:ascii="Cascadia Mono" w:hAnsi="Cascadia Mono" w:cs="Cascadia Mono"/>
-          <w:b w:val="0"/>
-          <w:sz w:val="19"/>
-        </w:rPr>
-        <w:t xml:space="preserve">          borderRadius: BorderRadius.circular(12),</w:t>
-      </w:r>
-    </w:p>
-    <w:p>
-      <w:pPr>
-        <w:spacing w:line="190" w:lineRule="exact" w:after="0"/>
-        <w:jc w:val="left"/>
-      </w:pPr>
-      <w:r>
-        <w:rPr>
-          <w:rFonts w:ascii="Cascadia Mono" w:hAnsi="Cascadia Mono" w:cs="Cascadia Mono"/>
-          <w:b w:val="0"/>
-          <w:sz w:val="19"/>
-        </w:rPr>
-        <w:t xml:space="preserve">          side: BorderSide(</w:t>
-      </w:r>
-    </w:p>
-    <w:p>
-      <w:pPr>
-        <w:spacing w:line="190" w:lineRule="exact" w:after="0"/>
-        <w:jc w:val="left"/>
-      </w:pPr>
-      <w:r>
-        <w:rPr>
-          <w:rFonts w:ascii="Cascadia Mono" w:hAnsi="Cascadia Mono" w:cs="Cascadia Mono"/>
-          <w:b w:val="0"/>
-          <w:sz w:val="19"/>
-        </w:rPr>
-        <w:t xml:space="preserve">            color: isDone</w:t>
-      </w:r>
-    </w:p>
-    <w:p>
-      <w:pPr>
-        <w:spacing w:line="190" w:lineRule="exact" w:after="0"/>
-        <w:jc w:val="left"/>
-      </w:pPr>
-      <w:r>
-        <w:rPr>
-          <w:rFonts w:ascii="Cascadia Mono" w:hAnsi="Cascadia Mono" w:cs="Cascadia Mono"/>
-          <w:b w:val="0"/>
-          <w:sz w:val="19"/>
-        </w:rPr>
-        <w:t xml:space="preserve">                ? const Color(0xFF1F2430)</w:t>
-      </w:r>
-    </w:p>
-    <w:p>
-      <w:pPr>
-        <w:spacing w:line="190" w:lineRule="exact" w:after="0"/>
-        <w:jc w:val="left"/>
-      </w:pPr>
-      <w:r>
-        <w:rPr>
-          <w:rFonts w:ascii="Cascadia Mono" w:hAnsi="Cascadia Mono" w:cs="Cascadia Mono"/>
-          <w:b w:val="0"/>
-          <w:sz w:val="19"/>
-        </w:rPr>
-        <w:t xml:space="preserve">                : (task.isFavorite</w:t>
-      </w:r>
-    </w:p>
-    <w:p>
-      <w:pPr>
-        <w:spacing w:line="190" w:lineRule="exact" w:after="0"/>
-        <w:jc w:val="left"/>
-      </w:pPr>
-      <w:r>
-        <w:rPr>
-          <w:rFonts w:ascii="Cascadia Mono" w:hAnsi="Cascadia Mono" w:cs="Cascadia Mono"/>
-          <w:b w:val="0"/>
-          <w:sz w:val="19"/>
-        </w:rPr>
-        <w:t xml:space="preserve">                    ? const Color(0xFFFF4B6E).withValues(alpha: 0.3)</w:t>
-      </w:r>
-    </w:p>
-    <w:p>
-      <w:pPr>
-        <w:spacing w:line="190" w:lineRule="exact" w:after="0"/>
-        <w:jc w:val="left"/>
-      </w:pPr>
-      <w:r>
-        <w:rPr>
-          <w:rFonts w:ascii="Cascadia Mono" w:hAnsi="Cascadia Mono" w:cs="Cascadia Mono"/>
-          <w:b w:val="0"/>
-          <w:sz w:val="19"/>
-        </w:rPr>
-        <w:t xml:space="preserve">                    : const Color(0xFF2A3142)),</w:t>
-      </w:r>
-    </w:p>
-    <w:p>
-      <w:pPr>
-        <w:spacing w:line="190" w:lineRule="exact" w:after="0"/>
-        <w:jc w:val="left"/>
-      </w:pPr>
-      <w:r>
-        <w:rPr>
-          <w:rFonts w:ascii="Cascadia Mono" w:hAnsi="Cascadia Mono" w:cs="Cascadia Mono"/>
-          <w:b w:val="0"/>
-          <w:sz w:val="19"/>
-        </w:rPr>
-        <w:t xml:space="preserve">            width: 1,</w:t>
-      </w:r>
-    </w:p>
-    <w:p>
-      <w:pPr>
-        <w:spacing w:line="190" w:lineRule="exact" w:after="0"/>
-        <w:jc w:val="left"/>
-      </w:pPr>
-      <w:r>
-        <w:rPr>
-          <w:rFonts w:ascii="Cascadia Mono" w:hAnsi="Cascadia Mono" w:cs="Cascadia Mono"/>
-          <w:b w:val="0"/>
-          <w:sz w:val="19"/>
-        </w:rPr>
-        <w:t xml:space="preserve">          ),</w:t>
-      </w:r>
-    </w:p>
-    <w:p>
-      <w:pPr>
-        <w:spacing w:line="190" w:lineRule="exact" w:after="0"/>
-        <w:jc w:val="left"/>
-      </w:pPr>
-      <w:r>
-        <w:rPr>
-          <w:rFonts w:ascii="Cascadia Mono" w:hAnsi="Cascadia Mono" w:cs="Cascadia Mono"/>
-          <w:b w:val="0"/>
-          <w:sz w:val="19"/>
-        </w:rPr>
-        <w:t xml:space="preserve">        ),</w:t>
-      </w:r>
-    </w:p>
-    <w:p>
-      <w:pPr>
-        <w:spacing w:line="190" w:lineRule="exact" w:after="0"/>
-        <w:jc w:val="left"/>
-      </w:pPr>
-      <w:r>
-        <w:rPr>
-          <w:rFonts w:ascii="Cascadia Mono" w:hAnsi="Cascadia Mono" w:cs="Cascadia Mono"/>
-          <w:b w:val="0"/>
-          <w:sz w:val="19"/>
-        </w:rPr>
-        <w:t xml:space="preserve">        clipBehavior: Clip.antiAlias,</w:t>
-      </w:r>
-    </w:p>
-    <w:p>
-      <w:pPr>
-        <w:spacing w:line="190" w:lineRule="exact" w:after="0"/>
-        <w:jc w:val="left"/>
-      </w:pPr>
-      <w:r>
-        <w:rPr>
-          <w:rFonts w:ascii="Cascadia Mono" w:hAnsi="Cascadia Mono" w:cs="Cascadia Mono"/>
-          <w:b w:val="0"/>
-          <w:sz w:val="19"/>
-        </w:rPr>
-        <w:t xml:space="preserve">        child: ListTile(</w:t>
-      </w:r>
-    </w:p>
-    <w:p>
-      <w:pPr>
-        <w:spacing w:line="190" w:lineRule="exact" w:after="0"/>
-        <w:jc w:val="left"/>
-      </w:pPr>
-      <w:r>
-        <w:rPr>
-          <w:rFonts w:ascii="Cascadia Mono" w:hAnsi="Cascadia Mono" w:cs="Cascadia Mono"/>
-          <w:b w:val="0"/>
-          <w:sz w:val="19"/>
-        </w:rPr>
-        <w:t xml:space="preserve">          contentPadding: const EdgeInsets.symmetric(horizontal: 12, vertical: 2),</w:t>
-      </w:r>
-    </w:p>
-    <w:p>
-      <w:pPr>
-        <w:spacing w:line="190" w:lineRule="exact" w:after="0"/>
-        <w:jc w:val="left"/>
-      </w:pPr>
-      <w:r>
-        <w:rPr>
-          <w:rFonts w:ascii="Cascadia Mono" w:hAnsi="Cascadia Mono" w:cs="Cascadia Mono"/>
-          <w:b w:val="0"/>
-          <w:sz w:val="19"/>
-        </w:rPr>
-        <w:t xml:space="preserve">          // 1. leading: іконка "обране"</w:t>
-      </w:r>
-    </w:p>
-    <w:p>
-      <w:pPr>
-        <w:spacing w:line="190" w:lineRule="exact" w:after="0"/>
-        <w:jc w:val="left"/>
-      </w:pPr>
-      <w:r>
-        <w:rPr>
-          <w:rFonts w:ascii="Cascadia Mono" w:hAnsi="Cascadia Mono" w:cs="Cascadia Mono"/>
-          <w:b w:val="0"/>
-          <w:sz w:val="19"/>
-        </w:rPr>
-        <w:t xml:space="preserve">          leading: IconButton(</w:t>
-      </w:r>
-    </w:p>
-    <w:p>
-      <w:pPr>
-        <w:spacing w:line="190" w:lineRule="exact" w:after="0"/>
-        <w:jc w:val="left"/>
-      </w:pPr>
-      <w:r>
-        <w:rPr>
-          <w:rFonts w:ascii="Cascadia Mono" w:hAnsi="Cascadia Mono" w:cs="Cascadia Mono"/>
-          <w:b w:val="0"/>
-          <w:sz w:val="19"/>
-        </w:rPr>
-        <w:t xml:space="preserve">            tooltip: task.isFavorite ? 'Видалити з обраного' : 'Додати в обране',</w:t>
-      </w:r>
-    </w:p>
-    <w:p>
-      <w:pPr>
-        <w:spacing w:line="190" w:lineRule="exact" w:after="0"/>
-        <w:jc w:val="left"/>
-      </w:pPr>
-      <w:r>
-        <w:rPr>
-          <w:rFonts w:ascii="Cascadia Mono" w:hAnsi="Cascadia Mono" w:cs="Cascadia Mono"/>
-          <w:b w:val="0"/>
-          <w:sz w:val="19"/>
-        </w:rPr>
-        <w:t xml:space="preserve">            icon: Icon(</w:t>
-      </w:r>
-    </w:p>
-    <w:p>
-      <w:pPr>
-        <w:spacing w:line="190" w:lineRule="exact" w:after="0"/>
-        <w:jc w:val="left"/>
-      </w:pPr>
-      <w:r>
-        <w:rPr>
-          <w:rFonts w:ascii="Cascadia Mono" w:hAnsi="Cascadia Mono" w:cs="Cascadia Mono"/>
-          <w:b w:val="0"/>
-          <w:sz w:val="19"/>
-        </w:rPr>
-        <w:t xml:space="preserve">              task.isFavorite ? Icons.favorite : Icons.favorite_border,</w:t>
-      </w:r>
-    </w:p>
-    <w:p>
-      <w:pPr>
-        <w:spacing w:line="190" w:lineRule="exact" w:after="0"/>
-        <w:jc w:val="left"/>
-      </w:pPr>
-      <w:r>
-        <w:rPr>
-          <w:rFonts w:ascii="Cascadia Mono" w:hAnsi="Cascadia Mono" w:cs="Cascadia Mono"/>
-          <w:b w:val="0"/>
-          <w:sz w:val="19"/>
-        </w:rPr>
-        <w:t xml:space="preserve">              color: task.isFavorite ? const Color(0xFFFF4B6E) : const Color(0xFF8B949E),</w:t>
-      </w:r>
-    </w:p>
-    <w:p>
-      <w:pPr>
-        <w:spacing w:line="190" w:lineRule="exact" w:after="0"/>
-        <w:jc w:val="left"/>
-      </w:pPr>
-      <w:r>
-        <w:rPr>
-          <w:rFonts w:ascii="Cascadia Mono" w:hAnsi="Cascadia Mono" w:cs="Cascadia Mono"/>
-          <w:b w:val="0"/>
-          <w:sz w:val="19"/>
-        </w:rPr>
-        <w:t xml:space="preserve">              size: 24,</w:t>
-      </w:r>
-    </w:p>
-    <w:p>
-      <w:pPr>
-        <w:spacing w:line="190" w:lineRule="exact" w:after="0"/>
-        <w:jc w:val="left"/>
-      </w:pPr>
-      <w:r>
-        <w:rPr>
-          <w:rFonts w:ascii="Cascadia Mono" w:hAnsi="Cascadia Mono" w:cs="Cascadia Mono"/>
-          <w:b w:val="0"/>
-          <w:sz w:val="19"/>
-        </w:rPr>
-        <w:t xml:space="preserve">            ),</w:t>
-      </w:r>
-    </w:p>
-    <w:p>
-      <w:pPr>
-        <w:spacing w:line="190" w:lineRule="exact" w:after="0"/>
-        <w:jc w:val="left"/>
-      </w:pPr>
-      <w:r>
-        <w:rPr>
-          <w:rFonts w:ascii="Cascadia Mono" w:hAnsi="Cascadia Mono" w:cs="Cascadia Mono"/>
-          <w:b w:val="0"/>
-          <w:sz w:val="19"/>
-        </w:rPr>
-        <w:t xml:space="preserve">            onPressed: onToggleFavorite,</w:t>
-      </w:r>
-    </w:p>
-    <w:p>
-      <w:pPr>
-        <w:spacing w:line="190" w:lineRule="exact" w:after="0"/>
-        <w:jc w:val="left"/>
-      </w:pPr>
-      <w:r>
-        <w:rPr>
-          <w:rFonts w:ascii="Cascadia Mono" w:hAnsi="Cascadia Mono" w:cs="Cascadia Mono"/>
-          <w:b w:val="0"/>
-          <w:sz w:val="19"/>
-        </w:rPr>
-        <w:t xml:space="preserve">          ),</w:t>
-      </w:r>
-    </w:p>
-    <w:p>
-      <w:pPr>
-        <w:spacing w:line="190" w:lineRule="exact" w:after="0"/>
-        <w:jc w:val="left"/>
-      </w:pPr>
-      <w:r>
-        <w:rPr>
-          <w:rFonts w:ascii="Cascadia Mono" w:hAnsi="Cascadia Mono" w:cs="Cascadia Mono"/>
-          <w:b w:val="0"/>
-          <w:sz w:val="19"/>
-        </w:rPr>
-        <w:t xml:space="preserve">          // 2. title: назва завдання з перекресленням для done</w:t>
-      </w:r>
-    </w:p>
-    <w:p>
-      <w:pPr>
-        <w:spacing w:line="190" w:lineRule="exact" w:after="0"/>
-        <w:jc w:val="left"/>
-      </w:pPr>
-      <w:r>
-        <w:rPr>
-          <w:rFonts w:ascii="Cascadia Mono" w:hAnsi="Cascadia Mono" w:cs="Cascadia Mono"/>
-          <w:b w:val="0"/>
-          <w:sz w:val="19"/>
-        </w:rPr>
-        <w:t xml:space="preserve">          title: Text(</w:t>
-      </w:r>
-    </w:p>
-    <w:p>
-      <w:pPr>
-        <w:spacing w:line="190" w:lineRule="exact" w:after="0"/>
-        <w:jc w:val="left"/>
-      </w:pPr>
-      <w:r>
-        <w:rPr>
-          <w:rFonts w:ascii="Cascadia Mono" w:hAnsi="Cascadia Mono" w:cs="Cascadia Mono"/>
-          <w:b w:val="0"/>
-          <w:sz w:val="19"/>
-        </w:rPr>
-        <w:t xml:space="preserve">            task.title,</w:t>
-      </w:r>
-    </w:p>
-    <w:p>
-      <w:pPr>
-        <w:spacing w:line="190" w:lineRule="exact" w:after="0"/>
-        <w:jc w:val="left"/>
-      </w:pPr>
-      <w:r>
-        <w:rPr>
-          <w:rFonts w:ascii="Cascadia Mono" w:hAnsi="Cascadia Mono" w:cs="Cascadia Mono"/>
-          <w:b w:val="0"/>
-          <w:sz w:val="19"/>
-        </w:rPr>
-        <w:t xml:space="preserve">            style: TextStyle(</w:t>
-      </w:r>
-    </w:p>
-    <w:p>
-      <w:pPr>
-        <w:spacing w:line="190" w:lineRule="exact" w:after="0"/>
-        <w:jc w:val="left"/>
-      </w:pPr>
-      <w:r>
-        <w:rPr>
-          <w:rFonts w:ascii="Cascadia Mono" w:hAnsi="Cascadia Mono" w:cs="Cascadia Mono"/>
-          <w:b w:val="0"/>
-          <w:sz w:val="19"/>
-        </w:rPr>
-        <w:t xml:space="preserve">              fontSize: 14,</w:t>
-      </w:r>
-    </w:p>
-    <w:p>
-      <w:pPr>
-        <w:spacing w:line="190" w:lineRule="exact" w:after="0"/>
-        <w:jc w:val="left"/>
-      </w:pPr>
-      <w:r>
-        <w:rPr>
-          <w:rFonts w:ascii="Cascadia Mono" w:hAnsi="Cascadia Mono" w:cs="Cascadia Mono"/>
-          <w:b w:val="0"/>
-          <w:sz w:val="19"/>
-        </w:rPr>
-        <w:t xml:space="preserve">              fontWeight: FontWeight.w600,</w:t>
-      </w:r>
-    </w:p>
-    <w:p>
-      <w:pPr>
-        <w:spacing w:line="190" w:lineRule="exact" w:after="0"/>
-        <w:jc w:val="left"/>
-      </w:pPr>
-      <w:r>
-        <w:rPr>
-          <w:rFonts w:ascii="Cascadia Mono" w:hAnsi="Cascadia Mono" w:cs="Cascadia Mono"/>
-          <w:b w:val="0"/>
-          <w:sz w:val="19"/>
-        </w:rPr>
-        <w:t xml:space="preserve">              decoration: isDone ? TextDecoration.lineThrough : null,</w:t>
-      </w:r>
-    </w:p>
-    <w:p>
-      <w:pPr>
-        <w:spacing w:line="190" w:lineRule="exact" w:after="0"/>
-        <w:jc w:val="left"/>
-      </w:pPr>
-      <w:r>
-        <w:rPr>
-          <w:rFonts w:ascii="Cascadia Mono" w:hAnsi="Cascadia Mono" w:cs="Cascadia Mono"/>
-          <w:b w:val="0"/>
-          <w:sz w:val="19"/>
-        </w:rPr>
-        <w:t xml:space="preserve">              decorationColor: const Color(0xFF8B949E),</w:t>
-      </w:r>
-    </w:p>
-    <w:p>
-      <w:pPr>
-        <w:spacing w:line="190" w:lineRule="exact" w:after="0"/>
-        <w:jc w:val="left"/>
-      </w:pPr>
-      <w:r>
-        <w:rPr>
-          <w:rFonts w:ascii="Cascadia Mono" w:hAnsi="Cascadia Mono" w:cs="Cascadia Mono"/>
-          <w:b w:val="0"/>
-          <w:sz w:val="19"/>
-        </w:rPr>
-        <w:t xml:space="preserve">              color: isDone ? const Color(0xFF6B7280) : Colors.white,</w:t>
-      </w:r>
-    </w:p>
-    <w:p>
-      <w:pPr>
-        <w:spacing w:line="190" w:lineRule="exact" w:after="0"/>
-        <w:jc w:val="left"/>
-      </w:pPr>
-      <w:r>
-        <w:rPr>
-          <w:rFonts w:ascii="Cascadia Mono" w:hAnsi="Cascadia Mono" w:cs="Cascadia Mono"/>
-          <w:b w:val="0"/>
-          <w:sz w:val="19"/>
-        </w:rPr>
-        <w:t xml:space="preserve">            ),</w:t>
-      </w:r>
-    </w:p>
-    <w:p>
-      <w:pPr>
-        <w:spacing w:line="190" w:lineRule="exact" w:after="0"/>
-        <w:jc w:val="left"/>
-      </w:pPr>
-      <w:r>
-        <w:rPr>
-          <w:rFonts w:ascii="Cascadia Mono" w:hAnsi="Cascadia Mono" w:cs="Cascadia Mono"/>
-          <w:b w:val="0"/>
-          <w:sz w:val="19"/>
-        </w:rPr>
-        <w:t xml:space="preserve">          ),</w:t>
-      </w:r>
-    </w:p>
-    <w:p>
-      <w:pPr>
-        <w:spacing w:line="190" w:lineRule="exact" w:after="0"/>
-        <w:jc w:val="left"/>
-      </w:pPr>
-      <w:r>
-        <w:rPr>
-          <w:rFonts w:ascii="Cascadia Mono" w:hAnsi="Cascadia Mono" w:cs="Cascadia Mono"/>
-          <w:b w:val="0"/>
-          <w:sz w:val="19"/>
-        </w:rPr>
-        <w:t xml:space="preserve">          // 3. subtitle: статус завдання (active / done)</w:t>
-      </w:r>
-    </w:p>
-    <w:p>
-      <w:pPr>
-        <w:spacing w:line="190" w:lineRule="exact" w:after="0"/>
-        <w:jc w:val="left"/>
-      </w:pPr>
-      <w:r>
-        <w:rPr>
-          <w:rFonts w:ascii="Cascadia Mono" w:hAnsi="Cascadia Mono" w:cs="Cascadia Mono"/>
-          <w:b w:val="0"/>
-          <w:sz w:val="19"/>
-        </w:rPr>
-        <w:t xml:space="preserve">          subtitle: Row(</w:t>
-      </w:r>
-    </w:p>
-    <w:p>
-      <w:pPr>
-        <w:spacing w:line="190" w:lineRule="exact" w:after="0"/>
-        <w:jc w:val="left"/>
-      </w:pPr>
-      <w:r>
-        <w:rPr>
-          <w:rFonts w:ascii="Cascadia Mono" w:hAnsi="Cascadia Mono" w:cs="Cascadia Mono"/>
-          <w:b w:val="0"/>
-          <w:sz w:val="19"/>
-        </w:rPr>
-        <w:t xml:space="preserve">            children: [</w:t>
-      </w:r>
-    </w:p>
-    <w:p>
-      <w:pPr>
-        <w:spacing w:line="190" w:lineRule="exact" w:after="0"/>
-        <w:jc w:val="left"/>
-      </w:pPr>
-      <w:r>
-        <w:rPr>
-          <w:rFonts w:ascii="Cascadia Mono" w:hAnsi="Cascadia Mono" w:cs="Cascadia Mono"/>
-          <w:b w:val="0"/>
-          <w:sz w:val="19"/>
-        </w:rPr>
-        <w:t xml:space="preserve">              Container(</w:t>
-      </w:r>
-    </w:p>
-    <w:p>
-      <w:pPr>
-        <w:spacing w:line="190" w:lineRule="exact" w:after="0"/>
-        <w:jc w:val="left"/>
-      </w:pPr>
-      <w:r>
-        <w:rPr>
-          <w:rFonts w:ascii="Cascadia Mono" w:hAnsi="Cascadia Mono" w:cs="Cascadia Mono"/>
-          <w:b w:val="0"/>
-          <w:sz w:val="19"/>
-        </w:rPr>
-        <w:t xml:space="preserve">                margin: const EdgeInsets.only(top: 4),</w:t>
-      </w:r>
-    </w:p>
-    <w:p>
-      <w:pPr>
-        <w:spacing w:line="190" w:lineRule="exact" w:after="0"/>
-        <w:jc w:val="left"/>
-      </w:pPr>
-      <w:r>
-        <w:rPr>
-          <w:rFonts w:ascii="Cascadia Mono" w:hAnsi="Cascadia Mono" w:cs="Cascadia Mono"/>
-          <w:b w:val="0"/>
-          <w:sz w:val="19"/>
-        </w:rPr>
-        <w:t xml:space="preserve">                padding: const EdgeInsets.symmetric(horizontal: 6, vertical: 2),</w:t>
-      </w:r>
-    </w:p>
-    <w:p>
-      <w:pPr>
-        <w:spacing w:line="190" w:lineRule="exact" w:after="0"/>
-        <w:jc w:val="left"/>
-      </w:pPr>
-      <w:r>
-        <w:rPr>
-          <w:rFonts w:ascii="Cascadia Mono" w:hAnsi="Cascadia Mono" w:cs="Cascadia Mono"/>
-          <w:b w:val="0"/>
-          <w:sz w:val="19"/>
-        </w:rPr>
-        <w:t xml:space="preserve">                decoration: BoxDecoration(</w:t>
-      </w:r>
-    </w:p>
-    <w:p>
-      <w:pPr>
-        <w:spacing w:line="190" w:lineRule="exact" w:after="0"/>
-        <w:jc w:val="left"/>
-      </w:pPr>
-      <w:r>
-        <w:rPr>
-          <w:rFonts w:ascii="Cascadia Mono" w:hAnsi="Cascadia Mono" w:cs="Cascadia Mono"/>
-          <w:b w:val="0"/>
-          <w:sz w:val="19"/>
-        </w:rPr>
-        <w:t xml:space="preserve">                  color: isDone</w:t>
-      </w:r>
-    </w:p>
-    <w:p>
-      <w:pPr>
-        <w:spacing w:line="190" w:lineRule="exact" w:after="0"/>
-        <w:jc w:val="left"/>
-      </w:pPr>
-      <w:r>
-        <w:rPr>
-          <w:rFonts w:ascii="Cascadia Mono" w:hAnsi="Cascadia Mono" w:cs="Cascadia Mono"/>
-          <w:b w:val="0"/>
-          <w:sz w:val="19"/>
-        </w:rPr>
-        <w:t xml:space="preserve">                      ? const Color(0xFFD4FF00).withValues(alpha: 0.15)</w:t>
-      </w:r>
-    </w:p>
-    <w:p>
-      <w:pPr>
-        <w:spacing w:line="190" w:lineRule="exact" w:after="0"/>
-        <w:jc w:val="left"/>
-      </w:pPr>
-      <w:r>
-        <w:rPr>
-          <w:rFonts w:ascii="Cascadia Mono" w:hAnsi="Cascadia Mono" w:cs="Cascadia Mono"/>
-          <w:b w:val="0"/>
-          <w:sz w:val="19"/>
-        </w:rPr>
-        <w:t xml:space="preserve">                      : const Color(0xFF4FC3F7).withValues(alpha: 0.15),</w:t>
-      </w:r>
-    </w:p>
-    <w:p>
-      <w:pPr>
-        <w:spacing w:line="190" w:lineRule="exact" w:after="0"/>
-        <w:jc w:val="left"/>
-      </w:pPr>
-      <w:r>
-        <w:rPr>
-          <w:rFonts w:ascii="Cascadia Mono" w:hAnsi="Cascadia Mono" w:cs="Cascadia Mono"/>
-          <w:b w:val="0"/>
-          <w:sz w:val="19"/>
-        </w:rPr>
-        <w:t xml:space="preserve">                  borderRadius: BorderRadius.circular(4),</w:t>
-      </w:r>
-    </w:p>
-    <w:p>
-      <w:pPr>
-        <w:spacing w:line="190" w:lineRule="exact" w:after="0"/>
-        <w:jc w:val="left"/>
-      </w:pPr>
-      <w:r>
-        <w:rPr>
-          <w:rFonts w:ascii="Cascadia Mono" w:hAnsi="Cascadia Mono" w:cs="Cascadia Mono"/>
-          <w:b w:val="0"/>
-          <w:sz w:val="19"/>
-        </w:rPr>
-        <w:t xml:space="preserve">                ),</w:t>
-      </w:r>
-    </w:p>
-    <w:p>
-      <w:pPr>
-        <w:spacing w:line="190" w:lineRule="exact" w:after="0"/>
-        <w:jc w:val="left"/>
-      </w:pPr>
-      <w:r>
-        <w:rPr>
-          <w:rFonts w:ascii="Cascadia Mono" w:hAnsi="Cascadia Mono" w:cs="Cascadia Mono"/>
-          <w:b w:val="0"/>
-          <w:sz w:val="19"/>
-        </w:rPr>
-        <w:t xml:space="preserve">                child: Text(</w:t>
-      </w:r>
-    </w:p>
-    <w:p>
-      <w:pPr>
-        <w:spacing w:line="190" w:lineRule="exact" w:after="0"/>
-        <w:jc w:val="left"/>
-      </w:pPr>
-      <w:r>
-        <w:rPr>
-          <w:rFonts w:ascii="Cascadia Mono" w:hAnsi="Cascadia Mono" w:cs="Cascadia Mono"/>
-          <w:b w:val="0"/>
-          <w:sz w:val="19"/>
-        </w:rPr>
-        <w:t xml:space="preserve">                  isDone ? 'Виконано' : 'Активне',</w:t>
-      </w:r>
-    </w:p>
-    <w:p>
-      <w:pPr>
-        <w:spacing w:line="190" w:lineRule="exact" w:after="0"/>
-        <w:jc w:val="left"/>
-      </w:pPr>
-      <w:r>
-        <w:rPr>
-          <w:rFonts w:ascii="Cascadia Mono" w:hAnsi="Cascadia Mono" w:cs="Cascadia Mono"/>
-          <w:b w:val="0"/>
-          <w:sz w:val="19"/>
-        </w:rPr>
-        <w:t xml:space="preserve">                  style: TextStyle(</w:t>
-      </w:r>
-    </w:p>
-    <w:p>
-      <w:pPr>
-        <w:spacing w:line="190" w:lineRule="exact" w:after="0"/>
-        <w:jc w:val="left"/>
-      </w:pPr>
-      <w:r>
-        <w:rPr>
-          <w:rFonts w:ascii="Cascadia Mono" w:hAnsi="Cascadia Mono" w:cs="Cascadia Mono"/>
-          <w:b w:val="0"/>
-          <w:sz w:val="19"/>
-        </w:rPr>
-        <w:t xml:space="preserve">                    fontSize: 11,</w:t>
-      </w:r>
-    </w:p>
-    <w:p>
-      <w:pPr>
-        <w:spacing w:line="190" w:lineRule="exact" w:after="0"/>
-        <w:jc w:val="left"/>
-      </w:pPr>
-      <w:r>
-        <w:rPr>
-          <w:rFonts w:ascii="Cascadia Mono" w:hAnsi="Cascadia Mono" w:cs="Cascadia Mono"/>
-          <w:b w:val="0"/>
-          <w:sz w:val="19"/>
-        </w:rPr>
-        <w:t xml:space="preserve">                    fontWeight: FontWeight.bold,</w:t>
-      </w:r>
-    </w:p>
-    <w:p>
-      <w:pPr>
-        <w:spacing w:line="190" w:lineRule="exact" w:after="0"/>
-        <w:jc w:val="left"/>
-      </w:pPr>
-      <w:r>
-        <w:rPr>
-          <w:rFonts w:ascii="Cascadia Mono" w:hAnsi="Cascadia Mono" w:cs="Cascadia Mono"/>
-          <w:b w:val="0"/>
-          <w:sz w:val="19"/>
-        </w:rPr>
-        <w:t xml:space="preserve">                    color: isDone ? const Color(0xFFD4FF00) : const Color(0xFF4FC3F7),</w:t>
-      </w:r>
-    </w:p>
-    <w:p>
-      <w:pPr>
-        <w:spacing w:line="190" w:lineRule="exact" w:after="0"/>
-        <w:jc w:val="left"/>
-      </w:pPr>
-      <w:r>
-        <w:rPr>
-          <w:rFonts w:ascii="Cascadia Mono" w:hAnsi="Cascadia Mono" w:cs="Cascadia Mono"/>
-          <w:b w:val="0"/>
-          <w:sz w:val="19"/>
-        </w:rPr>
-        <w:t xml:space="preserve">                  ),</w:t>
-      </w:r>
-    </w:p>
-    <w:p>
-      <w:pPr>
-        <w:spacing w:line="190" w:lineRule="exact" w:after="0"/>
-        <w:jc w:val="left"/>
-      </w:pPr>
-      <w:r>
-        <w:rPr>
-          <w:rFonts w:ascii="Cascadia Mono" w:hAnsi="Cascadia Mono" w:cs="Cascadia Mono"/>
-          <w:b w:val="0"/>
-          <w:sz w:val="19"/>
-        </w:rPr>
-        <w:t xml:space="preserve">                ),</w:t>
-      </w:r>
-    </w:p>
-    <w:p>
-      <w:pPr>
-        <w:spacing w:line="190" w:lineRule="exact" w:after="0"/>
-        <w:jc w:val="left"/>
-      </w:pPr>
-      <w:r>
-        <w:rPr>
-          <w:rFonts w:ascii="Cascadia Mono" w:hAnsi="Cascadia Mono" w:cs="Cascadia Mono"/>
-          <w:b w:val="0"/>
-          <w:sz w:val="19"/>
-        </w:rPr>
-        <w:t xml:space="preserve">              ),</w:t>
-      </w:r>
-    </w:p>
-    <w:p>
-      <w:pPr>
-        <w:spacing w:line="190" w:lineRule="exact" w:after="0"/>
-        <w:jc w:val="left"/>
-      </w:pPr>
-      <w:r>
-        <w:rPr>
-          <w:rFonts w:ascii="Cascadia Mono" w:hAnsi="Cascadia Mono" w:cs="Cascadia Mono"/>
-          <w:b w:val="0"/>
-          <w:sz w:val="19"/>
-        </w:rPr>
-        <w:t xml:space="preserve">              const SizedBox(width: 8),</w:t>
-      </w:r>
-    </w:p>
-    <w:p>
-      <w:pPr>
-        <w:spacing w:line="190" w:lineRule="exact" w:after="0"/>
-        <w:jc w:val="left"/>
-      </w:pPr>
-      <w:r>
-        <w:rPr>
-          <w:rFonts w:ascii="Cascadia Mono" w:hAnsi="Cascadia Mono" w:cs="Cascadia Mono"/>
-          <w:b w:val="0"/>
-          <w:sz w:val="19"/>
-        </w:rPr>
-        <w:t xml:space="preserve">              Text(</w:t>
-      </w:r>
-    </w:p>
-    <w:p>
-      <w:pPr>
-        <w:spacing w:line="190" w:lineRule="exact" w:after="0"/>
-        <w:jc w:val="left"/>
-      </w:pPr>
-      <w:r>
-        <w:rPr>
-          <w:rFonts w:ascii="Cascadia Mono" w:hAnsi="Cascadia Mono" w:cs="Cascadia Mono"/>
-          <w:b w:val="0"/>
-          <w:sz w:val="19"/>
-        </w:rPr>
-        <w:t xml:space="preserve">                'ID: #${task.id}',</w:t>
-      </w:r>
-    </w:p>
-    <w:p>
-      <w:pPr>
-        <w:spacing w:line="190" w:lineRule="exact" w:after="0"/>
-        <w:jc w:val="left"/>
-      </w:pPr>
-      <w:r>
-        <w:rPr>
-          <w:rFonts w:ascii="Cascadia Mono" w:hAnsi="Cascadia Mono" w:cs="Cascadia Mono"/>
-          <w:b w:val="0"/>
-          <w:sz w:val="19"/>
-        </w:rPr>
-        <w:t xml:space="preserve">                style: const TextStyle(</w:t>
-      </w:r>
-    </w:p>
-    <w:p>
-      <w:pPr>
-        <w:spacing w:line="190" w:lineRule="exact" w:after="0"/>
-        <w:jc w:val="left"/>
-      </w:pPr>
-      <w:r>
-        <w:rPr>
-          <w:rFonts w:ascii="Cascadia Mono" w:hAnsi="Cascadia Mono" w:cs="Cascadia Mono"/>
-          <w:b w:val="0"/>
-          <w:sz w:val="19"/>
-        </w:rPr>
-        <w:t xml:space="preserve">                  fontSize: 11,</w:t>
-      </w:r>
-    </w:p>
-    <w:p>
-      <w:pPr>
-        <w:spacing w:line="190" w:lineRule="exact" w:after="0"/>
-        <w:jc w:val="left"/>
-      </w:pPr>
-      <w:r>
-        <w:rPr>
-          <w:rFonts w:ascii="Cascadia Mono" w:hAnsi="Cascadia Mono" w:cs="Cascadia Mono"/>
-          <w:b w:val="0"/>
-          <w:sz w:val="19"/>
-        </w:rPr>
-        <w:t xml:space="preserve">                  color: Color(0xFF555F70),</w:t>
-      </w:r>
-    </w:p>
-    <w:p>
-      <w:pPr>
-        <w:spacing w:line="190" w:lineRule="exact" w:after="0"/>
-        <w:jc w:val="left"/>
-      </w:pPr>
-      <w:r>
-        <w:rPr>
-          <w:rFonts w:ascii="Cascadia Mono" w:hAnsi="Cascadia Mono" w:cs="Cascadia Mono"/>
-          <w:b w:val="0"/>
-          <w:sz w:val="19"/>
-        </w:rPr>
-        <w:t xml:space="preserve">                ),</w:t>
-      </w:r>
-    </w:p>
-    <w:p>
-      <w:pPr>
-        <w:spacing w:line="190" w:lineRule="exact" w:after="0"/>
-        <w:jc w:val="left"/>
-      </w:pPr>
-      <w:r>
-        <w:rPr>
-          <w:rFonts w:ascii="Cascadia Mono" w:hAnsi="Cascadia Mono" w:cs="Cascadia Mono"/>
-          <w:b w:val="0"/>
-          <w:sz w:val="19"/>
-        </w:rPr>
-        <w:t xml:space="preserve">              ),</w:t>
-      </w:r>
-    </w:p>
-    <w:p>
-      <w:pPr>
-        <w:spacing w:line="190" w:lineRule="exact" w:after="0"/>
-        <w:jc w:val="left"/>
-      </w:pPr>
-      <w:r>
-        <w:rPr>
-          <w:rFonts w:ascii="Cascadia Mono" w:hAnsi="Cascadia Mono" w:cs="Cascadia Mono"/>
-          <w:b w:val="0"/>
-          <w:sz w:val="19"/>
-        </w:rPr>
-        <w:t xml:space="preserve">            ],</w:t>
-      </w:r>
-    </w:p>
-    <w:p>
-      <w:pPr>
-        <w:spacing w:line="190" w:lineRule="exact" w:after="0"/>
-        <w:jc w:val="left"/>
-      </w:pPr>
-      <w:r>
-        <w:rPr>
-          <w:rFonts w:ascii="Cascadia Mono" w:hAnsi="Cascadia Mono" w:cs="Cascadia Mono"/>
-          <w:b w:val="0"/>
-          <w:sz w:val="19"/>
-        </w:rPr>
-        <w:t xml:space="preserve">          ),</w:t>
-      </w:r>
-    </w:p>
-    <w:p>
-      <w:pPr>
-        <w:spacing w:line="190" w:lineRule="exact" w:after="0"/>
-        <w:jc w:val="left"/>
-      </w:pPr>
-      <w:r>
-        <w:rPr>
-          <w:rFonts w:ascii="Cascadia Mono" w:hAnsi="Cascadia Mono" w:cs="Cascadia Mono"/>
-          <w:b w:val="0"/>
-          <w:sz w:val="19"/>
-        </w:rPr>
-        <w:t xml:space="preserve">          // 4. trailing: перемикач статусу та видалення</w:t>
-      </w:r>
-    </w:p>
-    <w:p>
-      <w:pPr>
-        <w:spacing w:line="190" w:lineRule="exact" w:after="0"/>
-        <w:jc w:val="left"/>
-      </w:pPr>
-      <w:r>
-        <w:rPr>
-          <w:rFonts w:ascii="Cascadia Mono" w:hAnsi="Cascadia Mono" w:cs="Cascadia Mono"/>
-          <w:b w:val="0"/>
-          <w:sz w:val="19"/>
-        </w:rPr>
-        <w:t xml:space="preserve">          trailing: Row(</w:t>
-      </w:r>
-    </w:p>
-    <w:p>
-      <w:pPr>
-        <w:spacing w:line="190" w:lineRule="exact" w:after="0"/>
-        <w:jc w:val="left"/>
-      </w:pPr>
-      <w:r>
-        <w:rPr>
-          <w:rFonts w:ascii="Cascadia Mono" w:hAnsi="Cascadia Mono" w:cs="Cascadia Mono"/>
-          <w:b w:val="0"/>
-          <w:sz w:val="19"/>
-        </w:rPr>
-        <w:t xml:space="preserve">            mainAxisSize: MainAxisSize.min,</w:t>
-      </w:r>
-    </w:p>
-    <w:p>
-      <w:pPr>
-        <w:spacing w:line="190" w:lineRule="exact" w:after="0"/>
-        <w:jc w:val="left"/>
-      </w:pPr>
-      <w:r>
-        <w:rPr>
-          <w:rFonts w:ascii="Cascadia Mono" w:hAnsi="Cascadia Mono" w:cs="Cascadia Mono"/>
-          <w:b w:val="0"/>
-          <w:sz w:val="19"/>
-        </w:rPr>
-        <w:t xml:space="preserve">            children: [</w:t>
-      </w:r>
-    </w:p>
-    <w:p>
-      <w:pPr>
-        <w:spacing w:line="190" w:lineRule="exact" w:after="0"/>
-        <w:jc w:val="left"/>
-      </w:pPr>
-      <w:r>
-        <w:rPr>
-          <w:rFonts w:ascii="Cascadia Mono" w:hAnsi="Cascadia Mono" w:cs="Cascadia Mono"/>
-          <w:b w:val="0"/>
-          <w:sz w:val="19"/>
-        </w:rPr>
-        <w:t xml:space="preserve">              // Кнопка перемикання статусу</w:t>
-      </w:r>
-    </w:p>
-    <w:p>
-      <w:pPr>
-        <w:spacing w:line="190" w:lineRule="exact" w:after="0"/>
-        <w:jc w:val="left"/>
-      </w:pPr>
-      <w:r>
-        <w:rPr>
-          <w:rFonts w:ascii="Cascadia Mono" w:hAnsi="Cascadia Mono" w:cs="Cascadia Mono"/>
-          <w:b w:val="0"/>
-          <w:sz w:val="19"/>
-        </w:rPr>
-        <w:t xml:space="preserve">              IconButton(</w:t>
-      </w:r>
-    </w:p>
-    <w:p>
-      <w:pPr>
-        <w:spacing w:line="190" w:lineRule="exact" w:after="0"/>
-        <w:jc w:val="left"/>
-      </w:pPr>
-      <w:r>
-        <w:rPr>
-          <w:rFonts w:ascii="Cascadia Mono" w:hAnsi="Cascadia Mono" w:cs="Cascadia Mono"/>
-          <w:b w:val="0"/>
-          <w:sz w:val="19"/>
-        </w:rPr>
-        <w:t xml:space="preserve">                tooltip: isDone ? 'Позначити як активне' : 'Позначити як виконане',</w:t>
-      </w:r>
-    </w:p>
-    <w:p>
-      <w:pPr>
-        <w:spacing w:line="190" w:lineRule="exact" w:after="0"/>
-        <w:jc w:val="left"/>
-      </w:pPr>
-      <w:r>
-        <w:rPr>
-          <w:rFonts w:ascii="Cascadia Mono" w:hAnsi="Cascadia Mono" w:cs="Cascadia Mono"/>
-          <w:b w:val="0"/>
-          <w:sz w:val="19"/>
-        </w:rPr>
-        <w:t xml:space="preserve">                icon: Icon(</w:t>
-      </w:r>
-    </w:p>
-    <w:p>
-      <w:pPr>
-        <w:spacing w:line="190" w:lineRule="exact" w:after="0"/>
-        <w:jc w:val="left"/>
-      </w:pPr>
-      <w:r>
-        <w:rPr>
-          <w:rFonts w:ascii="Cascadia Mono" w:hAnsi="Cascadia Mono" w:cs="Cascadia Mono"/>
-          <w:b w:val="0"/>
-          <w:sz w:val="19"/>
-        </w:rPr>
-        <w:t xml:space="preserve">                  isDone ? Icons.check_circle : Icons.radio_button_unchecked,</w:t>
-      </w:r>
-    </w:p>
-    <w:p>
-      <w:pPr>
-        <w:spacing w:line="190" w:lineRule="exact" w:after="0"/>
-        <w:jc w:val="left"/>
-      </w:pPr>
-      <w:r>
-        <w:rPr>
-          <w:rFonts w:ascii="Cascadia Mono" w:hAnsi="Cascadia Mono" w:cs="Cascadia Mono"/>
-          <w:b w:val="0"/>
-          <w:sz w:val="19"/>
-        </w:rPr>
-        <w:t xml:space="preserve">                  color: isDone ? const Color(0xFFD4FF00) : const Color(0xFF8B949E),</w:t>
-      </w:r>
-    </w:p>
-    <w:p>
-      <w:pPr>
-        <w:spacing w:line="190" w:lineRule="exact" w:after="0"/>
-        <w:jc w:val="left"/>
-      </w:pPr>
-      <w:r>
-        <w:rPr>
-          <w:rFonts w:ascii="Cascadia Mono" w:hAnsi="Cascadia Mono" w:cs="Cascadia Mono"/>
-          <w:b w:val="0"/>
-          <w:sz w:val="19"/>
-        </w:rPr>
-        <w:t xml:space="preserve">                  size: 22,</w:t>
-      </w:r>
-    </w:p>
-    <w:p>
-      <w:pPr>
-        <w:spacing w:line="190" w:lineRule="exact" w:after="0"/>
-        <w:jc w:val="left"/>
-      </w:pPr>
-      <w:r>
-        <w:rPr>
-          <w:rFonts w:ascii="Cascadia Mono" w:hAnsi="Cascadia Mono" w:cs="Cascadia Mono"/>
-          <w:b w:val="0"/>
-          <w:sz w:val="19"/>
-        </w:rPr>
-        <w:t xml:space="preserve">                ),</w:t>
-      </w:r>
-    </w:p>
-    <w:p>
-      <w:pPr>
-        <w:spacing w:line="190" w:lineRule="exact" w:after="0"/>
-        <w:jc w:val="left"/>
-      </w:pPr>
-      <w:r>
-        <w:rPr>
-          <w:rFonts w:ascii="Cascadia Mono" w:hAnsi="Cascadia Mono" w:cs="Cascadia Mono"/>
-          <w:b w:val="0"/>
-          <w:sz w:val="19"/>
-        </w:rPr>
-        <w:t xml:space="preserve">                onPressed: onToggleStatus,</w:t>
-      </w:r>
-    </w:p>
-    <w:p>
-      <w:pPr>
-        <w:spacing w:line="190" w:lineRule="exact" w:after="0"/>
-        <w:jc w:val="left"/>
-      </w:pPr>
-      <w:r>
-        <w:rPr>
-          <w:rFonts w:ascii="Cascadia Mono" w:hAnsi="Cascadia Mono" w:cs="Cascadia Mono"/>
-          <w:b w:val="0"/>
-          <w:sz w:val="19"/>
-        </w:rPr>
-        <w:t xml:space="preserve">              ),</w:t>
-      </w:r>
-    </w:p>
-    <w:p>
-      <w:pPr>
-        <w:spacing w:line="190" w:lineRule="exact" w:after="0"/>
-        <w:jc w:val="left"/>
-      </w:pPr>
-      <w:r>
-        <w:rPr>
-          <w:rFonts w:ascii="Cascadia Mono" w:hAnsi="Cascadia Mono" w:cs="Cascadia Mono"/>
-          <w:b w:val="0"/>
-          <w:sz w:val="19"/>
-        </w:rPr>
-        <w:t xml:space="preserve">              // Кнопка видалення</w:t>
-      </w:r>
-    </w:p>
-    <w:p>
-      <w:pPr>
-        <w:spacing w:line="190" w:lineRule="exact" w:after="0"/>
-        <w:jc w:val="left"/>
-      </w:pPr>
-      <w:r>
-        <w:rPr>
-          <w:rFonts w:ascii="Cascadia Mono" w:hAnsi="Cascadia Mono" w:cs="Cascadia Mono"/>
-          <w:b w:val="0"/>
-          <w:sz w:val="19"/>
-        </w:rPr>
-        <w:t xml:space="preserve">              IconButton(</w:t>
-      </w:r>
-    </w:p>
-    <w:p>
-      <w:pPr>
-        <w:spacing w:line="190" w:lineRule="exact" w:after="0"/>
-        <w:jc w:val="left"/>
-      </w:pPr>
-      <w:r>
-        <w:rPr>
-          <w:rFonts w:ascii="Cascadia Mono" w:hAnsi="Cascadia Mono" w:cs="Cascadia Mono"/>
-          <w:b w:val="0"/>
-          <w:sz w:val="19"/>
-        </w:rPr>
-        <w:t xml:space="preserve">                tooltip: 'Видалити завдання',</w:t>
-      </w:r>
-    </w:p>
-    <w:p>
-      <w:pPr>
-        <w:spacing w:line="190" w:lineRule="exact" w:after="0"/>
-        <w:jc w:val="left"/>
-      </w:pPr>
-      <w:r>
-        <w:rPr>
-          <w:rFonts w:ascii="Cascadia Mono" w:hAnsi="Cascadia Mono" w:cs="Cascadia Mono"/>
-          <w:b w:val="0"/>
-          <w:sz w:val="19"/>
-        </w:rPr>
-        <w:t xml:space="preserve">                icon: const Icon(</w:t>
-      </w:r>
-    </w:p>
-    <w:p>
-      <w:pPr>
-        <w:spacing w:line="190" w:lineRule="exact" w:after="0"/>
-        <w:jc w:val="left"/>
-      </w:pPr>
-      <w:r>
-        <w:rPr>
-          <w:rFonts w:ascii="Cascadia Mono" w:hAnsi="Cascadia Mono" w:cs="Cascadia Mono"/>
-          <w:b w:val="0"/>
-          <w:sz w:val="19"/>
-        </w:rPr>
-        <w:t xml:space="preserve">                  Icons.delete_outline,</w:t>
-      </w:r>
-    </w:p>
-    <w:p>
-      <w:pPr>
-        <w:spacing w:line="190" w:lineRule="exact" w:after="0"/>
-        <w:jc w:val="left"/>
-      </w:pPr>
-      <w:r>
-        <w:rPr>
-          <w:rFonts w:ascii="Cascadia Mono" w:hAnsi="Cascadia Mono" w:cs="Cascadia Mono"/>
-          <w:b w:val="0"/>
-          <w:sz w:val="19"/>
-        </w:rPr>
-        <w:t xml:space="preserve">                  color: Color(0xFFEF5350),</w:t>
-      </w:r>
-    </w:p>
-    <w:p>
-      <w:pPr>
-        <w:spacing w:line="190" w:lineRule="exact" w:after="0"/>
-        <w:jc w:val="left"/>
-      </w:pPr>
-      <w:r>
-        <w:rPr>
-          <w:rFonts w:ascii="Cascadia Mono" w:hAnsi="Cascadia Mono" w:cs="Cascadia Mono"/>
-          <w:b w:val="0"/>
-          <w:sz w:val="19"/>
-        </w:rPr>
-        <w:t xml:space="preserve">                  size: 22,</w:t>
-      </w:r>
-    </w:p>
-    <w:p>
-      <w:pPr>
-        <w:spacing w:line="190" w:lineRule="exact" w:after="0"/>
-        <w:jc w:val="left"/>
-      </w:pPr>
-      <w:r>
-        <w:rPr>
-          <w:rFonts w:ascii="Cascadia Mono" w:hAnsi="Cascadia Mono" w:cs="Cascadia Mono"/>
-          <w:b w:val="0"/>
-          <w:sz w:val="19"/>
-        </w:rPr>
-        <w:t xml:space="preserve">                ),</w:t>
-      </w:r>
-    </w:p>
-    <w:p>
-      <w:pPr>
-        <w:spacing w:line="190" w:lineRule="exact" w:after="0"/>
-        <w:jc w:val="left"/>
-      </w:pPr>
-      <w:r>
-        <w:rPr>
-          <w:rFonts w:ascii="Cascadia Mono" w:hAnsi="Cascadia Mono" w:cs="Cascadia Mono"/>
-          <w:b w:val="0"/>
-          <w:sz w:val="19"/>
-        </w:rPr>
-        <w:t xml:space="preserve">                onPressed: onDelete,</w:t>
-      </w:r>
-    </w:p>
-    <w:p>
-      <w:pPr>
-        <w:spacing w:line="190" w:lineRule="exact" w:after="0"/>
-        <w:jc w:val="left"/>
-      </w:pPr>
-      <w:r>
-        <w:rPr>
-          <w:rFonts w:ascii="Cascadia Mono" w:hAnsi="Cascadia Mono" w:cs="Cascadia Mono"/>
-          <w:b w:val="0"/>
-          <w:sz w:val="19"/>
-        </w:rPr>
-        <w:t xml:space="preserve">              ),</w:t>
-      </w:r>
-    </w:p>
-    <w:p>
-      <w:pPr>
-        <w:spacing w:line="190" w:lineRule="exact" w:after="0"/>
-        <w:jc w:val="left"/>
-      </w:pPr>
-      <w:r>
-        <w:rPr>
-          <w:rFonts w:ascii="Cascadia Mono" w:hAnsi="Cascadia Mono" w:cs="Cascadia Mono"/>
-          <w:b w:val="0"/>
-          <w:sz w:val="19"/>
-        </w:rPr>
-        <w:t xml:space="preserve">            ],</w:t>
-      </w:r>
-    </w:p>
-    <w:p>
-      <w:pPr>
-        <w:spacing w:line="190" w:lineRule="exact" w:after="0"/>
-        <w:jc w:val="left"/>
-      </w:pPr>
-      <w:r>
-        <w:rPr>
-          <w:rFonts w:ascii="Cascadia Mono" w:hAnsi="Cascadia Mono" w:cs="Cascadia Mono"/>
-          <w:b w:val="0"/>
-          <w:sz w:val="19"/>
-        </w:rPr>
-        <w:t xml:space="preserve">          ),</w:t>
-      </w:r>
-    </w:p>
-    <w:p>
-      <w:pPr>
-        <w:spacing w:line="190" w:lineRule="exact" w:after="0"/>
-        <w:jc w:val="left"/>
-      </w:pPr>
-      <w:r>
-        <w:rPr>
-          <w:rFonts w:ascii="Cascadia Mono" w:hAnsi="Cascadia Mono" w:cs="Cascadia Mono"/>
-          <w:b w:val="0"/>
-          <w:sz w:val="19"/>
-        </w:rPr>
-        <w:t xml:space="preserve">          // Зміна статусу при довгому натисканні згідно з п. 7 ТЗ</w:t>
-      </w:r>
-    </w:p>
-    <w:p>
-      <w:pPr>
-        <w:spacing w:line="190" w:lineRule="exact" w:after="0"/>
-        <w:jc w:val="left"/>
-      </w:pPr>
-      <w:r>
-        <w:rPr>
-          <w:rFonts w:ascii="Cascadia Mono" w:hAnsi="Cascadia Mono" w:cs="Cascadia Mono"/>
-          <w:b w:val="0"/>
-          <w:sz w:val="19"/>
-        </w:rPr>
-        <w:t xml:space="preserve">          onLongPress: onToggleStatus,</w:t>
-      </w:r>
-    </w:p>
-    <w:p>
-      <w:pPr>
-        <w:spacing w:line="190" w:lineRule="exact" w:after="0"/>
-        <w:jc w:val="left"/>
-      </w:pPr>
-      <w:r>
-        <w:rPr>
-          <w:rFonts w:ascii="Cascadia Mono" w:hAnsi="Cascadia Mono" w:cs="Cascadia Mono"/>
-          <w:b w:val="0"/>
-          <w:sz w:val="19"/>
-        </w:rPr>
-        <w:t xml:space="preserve">          // Перемикання статусу при звичайному кліку по всьому рядку</w:t>
-      </w:r>
-    </w:p>
-    <w:p>
-      <w:pPr>
-        <w:spacing w:line="190" w:lineRule="exact" w:after="0"/>
-        <w:jc w:val="left"/>
-      </w:pPr>
-      <w:r>
-        <w:rPr>
-          <w:rFonts w:ascii="Cascadia Mono" w:hAnsi="Cascadia Mono" w:cs="Cascadia Mono"/>
-          <w:b w:val="0"/>
-          <w:sz w:val="19"/>
-        </w:rPr>
-        <w:t xml:space="preserve">          onTap: onToggleStatus,</w:t>
-      </w:r>
-    </w:p>
-    <w:p>
-      <w:pPr>
-        <w:spacing w:line="190" w:lineRule="exact" w:after="0"/>
-        <w:jc w:val="left"/>
-      </w:pPr>
-      <w:r>
-        <w:rPr>
-          <w:rFonts w:ascii="Cascadia Mono" w:hAnsi="Cascadia Mono" w:cs="Cascadia Mono"/>
-          <w:b w:val="0"/>
-          <w:sz w:val="19"/>
-        </w:rPr>
-        <w:t xml:space="preserve">        ),</w:t>
-      </w:r>
-    </w:p>
-    <w:p>
-      <w:pPr>
-        <w:spacing w:line="190" w:lineRule="exact" w:after="0"/>
-        <w:jc w:val="left"/>
-      </w:pPr>
-      <w:r>
-        <w:rPr>
-          <w:rFonts w:ascii="Cascadia Mono" w:hAnsi="Cascadia Mono" w:cs="Cascadia Mono"/>
-          <w:b w:val="0"/>
-          <w:sz w:val="19"/>
-        </w:rPr>
-        <w:t xml:space="preserve">      ),</w:t>
-      </w:r>
-    </w:p>
-    <w:p>
-      <w:pPr>
-        <w:spacing w:line="190" w:lineRule="exact" w:after="0"/>
-        <w:jc w:val="left"/>
-      </w:pPr>
-      <w:r>
-        <w:rPr>
-          <w:rFonts w:ascii="Cascadia Mono" w:hAnsi="Cascadia Mono" w:cs="Cascadia Mono"/>
-          <w:b w:val="0"/>
-          <w:sz w:val="19"/>
-        </w:rPr>
-        <w:t xml:space="preserve">    );</w:t>
-      </w:r>
-    </w:p>
-    <w:p>
-      <w:pPr>
-        <w:spacing w:line="190" w:lineRule="exact" w:after="0"/>
-        <w:jc w:val="left"/>
-      </w:pPr>
-      <w:r>
-        <w:rPr>
-          <w:rFonts w:ascii="Cascadia Mono" w:hAnsi="Cascadia Mono" w:cs="Cascadia Mono"/>
-          <w:b w:val="0"/>
-          <w:sz w:val="19"/>
-        </w:rPr>
-        <w:t xml:space="preserve">  }</w:t>
-      </w:r>
-    </w:p>
-    <w:p>
-      <w:pPr>
-        <w:spacing w:line="190" w:lineRule="exact" w:after="0"/>
-        <w:jc w:val="left"/>
-      </w:pPr>
-      <w:r>
-        <w:rPr>
-          <w:rFonts w:ascii="Cascadia Mono" w:hAnsi="Cascadia Mono" w:cs="Cascadia Mono"/>
-          <w:b w:val="0"/>
-          <w:sz w:val="19"/>
-        </w:rPr>
-        <w:t>}</w:t>
-      </w:r>
-    </w:p>
-    <w:p>
-      <w:pPr>
-        <w:spacing w:line="190" w:lineRule="exact" w:after="0"/>
-        <w:jc w:val="left"/>
-      </w:pPr>
     </w:p>
     <w:p>
       <w:pPr>

--- a/Lab_6/ПМД_КН-2327Б_Багрій-Белз_ЛР-6.docx
+++ b/Lab_6/ПМД_КН-2327Б_Багрій-Белз_ЛР-6.docx
@@ -1268,6 +1268,34 @@
     </w:p>
     <w:p>
       <w:pPr>
+        <w:spacing w:line="276" w:lineRule="auto" w:after="0"/>
+        <w:jc w:val="both"/>
+      </w:pPr>
+      <w:r>
+        <w:rPr>
+          <w:rFonts w:ascii="Times New Roman" w:hAnsi="Times New Roman" w:cs="Times New Roman"/>
+          <w:b w:val="0"/>
+          <w:sz w:val="28"/>
+        </w:rPr>
+        <w:t>Репозиторій з кодом лабораторних робіт: https://github.com/bahriibelzandrii/PMD</w:t>
+      </w:r>
+    </w:p>
+    <w:p>
+      <w:pPr>
+        <w:spacing w:line="276" w:lineRule="auto" w:after="0"/>
+        <w:jc w:val="both"/>
+      </w:pPr>
+      <w:r>
+        <w:rPr>
+          <w:rFonts w:ascii="Times New Roman" w:hAnsi="Times New Roman" w:cs="Times New Roman"/>
+          <w:b w:val="0"/>
+          <w:sz w:val="28"/>
+        </w:rPr>
+        <w:t>Код і матеріали цієї лабораторної роботи: https://github.com/bahriibelzandrii/PMD/tree/main/Lab_6</w:t>
+      </w:r>
+    </w:p>
+    <w:p>
+      <w:pPr>
         <w:spacing w:line="276" w:lineRule="auto"/>
         <w:jc w:val="both"/>
       </w:pPr>
